--- a/Vibes/Homework 2/Homework2Kasmiersky.docx
+++ b/Vibes/Homework 2/Homework2Kasmiersky.docx
@@ -436,13 +436,7 @@
                 <w:rPr>
                   <w:rFonts w:ascii="Cambria Math" w:eastAsiaTheme="minorEastAsia" w:hAnsi="Cambria Math"/>
                 </w:rPr>
-                <m:t>-3</m:t>
-              </m:r>
-              <m:r>
-                <w:rPr>
-                  <w:rFonts w:ascii="Cambria Math" w:eastAsiaTheme="minorEastAsia" w:hAnsi="Cambria Math"/>
-                </w:rPr>
-                <m:t>t+</m:t>
+                <m:t>-3t+</m:t>
               </m:r>
               <m:sSub>
                 <m:sSubPr>
@@ -458,13 +452,7 @@
                     <w:rPr>
                       <w:rFonts w:ascii="Cambria Math" w:eastAsiaTheme="minorEastAsia" w:hAnsi="Cambria Math"/>
                     </w:rPr>
-                    <m:t>-3</m:t>
-                  </m:r>
-                  <m:r>
-                    <w:rPr>
-                      <w:rFonts w:ascii="Cambria Math" w:eastAsiaTheme="minorEastAsia" w:hAnsi="Cambria Math"/>
-                    </w:rPr>
-                    <m:t>C</m:t>
+                    <m:t>-3C</m:t>
                   </m:r>
                 </m:e>
                 <m:sub>
@@ -565,13 +553,7 @@
                 <w:rPr>
                   <w:rFonts w:ascii="Cambria Math" w:eastAsiaTheme="minorEastAsia" w:hAnsi="Cambria Math"/>
                 </w:rPr>
-                <m:t>-3</m:t>
-              </m:r>
-              <m:r>
-                <w:rPr>
-                  <w:rFonts w:ascii="Cambria Math" w:eastAsiaTheme="minorEastAsia" w:hAnsi="Cambria Math"/>
-                </w:rPr>
-                <m:t>t</m:t>
+                <m:t>-3t</m:t>
               </m:r>
             </m:sup>
           </m:sSup>
@@ -1314,11 +1296,19 @@
           <w:rFonts w:ascii="Cambria Math" w:eastAsiaTheme="minorEastAsia" w:hAnsi="Cambria Math"/>
         </w:rPr>
       </w:pPr>
+      <w:proofErr w:type="gramStart"/>
       <w:r>
         <w:rPr>
           <w:rFonts w:ascii="Cambria Math" w:eastAsiaTheme="minorEastAsia" w:hAnsi="Cambria Math"/>
         </w:rPr>
-        <w:t xml:space="preserve">Check : </w:t>
+        <w:t>Check :</w:t>
+      </w:r>
+      <w:proofErr w:type="gramEnd"/>
+      <w:r>
+        <w:rPr>
+          <w:rFonts w:ascii="Cambria Math" w:eastAsiaTheme="minorEastAsia" w:hAnsi="Cambria Math"/>
+        </w:rPr>
+        <w:t xml:space="preserve"> </w:t>
       </w:r>
       <m:oMath>
         <m:sSub>
@@ -1377,13 +1367,7 @@
           <w:rPr>
             <w:rFonts w:ascii="Cambria Math" w:eastAsiaTheme="minorEastAsia" w:hAnsi="Cambria Math"/>
           </w:rPr>
-          <m:t>=</m:t>
-        </m:r>
-        <m:r>
-          <w:rPr>
-            <w:rFonts w:ascii="Cambria Math" w:eastAsiaTheme="minorEastAsia" w:hAnsi="Cambria Math"/>
-          </w:rPr>
-          <m:t>-3</m:t>
+          <m:t>=-3</m:t>
         </m:r>
         <m:d>
           <m:dPr>
@@ -1537,13 +1521,7 @@
           <w:rPr>
             <w:rFonts w:ascii="Cambria Math" w:eastAsiaTheme="minorEastAsia" w:hAnsi="Cambria Math"/>
           </w:rPr>
-          <m:t>-1</m:t>
-        </m:r>
-        <m:r>
-          <w:rPr>
-            <w:rFonts w:ascii="Cambria Math" w:eastAsiaTheme="minorEastAsia" w:hAnsi="Cambria Math"/>
-          </w:rPr>
-          <m:t>+1=</m:t>
+          <m:t>-1+1=</m:t>
         </m:r>
         <m:sSup>
           <m:sSupPr>
@@ -1617,7 +1595,35 @@
         <w:rPr>
           <w:rFonts w:ascii="Cambria Math" w:eastAsiaTheme="minorEastAsia" w:hAnsi="Cambria Math"/>
         </w:rPr>
-        <w:t>At infinity, the spring comes to rest at x=1/3, which mean’s its k value is 3. It should decrease slower than a’s ODE at a given starting position.</w:t>
+        <w:t xml:space="preserve">At infinity, the spring comes to rest at x=1/3, which </w:t>
+      </w:r>
+      <w:proofErr w:type="gramStart"/>
+      <w:r>
+        <w:rPr>
+          <w:rFonts w:ascii="Cambria Math" w:eastAsiaTheme="minorEastAsia" w:hAnsi="Cambria Math"/>
+        </w:rPr>
+        <w:t>mean’s</w:t>
+      </w:r>
+      <w:proofErr w:type="gramEnd"/>
+      <w:r>
+        <w:rPr>
+          <w:rFonts w:ascii="Cambria Math" w:eastAsiaTheme="minorEastAsia" w:hAnsi="Cambria Math"/>
+        </w:rPr>
+        <w:t xml:space="preserve"> its k value is 3. It should decrease slower than </w:t>
+      </w:r>
+      <w:proofErr w:type="gramStart"/>
+      <w:r>
+        <w:rPr>
+          <w:rFonts w:ascii="Cambria Math" w:eastAsiaTheme="minorEastAsia" w:hAnsi="Cambria Math"/>
+        </w:rPr>
+        <w:t>a’s</w:t>
+      </w:r>
+      <w:proofErr w:type="gramEnd"/>
+      <w:r>
+        <w:rPr>
+          <w:rFonts w:ascii="Cambria Math" w:eastAsiaTheme="minorEastAsia" w:hAnsi="Cambria Math"/>
+        </w:rPr>
+        <w:t xml:space="preserve"> ODE at a given starting position.</w:t>
       </w:r>
     </w:p>
     <w:p>
@@ -1840,37 +1846,78 @@
       </w:pPr>
       <m:oMathPara>
         <m:oMath>
-          <m:f>
-            <m:fPr>
-              <m:ctrlPr>
-                <w:rPr>
-                  <w:rFonts w:ascii="Cambria Math" w:eastAsiaTheme="minorEastAsia" w:hAnsi="Cambria Math"/>
-                  <w:i/>
-                </w:rPr>
-              </m:ctrlPr>
-            </m:fPr>
-            <m:num>
-              <m:r>
-                <w:rPr>
-                  <w:rFonts w:ascii="Cambria Math" w:eastAsiaTheme="minorEastAsia" w:hAnsi="Cambria Math"/>
-                </w:rPr>
-                <m:t>dx</m:t>
-              </m:r>
-            </m:num>
-            <m:den>
-              <m:r>
-                <w:rPr>
-                  <w:rFonts w:ascii="Cambria Math" w:eastAsiaTheme="minorEastAsia" w:hAnsi="Cambria Math"/>
-                </w:rPr>
-                <m:t>dt</m:t>
-              </m:r>
-            </m:den>
-          </m:f>
-          <m:r>
-            <w:rPr>
-              <w:rFonts w:ascii="Cambria Math" w:eastAsiaTheme="minorEastAsia" w:hAnsi="Cambria Math"/>
-            </w:rPr>
-            <m:t>=-3x+</m:t>
+          <m:acc>
+            <m:accPr>
+              <m:chr m:val="̇"/>
+              <m:ctrlPr>
+                <w:rPr>
+                  <w:rFonts w:ascii="Cambria Math" w:eastAsiaTheme="minorEastAsia" w:hAnsi="Cambria Math"/>
+                  <w:i/>
+                </w:rPr>
+              </m:ctrlPr>
+            </m:accPr>
+            <m:e>
+              <m:r>
+                <w:rPr>
+                  <w:rFonts w:ascii="Cambria Math" w:eastAsiaTheme="minorEastAsia" w:hAnsi="Cambria Math"/>
+                </w:rPr>
+                <m:t>x</m:t>
+              </m:r>
+            </m:e>
+          </m:acc>
+          <m:d>
+            <m:dPr>
+              <m:ctrlPr>
+                <w:rPr>
+                  <w:rFonts w:ascii="Cambria Math" w:eastAsiaTheme="minorEastAsia" w:hAnsi="Cambria Math"/>
+                  <w:i/>
+                </w:rPr>
+              </m:ctrlPr>
+            </m:dPr>
+            <m:e>
+              <m:r>
+                <w:rPr>
+                  <w:rFonts w:ascii="Cambria Math" w:eastAsiaTheme="minorEastAsia" w:hAnsi="Cambria Math"/>
+                </w:rPr>
+                <m:t>t</m:t>
+              </m:r>
+            </m:e>
+          </m:d>
+          <m:r>
+            <w:rPr>
+              <w:rFonts w:ascii="Cambria Math" w:eastAsiaTheme="minorEastAsia" w:hAnsi="Cambria Math"/>
+            </w:rPr>
+            <m:t>+</m:t>
+          </m:r>
+          <m:r>
+            <w:rPr>
+              <w:rFonts w:ascii="Cambria Math" w:eastAsiaTheme="minorEastAsia" w:hAnsi="Cambria Math"/>
+            </w:rPr>
+            <m:t>3x</m:t>
+          </m:r>
+          <m:d>
+            <m:dPr>
+              <m:ctrlPr>
+                <w:rPr>
+                  <w:rFonts w:ascii="Cambria Math" w:eastAsiaTheme="minorEastAsia" w:hAnsi="Cambria Math"/>
+                  <w:i/>
+                </w:rPr>
+              </m:ctrlPr>
+            </m:dPr>
+            <m:e>
+              <m:r>
+                <w:rPr>
+                  <w:rFonts w:ascii="Cambria Math" w:eastAsiaTheme="minorEastAsia" w:hAnsi="Cambria Math"/>
+                </w:rPr>
+                <m:t>t</m:t>
+              </m:r>
+            </m:e>
+          </m:d>
+          <m:r>
+            <w:rPr>
+              <w:rFonts w:ascii="Cambria Math" w:eastAsiaTheme="minorEastAsia" w:hAnsi="Cambria Math"/>
+            </w:rPr>
+            <m:t>=</m:t>
           </m:r>
           <m:r>
             <m:rPr>
@@ -1887,6 +1934,7423 @@
             </w:rPr>
             <m:t>(t)</m:t>
           </m:r>
+        </m:oMath>
+      </m:oMathPara>
+    </w:p>
+    <w:p>
+      <w:pPr>
+        <w:pStyle w:val="ListParagraph"/>
+        <w:ind w:left="1080"/>
+        <w:rPr>
+          <w:rFonts w:ascii="Cambria Math" w:eastAsiaTheme="minorEastAsia" w:hAnsi="Cambria Math"/>
+        </w:rPr>
+      </w:pPr>
+      <w:r>
+        <w:rPr>
+          <w:rFonts w:ascii="Cambria Math" w:eastAsiaTheme="minorEastAsia" w:hAnsi="Cambria Math"/>
+        </w:rPr>
+        <w:t>Undetermined coefficients</w:t>
+      </w:r>
+    </w:p>
+    <w:p>
+      <w:pPr>
+        <w:pStyle w:val="ListParagraph"/>
+        <w:ind w:left="1080"/>
+        <w:rPr>
+          <w:rFonts w:ascii="Cambria Math" w:eastAsiaTheme="minorEastAsia" w:hAnsi="Cambria Math"/>
+        </w:rPr>
+      </w:pPr>
+      <m:oMathPara>
+        <m:oMath>
+          <m:sSub>
+            <m:sSubPr>
+              <m:ctrlPr>
+                <w:rPr>
+                  <w:rFonts w:ascii="Cambria Math" w:eastAsiaTheme="minorEastAsia" w:hAnsi="Cambria Math"/>
+                  <w:i/>
+                </w:rPr>
+              </m:ctrlPr>
+            </m:sSubPr>
+            <m:e>
+              <m:r>
+                <w:rPr>
+                  <w:rFonts w:ascii="Cambria Math" w:eastAsiaTheme="minorEastAsia" w:hAnsi="Cambria Math"/>
+                </w:rPr>
+                <m:t>x</m:t>
+              </m:r>
+            </m:e>
+            <m:sub>
+              <m:r>
+                <w:rPr>
+                  <w:rFonts w:ascii="Cambria Math" w:eastAsiaTheme="minorEastAsia" w:hAnsi="Cambria Math"/>
+                </w:rPr>
+                <m:t>p</m:t>
+              </m:r>
+            </m:sub>
+          </m:sSub>
+          <m:r>
+            <w:rPr>
+              <w:rFonts w:ascii="Cambria Math" w:eastAsiaTheme="minorEastAsia" w:hAnsi="Cambria Math"/>
+            </w:rPr>
+            <m:t>=Asin</m:t>
+          </m:r>
+          <m:d>
+            <m:dPr>
+              <m:ctrlPr>
+                <w:rPr>
+                  <w:rFonts w:ascii="Cambria Math" w:eastAsiaTheme="minorEastAsia" w:hAnsi="Cambria Math"/>
+                  <w:i/>
+                </w:rPr>
+              </m:ctrlPr>
+            </m:dPr>
+            <m:e>
+              <m:r>
+                <w:rPr>
+                  <w:rFonts w:ascii="Cambria Math" w:eastAsiaTheme="minorEastAsia" w:hAnsi="Cambria Math"/>
+                </w:rPr>
+                <m:t>t</m:t>
+              </m:r>
+            </m:e>
+          </m:d>
+          <m:r>
+            <w:rPr>
+              <w:rFonts w:ascii="Cambria Math" w:eastAsiaTheme="minorEastAsia" w:hAnsi="Cambria Math"/>
+            </w:rPr>
+            <m:t>+Bcos</m:t>
+          </m:r>
+          <m:d>
+            <m:dPr>
+              <m:ctrlPr>
+                <w:rPr>
+                  <w:rFonts w:ascii="Cambria Math" w:eastAsiaTheme="minorEastAsia" w:hAnsi="Cambria Math"/>
+                  <w:i/>
+                </w:rPr>
+              </m:ctrlPr>
+            </m:dPr>
+            <m:e>
+              <m:r>
+                <w:rPr>
+                  <w:rFonts w:ascii="Cambria Math" w:eastAsiaTheme="minorEastAsia" w:hAnsi="Cambria Math"/>
+                </w:rPr>
+                <m:t>t</m:t>
+              </m:r>
+            </m:e>
+          </m:d>
+        </m:oMath>
+      </m:oMathPara>
+    </w:p>
+    <w:p>
+      <w:pPr>
+        <w:pStyle w:val="ListParagraph"/>
+        <w:ind w:left="1080"/>
+        <w:rPr>
+          <w:rFonts w:ascii="Cambria Math" w:eastAsiaTheme="minorEastAsia" w:hAnsi="Cambria Math"/>
+        </w:rPr>
+      </w:pPr>
+      <m:oMathPara>
+        <m:oMath>
+          <m:r>
+            <w:rPr>
+              <w:rFonts w:ascii="Cambria Math" w:eastAsiaTheme="minorEastAsia" w:hAnsi="Cambria Math"/>
+            </w:rPr>
+            <m:t>Acos</m:t>
+          </m:r>
+          <m:d>
+            <m:dPr>
+              <m:ctrlPr>
+                <w:rPr>
+                  <w:rFonts w:ascii="Cambria Math" w:eastAsiaTheme="minorEastAsia" w:hAnsi="Cambria Math"/>
+                  <w:i/>
+                </w:rPr>
+              </m:ctrlPr>
+            </m:dPr>
+            <m:e>
+              <m:r>
+                <w:rPr>
+                  <w:rFonts w:ascii="Cambria Math" w:eastAsiaTheme="minorEastAsia" w:hAnsi="Cambria Math"/>
+                </w:rPr>
+                <m:t>t</m:t>
+              </m:r>
+            </m:e>
+          </m:d>
+          <m:r>
+            <w:rPr>
+              <w:rFonts w:ascii="Cambria Math" w:eastAsiaTheme="minorEastAsia" w:hAnsi="Cambria Math"/>
+            </w:rPr>
+            <m:t>-Bsin</m:t>
+          </m:r>
+          <m:d>
+            <m:dPr>
+              <m:ctrlPr>
+                <w:rPr>
+                  <w:rFonts w:ascii="Cambria Math" w:eastAsiaTheme="minorEastAsia" w:hAnsi="Cambria Math"/>
+                  <w:i/>
+                </w:rPr>
+              </m:ctrlPr>
+            </m:dPr>
+            <m:e>
+              <m:r>
+                <w:rPr>
+                  <w:rFonts w:ascii="Cambria Math" w:eastAsiaTheme="minorEastAsia" w:hAnsi="Cambria Math"/>
+                </w:rPr>
+                <m:t>t</m:t>
+              </m:r>
+            </m:e>
+          </m:d>
+          <m:r>
+            <w:rPr>
+              <w:rFonts w:ascii="Cambria Math" w:eastAsiaTheme="minorEastAsia" w:hAnsi="Cambria Math"/>
+            </w:rPr>
+            <m:t>+3Asin</m:t>
+          </m:r>
+          <m:d>
+            <m:dPr>
+              <m:ctrlPr>
+                <w:rPr>
+                  <w:rFonts w:ascii="Cambria Math" w:eastAsiaTheme="minorEastAsia" w:hAnsi="Cambria Math"/>
+                  <w:i/>
+                </w:rPr>
+              </m:ctrlPr>
+            </m:dPr>
+            <m:e>
+              <m:r>
+                <w:rPr>
+                  <w:rFonts w:ascii="Cambria Math" w:eastAsiaTheme="minorEastAsia" w:hAnsi="Cambria Math"/>
+                </w:rPr>
+                <m:t>t</m:t>
+              </m:r>
+            </m:e>
+          </m:d>
+          <m:r>
+            <w:rPr>
+              <w:rFonts w:ascii="Cambria Math" w:eastAsiaTheme="minorEastAsia" w:hAnsi="Cambria Math"/>
+            </w:rPr>
+            <m:t>+3Bcos</m:t>
+          </m:r>
+          <m:d>
+            <m:dPr>
+              <m:ctrlPr>
+                <w:rPr>
+                  <w:rFonts w:ascii="Cambria Math" w:eastAsiaTheme="minorEastAsia" w:hAnsi="Cambria Math"/>
+                  <w:i/>
+                </w:rPr>
+              </m:ctrlPr>
+            </m:dPr>
+            <m:e>
+              <m:r>
+                <w:rPr>
+                  <w:rFonts w:ascii="Cambria Math" w:eastAsiaTheme="minorEastAsia" w:hAnsi="Cambria Math"/>
+                </w:rPr>
+                <m:t>t</m:t>
+              </m:r>
+            </m:e>
+          </m:d>
+          <m:r>
+            <w:rPr>
+              <w:rFonts w:ascii="Cambria Math" w:eastAsiaTheme="minorEastAsia" w:hAnsi="Cambria Math"/>
+            </w:rPr>
+            <m:t>=</m:t>
+          </m:r>
+          <m:func>
+            <m:funcPr>
+              <m:ctrlPr>
+                <w:rPr>
+                  <w:rFonts w:ascii="Cambria Math" w:eastAsiaTheme="minorEastAsia" w:hAnsi="Cambria Math"/>
+                  <w:i/>
+                </w:rPr>
+              </m:ctrlPr>
+            </m:funcPr>
+            <m:fName>
+              <m:r>
+                <m:rPr>
+                  <m:sty m:val="p"/>
+                </m:rPr>
+                <w:rPr>
+                  <w:rFonts w:ascii="Cambria Math" w:eastAsiaTheme="minorEastAsia" w:hAnsi="Cambria Math"/>
+                </w:rPr>
+                <m:t>sin</m:t>
+              </m:r>
+            </m:fName>
+            <m:e>
+              <m:d>
+                <m:dPr>
+                  <m:ctrlPr>
+                    <w:rPr>
+                      <w:rFonts w:ascii="Cambria Math" w:eastAsiaTheme="minorEastAsia" w:hAnsi="Cambria Math"/>
+                      <w:i/>
+                    </w:rPr>
+                  </m:ctrlPr>
+                </m:dPr>
+                <m:e>
+                  <m:r>
+                    <w:rPr>
+                      <w:rFonts w:ascii="Cambria Math" w:eastAsiaTheme="minorEastAsia" w:hAnsi="Cambria Math"/>
+                    </w:rPr>
+                    <m:t>t</m:t>
+                  </m:r>
+                </m:e>
+              </m:d>
+            </m:e>
+          </m:func>
+        </m:oMath>
+      </m:oMathPara>
+    </w:p>
+    <w:p>
+      <w:pPr>
+        <w:pStyle w:val="ListParagraph"/>
+        <w:ind w:left="1080"/>
+        <w:rPr>
+          <w:rFonts w:ascii="Cambria Math" w:eastAsiaTheme="minorEastAsia" w:hAnsi="Cambria Math"/>
+        </w:rPr>
+      </w:pPr>
+      <m:oMathPara>
+        <m:oMath>
+          <m:r>
+            <w:rPr>
+              <w:rFonts w:ascii="Cambria Math" w:eastAsiaTheme="minorEastAsia" w:hAnsi="Cambria Math"/>
+            </w:rPr>
+            <m:t>3A-B=1</m:t>
+          </m:r>
+        </m:oMath>
+      </m:oMathPara>
+    </w:p>
+    <w:p>
+      <w:pPr>
+        <w:pStyle w:val="ListParagraph"/>
+        <w:ind w:left="1080"/>
+        <w:rPr>
+          <w:rFonts w:ascii="Cambria Math" w:eastAsiaTheme="minorEastAsia" w:hAnsi="Cambria Math"/>
+        </w:rPr>
+      </w:pPr>
+      <m:oMathPara>
+        <m:oMath>
+          <m:r>
+            <w:rPr>
+              <w:rFonts w:ascii="Cambria Math" w:eastAsiaTheme="minorEastAsia" w:hAnsi="Cambria Math"/>
+            </w:rPr>
+            <m:t>A+3B=0</m:t>
+          </m:r>
+        </m:oMath>
+      </m:oMathPara>
+    </w:p>
+    <w:p>
+      <w:pPr>
+        <w:pStyle w:val="ListParagraph"/>
+        <w:ind w:left="1080"/>
+        <w:rPr>
+          <w:rFonts w:ascii="Cambria Math" w:eastAsiaTheme="minorEastAsia" w:hAnsi="Cambria Math"/>
+        </w:rPr>
+      </w:pPr>
+      <m:oMathPara>
+        <m:oMath>
+          <m:r>
+            <w:rPr>
+              <w:rFonts w:ascii="Cambria Math" w:eastAsiaTheme="minorEastAsia" w:hAnsi="Cambria Math"/>
+            </w:rPr>
+            <m:t>-9B-B=1, B= -</m:t>
+          </m:r>
+          <m:f>
+            <m:fPr>
+              <m:ctrlPr>
+                <w:rPr>
+                  <w:rFonts w:ascii="Cambria Math" w:eastAsiaTheme="minorEastAsia" w:hAnsi="Cambria Math"/>
+                  <w:i/>
+                </w:rPr>
+              </m:ctrlPr>
+            </m:fPr>
+            <m:num>
+              <m:r>
+                <w:rPr>
+                  <w:rFonts w:ascii="Cambria Math" w:eastAsiaTheme="minorEastAsia" w:hAnsi="Cambria Math"/>
+                </w:rPr>
+                <m:t>1</m:t>
+              </m:r>
+            </m:num>
+            <m:den>
+              <m:r>
+                <w:rPr>
+                  <w:rFonts w:ascii="Cambria Math" w:eastAsiaTheme="minorEastAsia" w:hAnsi="Cambria Math"/>
+                </w:rPr>
+                <m:t>10</m:t>
+              </m:r>
+            </m:den>
+          </m:f>
+        </m:oMath>
+      </m:oMathPara>
+    </w:p>
+    <w:p>
+      <w:pPr>
+        <w:pStyle w:val="ListParagraph"/>
+        <w:ind w:left="1080"/>
+        <w:rPr>
+          <w:rFonts w:ascii="Cambria Math" w:eastAsiaTheme="minorEastAsia" w:hAnsi="Cambria Math"/>
+        </w:rPr>
+      </w:pPr>
+      <m:oMathPara>
+        <m:oMath>
+          <m:r>
+            <w:rPr>
+              <w:rFonts w:ascii="Cambria Math" w:eastAsiaTheme="minorEastAsia" w:hAnsi="Cambria Math"/>
+            </w:rPr>
+            <m:t>A=</m:t>
+          </m:r>
+          <m:f>
+            <m:fPr>
+              <m:ctrlPr>
+                <w:rPr>
+                  <w:rFonts w:ascii="Cambria Math" w:eastAsiaTheme="minorEastAsia" w:hAnsi="Cambria Math"/>
+                  <w:i/>
+                </w:rPr>
+              </m:ctrlPr>
+            </m:fPr>
+            <m:num>
+              <m:r>
+                <w:rPr>
+                  <w:rFonts w:ascii="Cambria Math" w:eastAsiaTheme="minorEastAsia" w:hAnsi="Cambria Math"/>
+                </w:rPr>
+                <m:t>3</m:t>
+              </m:r>
+            </m:num>
+            <m:den>
+              <m:r>
+                <w:rPr>
+                  <w:rFonts w:ascii="Cambria Math" w:eastAsiaTheme="minorEastAsia" w:hAnsi="Cambria Math"/>
+                </w:rPr>
+                <m:t>10</m:t>
+              </m:r>
+            </m:den>
+          </m:f>
+        </m:oMath>
+      </m:oMathPara>
+    </w:p>
+    <w:p>
+      <w:pPr>
+        <w:pStyle w:val="ListParagraph"/>
+        <w:ind w:left="1080"/>
+        <w:rPr>
+          <w:rFonts w:ascii="Cambria Math" w:eastAsiaTheme="minorEastAsia" w:hAnsi="Cambria Math"/>
+        </w:rPr>
+      </w:pPr>
+      <m:oMathPara>
+        <m:oMath>
+          <m:sSub>
+            <m:sSubPr>
+              <m:ctrlPr>
+                <w:rPr>
+                  <w:rFonts w:ascii="Cambria Math" w:eastAsiaTheme="minorEastAsia" w:hAnsi="Cambria Math"/>
+                  <w:i/>
+                </w:rPr>
+              </m:ctrlPr>
+            </m:sSubPr>
+            <m:e>
+              <m:r>
+                <w:rPr>
+                  <w:rFonts w:ascii="Cambria Math" w:eastAsiaTheme="minorEastAsia" w:hAnsi="Cambria Math"/>
+                </w:rPr>
+                <m:t>x</m:t>
+              </m:r>
+            </m:e>
+            <m:sub>
+              <m:r>
+                <w:rPr>
+                  <w:rFonts w:ascii="Cambria Math" w:eastAsiaTheme="minorEastAsia" w:hAnsi="Cambria Math"/>
+                </w:rPr>
+                <m:t>p</m:t>
+              </m:r>
+            </m:sub>
+          </m:sSub>
+          <m:r>
+            <w:rPr>
+              <w:rFonts w:ascii="Cambria Math" w:eastAsiaTheme="minorEastAsia" w:hAnsi="Cambria Math"/>
+            </w:rPr>
+            <m:t>=</m:t>
+          </m:r>
+          <m:f>
+            <m:fPr>
+              <m:ctrlPr>
+                <w:rPr>
+                  <w:rFonts w:ascii="Cambria Math" w:eastAsiaTheme="minorEastAsia" w:hAnsi="Cambria Math"/>
+                  <w:i/>
+                </w:rPr>
+              </m:ctrlPr>
+            </m:fPr>
+            <m:num>
+              <m:r>
+                <w:rPr>
+                  <w:rFonts w:ascii="Cambria Math" w:eastAsiaTheme="minorEastAsia" w:hAnsi="Cambria Math"/>
+                </w:rPr>
+                <m:t>3</m:t>
+              </m:r>
+            </m:num>
+            <m:den>
+              <m:r>
+                <w:rPr>
+                  <w:rFonts w:ascii="Cambria Math" w:eastAsiaTheme="minorEastAsia" w:hAnsi="Cambria Math"/>
+                </w:rPr>
+                <m:t>10</m:t>
+              </m:r>
+            </m:den>
+          </m:f>
+          <m:func>
+            <m:funcPr>
+              <m:ctrlPr>
+                <w:rPr>
+                  <w:rFonts w:ascii="Cambria Math" w:eastAsiaTheme="minorEastAsia" w:hAnsi="Cambria Math"/>
+                  <w:i/>
+                </w:rPr>
+              </m:ctrlPr>
+            </m:funcPr>
+            <m:fName>
+              <m:r>
+                <m:rPr>
+                  <m:sty m:val="p"/>
+                </m:rPr>
+                <w:rPr>
+                  <w:rFonts w:ascii="Cambria Math" w:eastAsiaTheme="minorEastAsia" w:hAnsi="Cambria Math"/>
+                </w:rPr>
+                <m:t>sin</m:t>
+              </m:r>
+            </m:fName>
+            <m:e>
+              <m:d>
+                <m:dPr>
+                  <m:ctrlPr>
+                    <w:rPr>
+                      <w:rFonts w:ascii="Cambria Math" w:eastAsiaTheme="minorEastAsia" w:hAnsi="Cambria Math"/>
+                      <w:i/>
+                    </w:rPr>
+                  </m:ctrlPr>
+                </m:dPr>
+                <m:e>
+                  <m:r>
+                    <w:rPr>
+                      <w:rFonts w:ascii="Cambria Math" w:eastAsiaTheme="minorEastAsia" w:hAnsi="Cambria Math"/>
+                    </w:rPr>
+                    <m:t>t</m:t>
+                  </m:r>
+                </m:e>
+              </m:d>
+            </m:e>
+          </m:func>
+          <m:r>
+            <w:rPr>
+              <w:rFonts w:ascii="Cambria Math" w:eastAsiaTheme="minorEastAsia" w:hAnsi="Cambria Math"/>
+            </w:rPr>
+            <m:t>-</m:t>
+          </m:r>
+          <m:f>
+            <m:fPr>
+              <m:ctrlPr>
+                <w:rPr>
+                  <w:rFonts w:ascii="Cambria Math" w:eastAsiaTheme="minorEastAsia" w:hAnsi="Cambria Math"/>
+                  <w:i/>
+                </w:rPr>
+              </m:ctrlPr>
+            </m:fPr>
+            <m:num>
+              <m:r>
+                <w:rPr>
+                  <w:rFonts w:ascii="Cambria Math" w:eastAsiaTheme="minorEastAsia" w:hAnsi="Cambria Math"/>
+                </w:rPr>
+                <m:t>1</m:t>
+              </m:r>
+            </m:num>
+            <m:den>
+              <m:r>
+                <w:rPr>
+                  <w:rFonts w:ascii="Cambria Math" w:eastAsiaTheme="minorEastAsia" w:hAnsi="Cambria Math"/>
+                </w:rPr>
+                <m:t>10</m:t>
+              </m:r>
+            </m:den>
+          </m:f>
+          <m:func>
+            <m:funcPr>
+              <m:ctrlPr>
+                <w:rPr>
+                  <w:rFonts w:ascii="Cambria Math" w:eastAsiaTheme="minorEastAsia" w:hAnsi="Cambria Math"/>
+                  <w:i/>
+                </w:rPr>
+              </m:ctrlPr>
+            </m:funcPr>
+            <m:fName>
+              <m:r>
+                <m:rPr>
+                  <m:sty m:val="p"/>
+                </m:rPr>
+                <w:rPr>
+                  <w:rFonts w:ascii="Cambria Math" w:eastAsiaTheme="minorEastAsia" w:hAnsi="Cambria Math"/>
+                </w:rPr>
+                <m:t>cos</m:t>
+              </m:r>
+            </m:fName>
+            <m:e>
+              <m:d>
+                <m:dPr>
+                  <m:ctrlPr>
+                    <w:rPr>
+                      <w:rFonts w:ascii="Cambria Math" w:eastAsiaTheme="minorEastAsia" w:hAnsi="Cambria Math"/>
+                      <w:i/>
+                    </w:rPr>
+                  </m:ctrlPr>
+                </m:dPr>
+                <m:e>
+                  <m:r>
+                    <w:rPr>
+                      <w:rFonts w:ascii="Cambria Math" w:eastAsiaTheme="minorEastAsia" w:hAnsi="Cambria Math"/>
+                    </w:rPr>
+                    <m:t>t</m:t>
+                  </m:r>
+                </m:e>
+              </m:d>
+            </m:e>
+          </m:func>
+        </m:oMath>
+      </m:oMathPara>
+    </w:p>
+    <w:p>
+      <w:pPr>
+        <w:pStyle w:val="ListParagraph"/>
+        <w:ind w:left="1080"/>
+        <w:rPr>
+          <w:rFonts w:ascii="Cambria Math" w:eastAsiaTheme="minorEastAsia" w:hAnsi="Cambria Math"/>
+        </w:rPr>
+      </w:pPr>
+      <m:oMathPara>
+        <m:oMath>
+          <m:r>
+            <w:rPr>
+              <w:rFonts w:ascii="Cambria Math" w:eastAsiaTheme="minorEastAsia" w:hAnsi="Cambria Math"/>
+            </w:rPr>
+            <m:t>x=C</m:t>
+          </m:r>
+          <m:sSup>
+            <m:sSupPr>
+              <m:ctrlPr>
+                <w:rPr>
+                  <w:rFonts w:ascii="Cambria Math" w:eastAsiaTheme="minorEastAsia" w:hAnsi="Cambria Math"/>
+                  <w:i/>
+                </w:rPr>
+              </m:ctrlPr>
+            </m:sSupPr>
+            <m:e>
+              <m:r>
+                <w:rPr>
+                  <w:rFonts w:ascii="Cambria Math" w:eastAsiaTheme="minorEastAsia" w:hAnsi="Cambria Math"/>
+                </w:rPr>
+                <m:t>e</m:t>
+              </m:r>
+            </m:e>
+            <m:sup>
+              <m:r>
+                <w:rPr>
+                  <w:rFonts w:ascii="Cambria Math" w:eastAsiaTheme="minorEastAsia" w:hAnsi="Cambria Math"/>
+                </w:rPr>
+                <m:t>-3t</m:t>
+              </m:r>
+            </m:sup>
+          </m:sSup>
+          <m:r>
+            <w:rPr>
+              <w:rFonts w:ascii="Cambria Math" w:eastAsiaTheme="minorEastAsia" w:hAnsi="Cambria Math"/>
+            </w:rPr>
+            <m:t>+</m:t>
+          </m:r>
+          <m:f>
+            <m:fPr>
+              <m:ctrlPr>
+                <w:rPr>
+                  <w:rFonts w:ascii="Cambria Math" w:eastAsiaTheme="minorEastAsia" w:hAnsi="Cambria Math"/>
+                  <w:i/>
+                </w:rPr>
+              </m:ctrlPr>
+            </m:fPr>
+            <m:num>
+              <m:r>
+                <w:rPr>
+                  <w:rFonts w:ascii="Cambria Math" w:eastAsiaTheme="minorEastAsia" w:hAnsi="Cambria Math"/>
+                </w:rPr>
+                <m:t>3</m:t>
+              </m:r>
+            </m:num>
+            <m:den>
+              <m:r>
+                <w:rPr>
+                  <w:rFonts w:ascii="Cambria Math" w:eastAsiaTheme="minorEastAsia" w:hAnsi="Cambria Math"/>
+                </w:rPr>
+                <m:t>10</m:t>
+              </m:r>
+            </m:den>
+          </m:f>
+          <m:func>
+            <m:funcPr>
+              <m:ctrlPr>
+                <w:rPr>
+                  <w:rFonts w:ascii="Cambria Math" w:eastAsiaTheme="minorEastAsia" w:hAnsi="Cambria Math"/>
+                  <w:i/>
+                </w:rPr>
+              </m:ctrlPr>
+            </m:funcPr>
+            <m:fName>
+              <m:r>
+                <m:rPr>
+                  <m:sty m:val="p"/>
+                </m:rPr>
+                <w:rPr>
+                  <w:rFonts w:ascii="Cambria Math" w:eastAsiaTheme="minorEastAsia" w:hAnsi="Cambria Math"/>
+                </w:rPr>
+                <m:t>sin</m:t>
+              </m:r>
+            </m:fName>
+            <m:e>
+              <m:d>
+                <m:dPr>
+                  <m:ctrlPr>
+                    <w:rPr>
+                      <w:rFonts w:ascii="Cambria Math" w:eastAsiaTheme="minorEastAsia" w:hAnsi="Cambria Math"/>
+                      <w:i/>
+                    </w:rPr>
+                  </m:ctrlPr>
+                </m:dPr>
+                <m:e>
+                  <m:r>
+                    <w:rPr>
+                      <w:rFonts w:ascii="Cambria Math" w:eastAsiaTheme="minorEastAsia" w:hAnsi="Cambria Math"/>
+                    </w:rPr>
+                    <m:t>t</m:t>
+                  </m:r>
+                </m:e>
+              </m:d>
+            </m:e>
+          </m:func>
+          <m:r>
+            <w:rPr>
+              <w:rFonts w:ascii="Cambria Math" w:eastAsiaTheme="minorEastAsia" w:hAnsi="Cambria Math"/>
+            </w:rPr>
+            <m:t>-</m:t>
+          </m:r>
+          <m:f>
+            <m:fPr>
+              <m:ctrlPr>
+                <w:rPr>
+                  <w:rFonts w:ascii="Cambria Math" w:eastAsiaTheme="minorEastAsia" w:hAnsi="Cambria Math"/>
+                  <w:i/>
+                </w:rPr>
+              </m:ctrlPr>
+            </m:fPr>
+            <m:num>
+              <m:r>
+                <w:rPr>
+                  <w:rFonts w:ascii="Cambria Math" w:eastAsiaTheme="minorEastAsia" w:hAnsi="Cambria Math"/>
+                </w:rPr>
+                <m:t>1</m:t>
+              </m:r>
+            </m:num>
+            <m:den>
+              <m:r>
+                <w:rPr>
+                  <w:rFonts w:ascii="Cambria Math" w:eastAsiaTheme="minorEastAsia" w:hAnsi="Cambria Math"/>
+                </w:rPr>
+                <m:t>10</m:t>
+              </m:r>
+            </m:den>
+          </m:f>
+          <m:func>
+            <m:funcPr>
+              <m:ctrlPr>
+                <w:rPr>
+                  <w:rFonts w:ascii="Cambria Math" w:eastAsiaTheme="minorEastAsia" w:hAnsi="Cambria Math"/>
+                  <w:i/>
+                </w:rPr>
+              </m:ctrlPr>
+            </m:funcPr>
+            <m:fName>
+              <m:r>
+                <m:rPr>
+                  <m:sty m:val="p"/>
+                </m:rPr>
+                <w:rPr>
+                  <w:rFonts w:ascii="Cambria Math" w:eastAsiaTheme="minorEastAsia" w:hAnsi="Cambria Math"/>
+                </w:rPr>
+                <m:t>cos</m:t>
+              </m:r>
+            </m:fName>
+            <m:e>
+              <m:d>
+                <m:dPr>
+                  <m:ctrlPr>
+                    <w:rPr>
+                      <w:rFonts w:ascii="Cambria Math" w:eastAsiaTheme="minorEastAsia" w:hAnsi="Cambria Math"/>
+                      <w:i/>
+                    </w:rPr>
+                  </m:ctrlPr>
+                </m:dPr>
+                <m:e>
+                  <m:r>
+                    <w:rPr>
+                      <w:rFonts w:ascii="Cambria Math" w:eastAsiaTheme="minorEastAsia" w:hAnsi="Cambria Math"/>
+                    </w:rPr>
+                    <m:t>t</m:t>
+                  </m:r>
+                </m:e>
+              </m:d>
+            </m:e>
+          </m:func>
+        </m:oMath>
+      </m:oMathPara>
+    </w:p>
+    <w:p>
+      <w:pPr>
+        <w:pStyle w:val="ListParagraph"/>
+        <w:ind w:left="1080"/>
+        <w:rPr>
+          <w:rFonts w:ascii="Cambria Math" w:eastAsiaTheme="minorEastAsia" w:hAnsi="Cambria Math"/>
+        </w:rPr>
+      </w:pPr>
+      <w:r>
+        <w:rPr>
+          <w:rFonts w:ascii="Cambria Math" w:eastAsiaTheme="minorEastAsia" w:hAnsi="Cambria Math"/>
+        </w:rPr>
+        <w:t>Check</w:t>
+      </w:r>
+    </w:p>
+    <w:p>
+      <w:pPr>
+        <w:pStyle w:val="ListParagraph"/>
+        <w:ind w:left="1080"/>
+        <w:rPr>
+          <w:rFonts w:ascii="Cambria Math" w:eastAsiaTheme="minorEastAsia" w:hAnsi="Cambria Math"/>
+        </w:rPr>
+      </w:pPr>
+      <m:oMathPara>
+        <m:oMath>
+          <m:acc>
+            <m:accPr>
+              <m:chr m:val="̇"/>
+              <m:ctrlPr>
+                <w:rPr>
+                  <w:rFonts w:ascii="Cambria Math" w:eastAsiaTheme="minorEastAsia" w:hAnsi="Cambria Math"/>
+                  <w:i/>
+                </w:rPr>
+              </m:ctrlPr>
+            </m:accPr>
+            <m:e>
+              <m:r>
+                <w:rPr>
+                  <w:rFonts w:ascii="Cambria Math" w:eastAsiaTheme="minorEastAsia" w:hAnsi="Cambria Math"/>
+                </w:rPr>
+                <m:t>x</m:t>
+              </m:r>
+            </m:e>
+          </m:acc>
+          <m:d>
+            <m:dPr>
+              <m:ctrlPr>
+                <w:rPr>
+                  <w:rFonts w:ascii="Cambria Math" w:eastAsiaTheme="minorEastAsia" w:hAnsi="Cambria Math"/>
+                  <w:i/>
+                </w:rPr>
+              </m:ctrlPr>
+            </m:dPr>
+            <m:e>
+              <m:r>
+                <w:rPr>
+                  <w:rFonts w:ascii="Cambria Math" w:eastAsiaTheme="minorEastAsia" w:hAnsi="Cambria Math"/>
+                </w:rPr>
+                <m:t>t</m:t>
+              </m:r>
+            </m:e>
+          </m:d>
+          <m:r>
+            <w:rPr>
+              <w:rFonts w:ascii="Cambria Math" w:eastAsiaTheme="minorEastAsia" w:hAnsi="Cambria Math"/>
+            </w:rPr>
+            <m:t>+3x</m:t>
+          </m:r>
+          <m:d>
+            <m:dPr>
+              <m:ctrlPr>
+                <w:rPr>
+                  <w:rFonts w:ascii="Cambria Math" w:eastAsiaTheme="minorEastAsia" w:hAnsi="Cambria Math"/>
+                  <w:i/>
+                </w:rPr>
+              </m:ctrlPr>
+            </m:dPr>
+            <m:e>
+              <m:r>
+                <w:rPr>
+                  <w:rFonts w:ascii="Cambria Math" w:eastAsiaTheme="minorEastAsia" w:hAnsi="Cambria Math"/>
+                </w:rPr>
+                <m:t>t</m:t>
+              </m:r>
+            </m:e>
+          </m:d>
+          <m:r>
+            <w:rPr>
+              <w:rFonts w:ascii="Cambria Math" w:eastAsiaTheme="minorEastAsia" w:hAnsi="Cambria Math"/>
+            </w:rPr>
+            <m:t>=</m:t>
+          </m:r>
+          <m:r>
+            <m:rPr>
+              <m:sty m:val="p"/>
+            </m:rPr>
+            <w:rPr>
+              <w:rFonts w:ascii="Cambria Math" w:eastAsiaTheme="minorEastAsia" w:hAnsi="Cambria Math"/>
+            </w:rPr>
+            <m:t>sin⁡</m:t>
+          </m:r>
+          <m:r>
+            <w:rPr>
+              <w:rFonts w:ascii="Cambria Math" w:eastAsiaTheme="minorEastAsia" w:hAnsi="Cambria Math"/>
+            </w:rPr>
+            <m:t>(t)</m:t>
+          </m:r>
+        </m:oMath>
+      </m:oMathPara>
+    </w:p>
+    <w:p>
+      <w:pPr>
+        <w:pStyle w:val="ListParagraph"/>
+        <w:ind w:left="1080"/>
+        <w:rPr>
+          <w:rFonts w:ascii="Cambria Math" w:eastAsiaTheme="minorEastAsia" w:hAnsi="Cambria Math"/>
+        </w:rPr>
+      </w:pPr>
+      <m:oMathPara>
+        <m:oMath>
+          <m:r>
+            <w:rPr>
+              <w:rFonts w:ascii="Cambria Math" w:eastAsiaTheme="minorEastAsia" w:hAnsi="Cambria Math"/>
+            </w:rPr>
+            <m:t>-3</m:t>
+          </m:r>
+          <m:r>
+            <w:rPr>
+              <w:rFonts w:ascii="Cambria Math" w:eastAsiaTheme="minorEastAsia" w:hAnsi="Cambria Math"/>
+            </w:rPr>
+            <m:t>C</m:t>
+          </m:r>
+          <m:sSup>
+            <m:sSupPr>
+              <m:ctrlPr>
+                <w:rPr>
+                  <w:rFonts w:ascii="Cambria Math" w:eastAsiaTheme="minorEastAsia" w:hAnsi="Cambria Math"/>
+                  <w:i/>
+                </w:rPr>
+              </m:ctrlPr>
+            </m:sSupPr>
+            <m:e>
+              <m:r>
+                <w:rPr>
+                  <w:rFonts w:ascii="Cambria Math" w:eastAsiaTheme="minorEastAsia" w:hAnsi="Cambria Math"/>
+                </w:rPr>
+                <m:t>e</m:t>
+              </m:r>
+            </m:e>
+            <m:sup>
+              <m:r>
+                <w:rPr>
+                  <w:rFonts w:ascii="Cambria Math" w:eastAsiaTheme="minorEastAsia" w:hAnsi="Cambria Math"/>
+                </w:rPr>
+                <m:t>-3t</m:t>
+              </m:r>
+            </m:sup>
+          </m:sSup>
+          <m:r>
+            <w:rPr>
+              <w:rFonts w:ascii="Cambria Math" w:eastAsiaTheme="minorEastAsia" w:hAnsi="Cambria Math"/>
+            </w:rPr>
+            <m:t>+</m:t>
+          </m:r>
+          <m:f>
+            <m:fPr>
+              <m:ctrlPr>
+                <w:rPr>
+                  <w:rFonts w:ascii="Cambria Math" w:eastAsiaTheme="minorEastAsia" w:hAnsi="Cambria Math"/>
+                  <w:i/>
+                </w:rPr>
+              </m:ctrlPr>
+            </m:fPr>
+            <m:num>
+              <m:r>
+                <w:rPr>
+                  <w:rFonts w:ascii="Cambria Math" w:eastAsiaTheme="minorEastAsia" w:hAnsi="Cambria Math"/>
+                </w:rPr>
+                <m:t>3</m:t>
+              </m:r>
+            </m:num>
+            <m:den>
+              <m:r>
+                <w:rPr>
+                  <w:rFonts w:ascii="Cambria Math" w:eastAsiaTheme="minorEastAsia" w:hAnsi="Cambria Math"/>
+                </w:rPr>
+                <m:t>10</m:t>
+              </m:r>
+            </m:den>
+          </m:f>
+          <m:func>
+            <m:funcPr>
+              <m:ctrlPr>
+                <w:rPr>
+                  <w:rFonts w:ascii="Cambria Math" w:eastAsiaTheme="minorEastAsia" w:hAnsi="Cambria Math"/>
+                  <w:i/>
+                </w:rPr>
+              </m:ctrlPr>
+            </m:funcPr>
+            <m:fName>
+              <m:r>
+                <m:rPr>
+                  <m:sty m:val="p"/>
+                </m:rPr>
+                <w:rPr>
+                  <w:rFonts w:ascii="Cambria Math" w:eastAsiaTheme="minorEastAsia" w:hAnsi="Cambria Math"/>
+                </w:rPr>
+                <m:t>cos</m:t>
+              </m:r>
+            </m:fName>
+            <m:e>
+              <m:d>
+                <m:dPr>
+                  <m:ctrlPr>
+                    <w:rPr>
+                      <w:rFonts w:ascii="Cambria Math" w:eastAsiaTheme="minorEastAsia" w:hAnsi="Cambria Math"/>
+                      <w:i/>
+                    </w:rPr>
+                  </m:ctrlPr>
+                </m:dPr>
+                <m:e>
+                  <m:r>
+                    <w:rPr>
+                      <w:rFonts w:ascii="Cambria Math" w:eastAsiaTheme="minorEastAsia" w:hAnsi="Cambria Math"/>
+                    </w:rPr>
+                    <m:t>t</m:t>
+                  </m:r>
+                </m:e>
+              </m:d>
+            </m:e>
+          </m:func>
+          <m:r>
+            <w:rPr>
+              <w:rFonts w:ascii="Cambria Math" w:eastAsiaTheme="minorEastAsia" w:hAnsi="Cambria Math"/>
+            </w:rPr>
+            <m:t>+</m:t>
+          </m:r>
+          <m:f>
+            <m:fPr>
+              <m:ctrlPr>
+                <w:rPr>
+                  <w:rFonts w:ascii="Cambria Math" w:eastAsiaTheme="minorEastAsia" w:hAnsi="Cambria Math"/>
+                  <w:i/>
+                </w:rPr>
+              </m:ctrlPr>
+            </m:fPr>
+            <m:num>
+              <m:r>
+                <w:rPr>
+                  <w:rFonts w:ascii="Cambria Math" w:eastAsiaTheme="minorEastAsia" w:hAnsi="Cambria Math"/>
+                </w:rPr>
+                <m:t>1</m:t>
+              </m:r>
+            </m:num>
+            <m:den>
+              <m:r>
+                <w:rPr>
+                  <w:rFonts w:ascii="Cambria Math" w:eastAsiaTheme="minorEastAsia" w:hAnsi="Cambria Math"/>
+                </w:rPr>
+                <m:t>10</m:t>
+              </m:r>
+            </m:den>
+          </m:f>
+          <m:func>
+            <m:funcPr>
+              <m:ctrlPr>
+                <w:rPr>
+                  <w:rFonts w:ascii="Cambria Math" w:eastAsiaTheme="minorEastAsia" w:hAnsi="Cambria Math"/>
+                  <w:i/>
+                </w:rPr>
+              </m:ctrlPr>
+            </m:funcPr>
+            <m:fName>
+              <m:r>
+                <m:rPr>
+                  <m:sty m:val="p"/>
+                </m:rPr>
+                <w:rPr>
+                  <w:rFonts w:ascii="Cambria Math" w:eastAsiaTheme="minorEastAsia" w:hAnsi="Cambria Math"/>
+                </w:rPr>
+                <m:t>sin</m:t>
+              </m:r>
+            </m:fName>
+            <m:e>
+              <m:d>
+                <m:dPr>
+                  <m:ctrlPr>
+                    <w:rPr>
+                      <w:rFonts w:ascii="Cambria Math" w:eastAsiaTheme="minorEastAsia" w:hAnsi="Cambria Math"/>
+                      <w:i/>
+                    </w:rPr>
+                  </m:ctrlPr>
+                </m:dPr>
+                <m:e>
+                  <m:r>
+                    <w:rPr>
+                      <w:rFonts w:ascii="Cambria Math" w:eastAsiaTheme="minorEastAsia" w:hAnsi="Cambria Math"/>
+                    </w:rPr>
+                    <m:t>t</m:t>
+                  </m:r>
+                </m:e>
+              </m:d>
+              <m:r>
+                <w:rPr>
+                  <w:rFonts w:ascii="Cambria Math" w:eastAsiaTheme="minorEastAsia" w:hAnsi="Cambria Math"/>
+                </w:rPr>
+                <m:t>+</m:t>
+              </m:r>
+            </m:e>
+          </m:func>
+          <m:r>
+            <w:rPr>
+              <w:rFonts w:ascii="Cambria Math" w:eastAsiaTheme="minorEastAsia" w:hAnsi="Cambria Math"/>
+            </w:rPr>
+            <m:t>3</m:t>
+          </m:r>
+          <m:r>
+            <w:rPr>
+              <w:rFonts w:ascii="Cambria Math" w:eastAsiaTheme="minorEastAsia" w:hAnsi="Cambria Math"/>
+            </w:rPr>
+            <m:t>C</m:t>
+          </m:r>
+          <m:sSup>
+            <m:sSupPr>
+              <m:ctrlPr>
+                <w:rPr>
+                  <w:rFonts w:ascii="Cambria Math" w:eastAsiaTheme="minorEastAsia" w:hAnsi="Cambria Math"/>
+                  <w:i/>
+                </w:rPr>
+              </m:ctrlPr>
+            </m:sSupPr>
+            <m:e>
+              <m:r>
+                <w:rPr>
+                  <w:rFonts w:ascii="Cambria Math" w:eastAsiaTheme="minorEastAsia" w:hAnsi="Cambria Math"/>
+                </w:rPr>
+                <m:t>e</m:t>
+              </m:r>
+            </m:e>
+            <m:sup>
+              <m:r>
+                <w:rPr>
+                  <w:rFonts w:ascii="Cambria Math" w:eastAsiaTheme="minorEastAsia" w:hAnsi="Cambria Math"/>
+                </w:rPr>
+                <m:t>-3t</m:t>
+              </m:r>
+            </m:sup>
+          </m:sSup>
+          <m:r>
+            <w:rPr>
+              <w:rFonts w:ascii="Cambria Math" w:eastAsiaTheme="minorEastAsia" w:hAnsi="Cambria Math"/>
+            </w:rPr>
+            <m:t>+</m:t>
+          </m:r>
+          <m:f>
+            <m:fPr>
+              <m:ctrlPr>
+                <w:rPr>
+                  <w:rFonts w:ascii="Cambria Math" w:eastAsiaTheme="minorEastAsia" w:hAnsi="Cambria Math"/>
+                  <w:i/>
+                </w:rPr>
+              </m:ctrlPr>
+            </m:fPr>
+            <m:num>
+              <m:r>
+                <w:rPr>
+                  <w:rFonts w:ascii="Cambria Math" w:eastAsiaTheme="minorEastAsia" w:hAnsi="Cambria Math"/>
+                </w:rPr>
+                <m:t>9</m:t>
+              </m:r>
+            </m:num>
+            <m:den>
+              <m:r>
+                <w:rPr>
+                  <w:rFonts w:ascii="Cambria Math" w:eastAsiaTheme="minorEastAsia" w:hAnsi="Cambria Math"/>
+                </w:rPr>
+                <m:t>10</m:t>
+              </m:r>
+            </m:den>
+          </m:f>
+          <m:func>
+            <m:funcPr>
+              <m:ctrlPr>
+                <w:rPr>
+                  <w:rFonts w:ascii="Cambria Math" w:eastAsiaTheme="minorEastAsia" w:hAnsi="Cambria Math"/>
+                  <w:i/>
+                </w:rPr>
+              </m:ctrlPr>
+            </m:funcPr>
+            <m:fName>
+              <m:r>
+                <m:rPr>
+                  <m:sty m:val="p"/>
+                </m:rPr>
+                <w:rPr>
+                  <w:rFonts w:ascii="Cambria Math" w:eastAsiaTheme="minorEastAsia" w:hAnsi="Cambria Math"/>
+                </w:rPr>
+                <m:t>sin</m:t>
+              </m:r>
+            </m:fName>
+            <m:e>
+              <m:d>
+                <m:dPr>
+                  <m:ctrlPr>
+                    <w:rPr>
+                      <w:rFonts w:ascii="Cambria Math" w:eastAsiaTheme="minorEastAsia" w:hAnsi="Cambria Math"/>
+                      <w:i/>
+                    </w:rPr>
+                  </m:ctrlPr>
+                </m:dPr>
+                <m:e>
+                  <m:r>
+                    <w:rPr>
+                      <w:rFonts w:ascii="Cambria Math" w:eastAsiaTheme="minorEastAsia" w:hAnsi="Cambria Math"/>
+                    </w:rPr>
+                    <m:t>t</m:t>
+                  </m:r>
+                </m:e>
+              </m:d>
+            </m:e>
+          </m:func>
+          <m:r>
+            <w:rPr>
+              <w:rFonts w:ascii="Cambria Math" w:eastAsiaTheme="minorEastAsia" w:hAnsi="Cambria Math"/>
+            </w:rPr>
+            <m:t>-</m:t>
+          </m:r>
+          <m:f>
+            <m:fPr>
+              <m:ctrlPr>
+                <w:rPr>
+                  <w:rFonts w:ascii="Cambria Math" w:eastAsiaTheme="minorEastAsia" w:hAnsi="Cambria Math"/>
+                  <w:i/>
+                </w:rPr>
+              </m:ctrlPr>
+            </m:fPr>
+            <m:num>
+              <m:r>
+                <w:rPr>
+                  <w:rFonts w:ascii="Cambria Math" w:eastAsiaTheme="minorEastAsia" w:hAnsi="Cambria Math"/>
+                </w:rPr>
+                <m:t>3</m:t>
+              </m:r>
+            </m:num>
+            <m:den>
+              <m:r>
+                <w:rPr>
+                  <w:rFonts w:ascii="Cambria Math" w:eastAsiaTheme="minorEastAsia" w:hAnsi="Cambria Math"/>
+                </w:rPr>
+                <m:t>10</m:t>
+              </m:r>
+            </m:den>
+          </m:f>
+          <m:func>
+            <m:funcPr>
+              <m:ctrlPr>
+                <w:rPr>
+                  <w:rFonts w:ascii="Cambria Math" w:eastAsiaTheme="minorEastAsia" w:hAnsi="Cambria Math"/>
+                  <w:i/>
+                </w:rPr>
+              </m:ctrlPr>
+            </m:funcPr>
+            <m:fName>
+              <m:r>
+                <m:rPr>
+                  <m:sty m:val="p"/>
+                </m:rPr>
+                <w:rPr>
+                  <w:rFonts w:ascii="Cambria Math" w:eastAsiaTheme="minorEastAsia" w:hAnsi="Cambria Math"/>
+                </w:rPr>
+                <m:t>cos</m:t>
+              </m:r>
+            </m:fName>
+            <m:e>
+              <m:d>
+                <m:dPr>
+                  <m:ctrlPr>
+                    <w:rPr>
+                      <w:rFonts w:ascii="Cambria Math" w:eastAsiaTheme="minorEastAsia" w:hAnsi="Cambria Math"/>
+                      <w:i/>
+                    </w:rPr>
+                  </m:ctrlPr>
+                </m:dPr>
+                <m:e>
+                  <m:r>
+                    <w:rPr>
+                      <w:rFonts w:ascii="Cambria Math" w:eastAsiaTheme="minorEastAsia" w:hAnsi="Cambria Math"/>
+                    </w:rPr>
+                    <m:t>t</m:t>
+                  </m:r>
+                </m:e>
+              </m:d>
+            </m:e>
+          </m:func>
+          <m:r>
+            <w:rPr>
+              <w:rFonts w:ascii="Cambria Math" w:eastAsiaTheme="minorEastAsia" w:hAnsi="Cambria Math"/>
+            </w:rPr>
+            <m:t>=</m:t>
+          </m:r>
+          <m:r>
+            <m:rPr>
+              <m:sty m:val="p"/>
+            </m:rPr>
+            <w:rPr>
+              <w:rFonts w:ascii="Cambria Math" w:eastAsiaTheme="minorEastAsia" w:hAnsi="Cambria Math"/>
+            </w:rPr>
+            <m:t>sin⁡</m:t>
+          </m:r>
+          <m:r>
+            <w:rPr>
+              <w:rFonts w:ascii="Cambria Math" w:eastAsiaTheme="minorEastAsia" w:hAnsi="Cambria Math"/>
+            </w:rPr>
+            <m:t>(t)</m:t>
+          </m:r>
+        </m:oMath>
+      </m:oMathPara>
+    </w:p>
+    <w:p>
+      <w:pPr>
+        <w:pStyle w:val="ListParagraph"/>
+        <w:ind w:left="1080"/>
+        <w:rPr>
+          <w:rFonts w:ascii="Cambria Math" w:eastAsiaTheme="minorEastAsia" w:hAnsi="Cambria Math"/>
+        </w:rPr>
+      </w:pPr>
+      <m:oMathPara>
+        <m:oMath>
+          <m:f>
+            <m:fPr>
+              <m:ctrlPr>
+                <w:rPr>
+                  <w:rFonts w:ascii="Cambria Math" w:eastAsiaTheme="minorEastAsia" w:hAnsi="Cambria Math"/>
+                  <w:i/>
+                </w:rPr>
+              </m:ctrlPr>
+            </m:fPr>
+            <m:num>
+              <m:r>
+                <w:rPr>
+                  <w:rFonts w:ascii="Cambria Math" w:eastAsiaTheme="minorEastAsia" w:hAnsi="Cambria Math"/>
+                </w:rPr>
+                <m:t>3</m:t>
+              </m:r>
+            </m:num>
+            <m:den>
+              <m:r>
+                <w:rPr>
+                  <w:rFonts w:ascii="Cambria Math" w:eastAsiaTheme="minorEastAsia" w:hAnsi="Cambria Math"/>
+                </w:rPr>
+                <m:t>10</m:t>
+              </m:r>
+            </m:den>
+          </m:f>
+          <m:func>
+            <m:funcPr>
+              <m:ctrlPr>
+                <w:rPr>
+                  <w:rFonts w:ascii="Cambria Math" w:eastAsiaTheme="minorEastAsia" w:hAnsi="Cambria Math"/>
+                  <w:i/>
+                </w:rPr>
+              </m:ctrlPr>
+            </m:funcPr>
+            <m:fName>
+              <m:r>
+                <m:rPr>
+                  <m:sty m:val="p"/>
+                </m:rPr>
+                <w:rPr>
+                  <w:rFonts w:ascii="Cambria Math" w:eastAsiaTheme="minorEastAsia" w:hAnsi="Cambria Math"/>
+                </w:rPr>
+                <m:t>cos</m:t>
+              </m:r>
+            </m:fName>
+            <m:e>
+              <m:d>
+                <m:dPr>
+                  <m:ctrlPr>
+                    <w:rPr>
+                      <w:rFonts w:ascii="Cambria Math" w:eastAsiaTheme="minorEastAsia" w:hAnsi="Cambria Math"/>
+                      <w:i/>
+                    </w:rPr>
+                  </m:ctrlPr>
+                </m:dPr>
+                <m:e>
+                  <m:r>
+                    <w:rPr>
+                      <w:rFonts w:ascii="Cambria Math" w:eastAsiaTheme="minorEastAsia" w:hAnsi="Cambria Math"/>
+                    </w:rPr>
+                    <m:t>t</m:t>
+                  </m:r>
+                </m:e>
+              </m:d>
+            </m:e>
+          </m:func>
+          <m:r>
+            <w:rPr>
+              <w:rFonts w:ascii="Cambria Math" w:eastAsiaTheme="minorEastAsia" w:hAnsi="Cambria Math"/>
+            </w:rPr>
+            <m:t>+</m:t>
+          </m:r>
+          <m:f>
+            <m:fPr>
+              <m:ctrlPr>
+                <w:rPr>
+                  <w:rFonts w:ascii="Cambria Math" w:eastAsiaTheme="minorEastAsia" w:hAnsi="Cambria Math"/>
+                  <w:i/>
+                </w:rPr>
+              </m:ctrlPr>
+            </m:fPr>
+            <m:num>
+              <m:r>
+                <w:rPr>
+                  <w:rFonts w:ascii="Cambria Math" w:eastAsiaTheme="minorEastAsia" w:hAnsi="Cambria Math"/>
+                </w:rPr>
+                <m:t>1</m:t>
+              </m:r>
+            </m:num>
+            <m:den>
+              <m:r>
+                <w:rPr>
+                  <w:rFonts w:ascii="Cambria Math" w:eastAsiaTheme="minorEastAsia" w:hAnsi="Cambria Math"/>
+                </w:rPr>
+                <m:t>10</m:t>
+              </m:r>
+            </m:den>
+          </m:f>
+          <m:func>
+            <m:funcPr>
+              <m:ctrlPr>
+                <w:rPr>
+                  <w:rFonts w:ascii="Cambria Math" w:eastAsiaTheme="minorEastAsia" w:hAnsi="Cambria Math"/>
+                  <w:i/>
+                </w:rPr>
+              </m:ctrlPr>
+            </m:funcPr>
+            <m:fName>
+              <m:r>
+                <m:rPr>
+                  <m:sty m:val="p"/>
+                </m:rPr>
+                <w:rPr>
+                  <w:rFonts w:ascii="Cambria Math" w:eastAsiaTheme="minorEastAsia" w:hAnsi="Cambria Math"/>
+                </w:rPr>
+                <m:t>sin</m:t>
+              </m:r>
+            </m:fName>
+            <m:e>
+              <m:d>
+                <m:dPr>
+                  <m:ctrlPr>
+                    <w:rPr>
+                      <w:rFonts w:ascii="Cambria Math" w:eastAsiaTheme="minorEastAsia" w:hAnsi="Cambria Math"/>
+                      <w:i/>
+                    </w:rPr>
+                  </m:ctrlPr>
+                </m:dPr>
+                <m:e>
+                  <m:r>
+                    <w:rPr>
+                      <w:rFonts w:ascii="Cambria Math" w:eastAsiaTheme="minorEastAsia" w:hAnsi="Cambria Math"/>
+                    </w:rPr>
+                    <m:t>t</m:t>
+                  </m:r>
+                </m:e>
+              </m:d>
+            </m:e>
+          </m:func>
+          <m:r>
+            <w:rPr>
+              <w:rFonts w:ascii="Cambria Math" w:eastAsiaTheme="minorEastAsia" w:hAnsi="Cambria Math"/>
+            </w:rPr>
+            <m:t>+</m:t>
+          </m:r>
+          <m:f>
+            <m:fPr>
+              <m:ctrlPr>
+                <w:rPr>
+                  <w:rFonts w:ascii="Cambria Math" w:eastAsiaTheme="minorEastAsia" w:hAnsi="Cambria Math"/>
+                  <w:i/>
+                </w:rPr>
+              </m:ctrlPr>
+            </m:fPr>
+            <m:num>
+              <m:r>
+                <w:rPr>
+                  <w:rFonts w:ascii="Cambria Math" w:eastAsiaTheme="minorEastAsia" w:hAnsi="Cambria Math"/>
+                </w:rPr>
+                <m:t>9</m:t>
+              </m:r>
+            </m:num>
+            <m:den>
+              <m:r>
+                <w:rPr>
+                  <w:rFonts w:ascii="Cambria Math" w:eastAsiaTheme="minorEastAsia" w:hAnsi="Cambria Math"/>
+                </w:rPr>
+                <m:t>10</m:t>
+              </m:r>
+            </m:den>
+          </m:f>
+          <m:func>
+            <m:funcPr>
+              <m:ctrlPr>
+                <w:rPr>
+                  <w:rFonts w:ascii="Cambria Math" w:eastAsiaTheme="minorEastAsia" w:hAnsi="Cambria Math"/>
+                  <w:i/>
+                </w:rPr>
+              </m:ctrlPr>
+            </m:funcPr>
+            <m:fName>
+              <m:r>
+                <m:rPr>
+                  <m:sty m:val="p"/>
+                </m:rPr>
+                <w:rPr>
+                  <w:rFonts w:ascii="Cambria Math" w:eastAsiaTheme="minorEastAsia" w:hAnsi="Cambria Math"/>
+                </w:rPr>
+                <m:t>sin</m:t>
+              </m:r>
+            </m:fName>
+            <m:e>
+              <m:d>
+                <m:dPr>
+                  <m:ctrlPr>
+                    <w:rPr>
+                      <w:rFonts w:ascii="Cambria Math" w:eastAsiaTheme="minorEastAsia" w:hAnsi="Cambria Math"/>
+                      <w:i/>
+                    </w:rPr>
+                  </m:ctrlPr>
+                </m:dPr>
+                <m:e>
+                  <m:r>
+                    <w:rPr>
+                      <w:rFonts w:ascii="Cambria Math" w:eastAsiaTheme="minorEastAsia" w:hAnsi="Cambria Math"/>
+                    </w:rPr>
+                    <m:t>t</m:t>
+                  </m:r>
+                </m:e>
+              </m:d>
+            </m:e>
+          </m:func>
+          <m:r>
+            <w:rPr>
+              <w:rFonts w:ascii="Cambria Math" w:eastAsiaTheme="minorEastAsia" w:hAnsi="Cambria Math"/>
+            </w:rPr>
+            <m:t>-</m:t>
+          </m:r>
+          <m:f>
+            <m:fPr>
+              <m:ctrlPr>
+                <w:rPr>
+                  <w:rFonts w:ascii="Cambria Math" w:eastAsiaTheme="minorEastAsia" w:hAnsi="Cambria Math"/>
+                  <w:i/>
+                </w:rPr>
+              </m:ctrlPr>
+            </m:fPr>
+            <m:num>
+              <m:r>
+                <w:rPr>
+                  <w:rFonts w:ascii="Cambria Math" w:eastAsiaTheme="minorEastAsia" w:hAnsi="Cambria Math"/>
+                </w:rPr>
+                <m:t>3</m:t>
+              </m:r>
+            </m:num>
+            <m:den>
+              <m:r>
+                <w:rPr>
+                  <w:rFonts w:ascii="Cambria Math" w:eastAsiaTheme="minorEastAsia" w:hAnsi="Cambria Math"/>
+                </w:rPr>
+                <m:t>10</m:t>
+              </m:r>
+            </m:den>
+          </m:f>
+          <m:func>
+            <m:funcPr>
+              <m:ctrlPr>
+                <w:rPr>
+                  <w:rFonts w:ascii="Cambria Math" w:eastAsiaTheme="minorEastAsia" w:hAnsi="Cambria Math"/>
+                  <w:i/>
+                </w:rPr>
+              </m:ctrlPr>
+            </m:funcPr>
+            <m:fName>
+              <m:r>
+                <m:rPr>
+                  <m:sty m:val="p"/>
+                </m:rPr>
+                <w:rPr>
+                  <w:rFonts w:ascii="Cambria Math" w:eastAsiaTheme="minorEastAsia" w:hAnsi="Cambria Math"/>
+                </w:rPr>
+                <m:t>cos</m:t>
+              </m:r>
+            </m:fName>
+            <m:e>
+              <m:d>
+                <m:dPr>
+                  <m:ctrlPr>
+                    <w:rPr>
+                      <w:rFonts w:ascii="Cambria Math" w:eastAsiaTheme="minorEastAsia" w:hAnsi="Cambria Math"/>
+                      <w:i/>
+                    </w:rPr>
+                  </m:ctrlPr>
+                </m:dPr>
+                <m:e>
+                  <m:r>
+                    <w:rPr>
+                      <w:rFonts w:ascii="Cambria Math" w:eastAsiaTheme="minorEastAsia" w:hAnsi="Cambria Math"/>
+                    </w:rPr>
+                    <m:t>t</m:t>
+                  </m:r>
+                </m:e>
+              </m:d>
+            </m:e>
+          </m:func>
+          <m:r>
+            <w:rPr>
+              <w:rFonts w:ascii="Cambria Math" w:eastAsiaTheme="minorEastAsia" w:hAnsi="Cambria Math"/>
+            </w:rPr>
+            <m:t>=</m:t>
+          </m:r>
+          <m:r>
+            <m:rPr>
+              <m:sty m:val="p"/>
+            </m:rPr>
+            <w:rPr>
+              <w:rFonts w:ascii="Cambria Math" w:eastAsiaTheme="minorEastAsia" w:hAnsi="Cambria Math"/>
+            </w:rPr>
+            <m:t>sin⁡</m:t>
+          </m:r>
+          <m:r>
+            <w:rPr>
+              <w:rFonts w:ascii="Cambria Math" w:eastAsiaTheme="minorEastAsia" w:hAnsi="Cambria Math"/>
+            </w:rPr>
+            <m:t>(t)</m:t>
+          </m:r>
+        </m:oMath>
+      </m:oMathPara>
+    </w:p>
+    <w:p>
+      <w:pPr>
+        <w:pStyle w:val="ListParagraph"/>
+        <w:ind w:left="1080"/>
+        <w:rPr>
+          <w:rFonts w:ascii="Cambria Math" w:eastAsiaTheme="minorEastAsia" w:hAnsi="Cambria Math"/>
+        </w:rPr>
+      </w:pPr>
+      <m:oMathPara>
+        <m:oMath>
+          <m:f>
+            <m:fPr>
+              <m:ctrlPr>
+                <w:rPr>
+                  <w:rFonts w:ascii="Cambria Math" w:eastAsiaTheme="minorEastAsia" w:hAnsi="Cambria Math"/>
+                  <w:i/>
+                </w:rPr>
+              </m:ctrlPr>
+            </m:fPr>
+            <m:num>
+              <m:r>
+                <w:rPr>
+                  <w:rFonts w:ascii="Cambria Math" w:eastAsiaTheme="minorEastAsia" w:hAnsi="Cambria Math"/>
+                </w:rPr>
+                <m:t>1</m:t>
+              </m:r>
+            </m:num>
+            <m:den>
+              <m:r>
+                <w:rPr>
+                  <w:rFonts w:ascii="Cambria Math" w:eastAsiaTheme="minorEastAsia" w:hAnsi="Cambria Math"/>
+                </w:rPr>
+                <m:t>10</m:t>
+              </m:r>
+            </m:den>
+          </m:f>
+          <m:func>
+            <m:funcPr>
+              <m:ctrlPr>
+                <w:rPr>
+                  <w:rFonts w:ascii="Cambria Math" w:eastAsiaTheme="minorEastAsia" w:hAnsi="Cambria Math"/>
+                  <w:i/>
+                </w:rPr>
+              </m:ctrlPr>
+            </m:funcPr>
+            <m:fName>
+              <m:r>
+                <m:rPr>
+                  <m:sty m:val="p"/>
+                </m:rPr>
+                <w:rPr>
+                  <w:rFonts w:ascii="Cambria Math" w:eastAsiaTheme="minorEastAsia" w:hAnsi="Cambria Math"/>
+                </w:rPr>
+                <m:t>sin</m:t>
+              </m:r>
+            </m:fName>
+            <m:e>
+              <m:d>
+                <m:dPr>
+                  <m:ctrlPr>
+                    <w:rPr>
+                      <w:rFonts w:ascii="Cambria Math" w:eastAsiaTheme="minorEastAsia" w:hAnsi="Cambria Math"/>
+                      <w:i/>
+                    </w:rPr>
+                  </m:ctrlPr>
+                </m:dPr>
+                <m:e>
+                  <m:r>
+                    <w:rPr>
+                      <w:rFonts w:ascii="Cambria Math" w:eastAsiaTheme="minorEastAsia" w:hAnsi="Cambria Math"/>
+                    </w:rPr>
+                    <m:t>t</m:t>
+                  </m:r>
+                </m:e>
+              </m:d>
+            </m:e>
+          </m:func>
+          <m:r>
+            <w:rPr>
+              <w:rFonts w:ascii="Cambria Math" w:eastAsiaTheme="minorEastAsia" w:hAnsi="Cambria Math"/>
+            </w:rPr>
+            <m:t>+</m:t>
+          </m:r>
+          <m:f>
+            <m:fPr>
+              <m:ctrlPr>
+                <w:rPr>
+                  <w:rFonts w:ascii="Cambria Math" w:eastAsiaTheme="minorEastAsia" w:hAnsi="Cambria Math"/>
+                  <w:i/>
+                </w:rPr>
+              </m:ctrlPr>
+            </m:fPr>
+            <m:num>
+              <m:r>
+                <w:rPr>
+                  <w:rFonts w:ascii="Cambria Math" w:eastAsiaTheme="minorEastAsia" w:hAnsi="Cambria Math"/>
+                </w:rPr>
+                <m:t>9</m:t>
+              </m:r>
+            </m:num>
+            <m:den>
+              <m:r>
+                <w:rPr>
+                  <w:rFonts w:ascii="Cambria Math" w:eastAsiaTheme="minorEastAsia" w:hAnsi="Cambria Math"/>
+                </w:rPr>
+                <m:t>10</m:t>
+              </m:r>
+            </m:den>
+          </m:f>
+          <m:func>
+            <m:funcPr>
+              <m:ctrlPr>
+                <w:rPr>
+                  <w:rFonts w:ascii="Cambria Math" w:eastAsiaTheme="minorEastAsia" w:hAnsi="Cambria Math"/>
+                  <w:i/>
+                </w:rPr>
+              </m:ctrlPr>
+            </m:funcPr>
+            <m:fName>
+              <m:r>
+                <m:rPr>
+                  <m:sty m:val="p"/>
+                </m:rPr>
+                <w:rPr>
+                  <w:rFonts w:ascii="Cambria Math" w:eastAsiaTheme="minorEastAsia" w:hAnsi="Cambria Math"/>
+                </w:rPr>
+                <m:t>sin</m:t>
+              </m:r>
+            </m:fName>
+            <m:e>
+              <m:d>
+                <m:dPr>
+                  <m:ctrlPr>
+                    <w:rPr>
+                      <w:rFonts w:ascii="Cambria Math" w:eastAsiaTheme="minorEastAsia" w:hAnsi="Cambria Math"/>
+                      <w:i/>
+                    </w:rPr>
+                  </m:ctrlPr>
+                </m:dPr>
+                <m:e>
+                  <m:r>
+                    <w:rPr>
+                      <w:rFonts w:ascii="Cambria Math" w:eastAsiaTheme="minorEastAsia" w:hAnsi="Cambria Math"/>
+                    </w:rPr>
+                    <m:t>t</m:t>
+                  </m:r>
+                </m:e>
+              </m:d>
+            </m:e>
+          </m:func>
+          <m:r>
+            <w:rPr>
+              <w:rFonts w:ascii="Cambria Math" w:eastAsiaTheme="minorEastAsia" w:hAnsi="Cambria Math"/>
+            </w:rPr>
+            <m:t>=</m:t>
+          </m:r>
+          <m:r>
+            <m:rPr>
+              <m:sty m:val="p"/>
+            </m:rPr>
+            <w:rPr>
+              <w:rFonts w:ascii="Cambria Math" w:eastAsiaTheme="minorEastAsia" w:hAnsi="Cambria Math"/>
+            </w:rPr>
+            <m:t>sin⁡</m:t>
+          </m:r>
+          <m:r>
+            <w:rPr>
+              <w:rFonts w:ascii="Cambria Math" w:eastAsiaTheme="minorEastAsia" w:hAnsi="Cambria Math"/>
+            </w:rPr>
+            <m:t>(t)</m:t>
+          </m:r>
+        </m:oMath>
+      </m:oMathPara>
+    </w:p>
+    <w:p>
+      <w:pPr>
+        <w:pStyle w:val="ListParagraph"/>
+        <w:ind w:left="1080"/>
+        <w:rPr>
+          <w:rFonts w:ascii="Cambria Math" w:eastAsiaTheme="minorEastAsia" w:hAnsi="Cambria Math"/>
+        </w:rPr>
+      </w:pPr>
+      <m:oMathPara>
+        <m:oMath>
+          <m:f>
+            <m:fPr>
+              <m:ctrlPr>
+                <w:rPr>
+                  <w:rFonts w:ascii="Cambria Math" w:eastAsiaTheme="minorEastAsia" w:hAnsi="Cambria Math"/>
+                  <w:i/>
+                </w:rPr>
+              </m:ctrlPr>
+            </m:fPr>
+            <m:num>
+              <m:r>
+                <w:rPr>
+                  <w:rFonts w:ascii="Cambria Math" w:eastAsiaTheme="minorEastAsia" w:hAnsi="Cambria Math"/>
+                </w:rPr>
+                <m:t>10</m:t>
+              </m:r>
+            </m:num>
+            <m:den>
+              <m:r>
+                <w:rPr>
+                  <w:rFonts w:ascii="Cambria Math" w:eastAsiaTheme="minorEastAsia" w:hAnsi="Cambria Math"/>
+                </w:rPr>
+                <m:t>10</m:t>
+              </m:r>
+            </m:den>
+          </m:f>
+          <m:func>
+            <m:funcPr>
+              <m:ctrlPr>
+                <w:rPr>
+                  <w:rFonts w:ascii="Cambria Math" w:eastAsiaTheme="minorEastAsia" w:hAnsi="Cambria Math"/>
+                  <w:i/>
+                </w:rPr>
+              </m:ctrlPr>
+            </m:funcPr>
+            <m:fName>
+              <m:r>
+                <m:rPr>
+                  <m:sty m:val="p"/>
+                </m:rPr>
+                <w:rPr>
+                  <w:rFonts w:ascii="Cambria Math" w:eastAsiaTheme="minorEastAsia" w:hAnsi="Cambria Math"/>
+                </w:rPr>
+                <m:t>sin</m:t>
+              </m:r>
+            </m:fName>
+            <m:e>
+              <m:d>
+                <m:dPr>
+                  <m:ctrlPr>
+                    <w:rPr>
+                      <w:rFonts w:ascii="Cambria Math" w:eastAsiaTheme="minorEastAsia" w:hAnsi="Cambria Math"/>
+                      <w:i/>
+                    </w:rPr>
+                  </m:ctrlPr>
+                </m:dPr>
+                <m:e>
+                  <m:r>
+                    <w:rPr>
+                      <w:rFonts w:ascii="Cambria Math" w:eastAsiaTheme="minorEastAsia" w:hAnsi="Cambria Math"/>
+                    </w:rPr>
+                    <m:t>t</m:t>
+                  </m:r>
+                </m:e>
+              </m:d>
+            </m:e>
+          </m:func>
+          <m:r>
+            <w:rPr>
+              <w:rFonts w:ascii="Cambria Math" w:eastAsiaTheme="minorEastAsia" w:hAnsi="Cambria Math"/>
+            </w:rPr>
+            <m:t>=</m:t>
+          </m:r>
+          <m:func>
+            <m:funcPr>
+              <m:ctrlPr>
+                <w:rPr>
+                  <w:rFonts w:ascii="Cambria Math" w:eastAsiaTheme="minorEastAsia" w:hAnsi="Cambria Math"/>
+                  <w:i/>
+                </w:rPr>
+              </m:ctrlPr>
+            </m:funcPr>
+            <m:fName>
+              <m:r>
+                <m:rPr>
+                  <m:sty m:val="p"/>
+                </m:rPr>
+                <w:rPr>
+                  <w:rFonts w:ascii="Cambria Math" w:eastAsiaTheme="minorEastAsia" w:hAnsi="Cambria Math"/>
+                </w:rPr>
+                <m:t>sin</m:t>
+              </m:r>
+            </m:fName>
+            <m:e>
+              <m:d>
+                <m:dPr>
+                  <m:ctrlPr>
+                    <w:rPr>
+                      <w:rFonts w:ascii="Cambria Math" w:eastAsiaTheme="minorEastAsia" w:hAnsi="Cambria Math"/>
+                      <w:i/>
+                    </w:rPr>
+                  </m:ctrlPr>
+                </m:dPr>
+                <m:e>
+                  <m:r>
+                    <w:rPr>
+                      <w:rFonts w:ascii="Cambria Math" w:eastAsiaTheme="minorEastAsia" w:hAnsi="Cambria Math"/>
+                    </w:rPr>
+                    <m:t>t</m:t>
+                  </m:r>
+                </m:e>
+              </m:d>
+            </m:e>
+          </m:func>
+        </m:oMath>
+      </m:oMathPara>
+    </w:p>
+    <w:p>
+      <w:pPr>
+        <w:pStyle w:val="ListParagraph"/>
+        <w:ind w:left="1080"/>
+        <w:rPr>
+          <w:rFonts w:ascii="Cambria Math" w:eastAsiaTheme="minorEastAsia" w:hAnsi="Cambria Math"/>
+        </w:rPr>
+      </w:pPr>
+      <w:r>
+        <w:rPr>
+          <w:rFonts w:ascii="Cambria Math" w:eastAsiaTheme="minorEastAsia" w:hAnsi="Cambria Math"/>
+        </w:rPr>
+        <w:t xml:space="preserve">The equation should start out larger, then decrease in magnitude as </w:t>
+      </w:r>
+      <w:proofErr w:type="spellStart"/>
+      <w:r>
+        <w:rPr>
+          <w:rFonts w:ascii="Cambria Math" w:eastAsiaTheme="minorEastAsia" w:hAnsi="Cambria Math"/>
+        </w:rPr>
+        <w:t>t</w:t>
+      </w:r>
+      <w:proofErr w:type="spellEnd"/>
+      <w:r>
+        <w:rPr>
+          <w:rFonts w:ascii="Cambria Math" w:eastAsiaTheme="minorEastAsia" w:hAnsi="Cambria Math"/>
+        </w:rPr>
+        <w:t xml:space="preserve"> approaches infinity because of </w:t>
+      </w:r>
+      <m:oMath>
+        <m:r>
+          <w:rPr>
+            <w:rFonts w:ascii="Cambria Math" w:eastAsiaTheme="minorEastAsia" w:hAnsi="Cambria Math"/>
+          </w:rPr>
+          <m:t>C</m:t>
+        </m:r>
+        <m:sSup>
+          <m:sSupPr>
+            <m:ctrlPr>
+              <w:rPr>
+                <w:rFonts w:ascii="Cambria Math" w:eastAsiaTheme="minorEastAsia" w:hAnsi="Cambria Math"/>
+                <w:i/>
+              </w:rPr>
+            </m:ctrlPr>
+          </m:sSupPr>
+          <m:e>
+            <m:r>
+              <w:rPr>
+                <w:rFonts w:ascii="Cambria Math" w:eastAsiaTheme="minorEastAsia" w:hAnsi="Cambria Math"/>
+              </w:rPr>
+              <m:t>e</m:t>
+            </m:r>
+          </m:e>
+          <m:sup>
+            <m:r>
+              <w:rPr>
+                <w:rFonts w:ascii="Cambria Math" w:eastAsiaTheme="minorEastAsia" w:hAnsi="Cambria Math"/>
+              </w:rPr>
+              <m:t>-3t</m:t>
+            </m:r>
+          </m:sup>
+        </m:sSup>
+      </m:oMath>
+      <w:r>
+        <w:rPr>
+          <w:rFonts w:ascii="Cambria Math" w:eastAsiaTheme="minorEastAsia" w:hAnsi="Cambria Math"/>
+        </w:rPr>
+        <w:t xml:space="preserve">, where it will settle on whatever sinusoid is created by the </w:t>
+      </w:r>
+      <m:oMath>
+        <m:f>
+          <m:fPr>
+            <m:ctrlPr>
+              <w:rPr>
+                <w:rFonts w:ascii="Cambria Math" w:eastAsiaTheme="minorEastAsia" w:hAnsi="Cambria Math"/>
+                <w:i/>
+              </w:rPr>
+            </m:ctrlPr>
+          </m:fPr>
+          <m:num>
+            <m:r>
+              <w:rPr>
+                <w:rFonts w:ascii="Cambria Math" w:eastAsiaTheme="minorEastAsia" w:hAnsi="Cambria Math"/>
+              </w:rPr>
+              <m:t>3</m:t>
+            </m:r>
+          </m:num>
+          <m:den>
+            <m:r>
+              <w:rPr>
+                <w:rFonts w:ascii="Cambria Math" w:eastAsiaTheme="minorEastAsia" w:hAnsi="Cambria Math"/>
+              </w:rPr>
+              <m:t>10</m:t>
+            </m:r>
+          </m:den>
+        </m:f>
+        <m:func>
+          <m:funcPr>
+            <m:ctrlPr>
+              <w:rPr>
+                <w:rFonts w:ascii="Cambria Math" w:eastAsiaTheme="minorEastAsia" w:hAnsi="Cambria Math"/>
+                <w:i/>
+              </w:rPr>
+            </m:ctrlPr>
+          </m:funcPr>
+          <m:fName>
+            <m:r>
+              <m:rPr>
+                <m:sty m:val="p"/>
+              </m:rPr>
+              <w:rPr>
+                <w:rFonts w:ascii="Cambria Math" w:eastAsiaTheme="minorEastAsia" w:hAnsi="Cambria Math"/>
+              </w:rPr>
+              <m:t>sin</m:t>
+            </m:r>
+          </m:fName>
+          <m:e>
+            <m:d>
+              <m:dPr>
+                <m:ctrlPr>
+                  <w:rPr>
+                    <w:rFonts w:ascii="Cambria Math" w:eastAsiaTheme="minorEastAsia" w:hAnsi="Cambria Math"/>
+                    <w:i/>
+                  </w:rPr>
+                </m:ctrlPr>
+              </m:dPr>
+              <m:e>
+                <m:r>
+                  <w:rPr>
+                    <w:rFonts w:ascii="Cambria Math" w:eastAsiaTheme="minorEastAsia" w:hAnsi="Cambria Math"/>
+                  </w:rPr>
+                  <m:t>t</m:t>
+                </m:r>
+              </m:e>
+            </m:d>
+          </m:e>
+        </m:func>
+        <m:r>
+          <w:rPr>
+            <w:rFonts w:ascii="Cambria Math" w:eastAsiaTheme="minorEastAsia" w:hAnsi="Cambria Math"/>
+          </w:rPr>
+          <m:t>-</m:t>
+        </m:r>
+        <m:f>
+          <m:fPr>
+            <m:ctrlPr>
+              <w:rPr>
+                <w:rFonts w:ascii="Cambria Math" w:eastAsiaTheme="minorEastAsia" w:hAnsi="Cambria Math"/>
+                <w:i/>
+              </w:rPr>
+            </m:ctrlPr>
+          </m:fPr>
+          <m:num>
+            <m:r>
+              <w:rPr>
+                <w:rFonts w:ascii="Cambria Math" w:eastAsiaTheme="minorEastAsia" w:hAnsi="Cambria Math"/>
+              </w:rPr>
+              <m:t>1</m:t>
+            </m:r>
+          </m:num>
+          <m:den>
+            <m:r>
+              <w:rPr>
+                <w:rFonts w:ascii="Cambria Math" w:eastAsiaTheme="minorEastAsia" w:hAnsi="Cambria Math"/>
+              </w:rPr>
+              <m:t>10</m:t>
+            </m:r>
+          </m:den>
+        </m:f>
+        <m:func>
+          <m:funcPr>
+            <m:ctrlPr>
+              <w:rPr>
+                <w:rFonts w:ascii="Cambria Math" w:eastAsiaTheme="minorEastAsia" w:hAnsi="Cambria Math"/>
+                <w:i/>
+              </w:rPr>
+            </m:ctrlPr>
+          </m:funcPr>
+          <m:fName>
+            <m:r>
+              <m:rPr>
+                <m:sty m:val="p"/>
+              </m:rPr>
+              <w:rPr>
+                <w:rFonts w:ascii="Cambria Math" w:eastAsiaTheme="minorEastAsia" w:hAnsi="Cambria Math"/>
+              </w:rPr>
+              <m:t>cos</m:t>
+            </m:r>
+          </m:fName>
+          <m:e>
+            <m:d>
+              <m:dPr>
+                <m:ctrlPr>
+                  <w:rPr>
+                    <w:rFonts w:ascii="Cambria Math" w:eastAsiaTheme="minorEastAsia" w:hAnsi="Cambria Math"/>
+                    <w:i/>
+                  </w:rPr>
+                </m:ctrlPr>
+              </m:dPr>
+              <m:e>
+                <m:r>
+                  <w:rPr>
+                    <w:rFonts w:ascii="Cambria Math" w:eastAsiaTheme="minorEastAsia" w:hAnsi="Cambria Math"/>
+                  </w:rPr>
+                  <m:t>t</m:t>
+                </m:r>
+              </m:e>
+            </m:d>
+          </m:e>
+        </m:func>
+      </m:oMath>
+      <w:r>
+        <w:rPr>
+          <w:rFonts w:ascii="Cambria Math" w:eastAsiaTheme="minorEastAsia" w:hAnsi="Cambria Math"/>
+        </w:rPr>
+        <w:t xml:space="preserve"> terms.</w:t>
+      </w:r>
+    </w:p>
+    <w:p>
+      <w:pPr>
+        <w:rPr>
+          <w:rFonts w:ascii="Cambria Math" w:eastAsiaTheme="minorEastAsia" w:hAnsi="Cambria Math"/>
+        </w:rPr>
+      </w:pPr>
+      <w:r>
+        <w:rPr>
+          <w:rFonts w:ascii="Cambria Math" w:eastAsiaTheme="minorEastAsia" w:hAnsi="Cambria Math"/>
+        </w:rPr>
+        <w:br w:type="page"/>
+      </w:r>
+    </w:p>
+    <w:p>
+      <w:pPr>
+        <w:pStyle w:val="ListParagraph"/>
+        <w:ind w:left="1080"/>
+        <w:rPr>
+          <w:rFonts w:ascii="Cambria Math" w:eastAsiaTheme="minorEastAsia" w:hAnsi="Cambria Math"/>
+        </w:rPr>
+      </w:pPr>
+    </w:p>
+    <w:p>
+      <w:pPr>
+        <w:pStyle w:val="ListParagraph"/>
+        <w:numPr>
+          <w:ilvl w:val="0"/>
+          <w:numId w:val="3"/>
+        </w:numPr>
+        <w:rPr>
+          <w:rFonts w:ascii="Cambria Math" w:eastAsiaTheme="minorEastAsia" w:hAnsi="Cambria Math"/>
+        </w:rPr>
+      </w:pPr>
+      <w:r>
+        <w:rPr>
+          <w:rFonts w:ascii="Cambria Math" w:eastAsiaTheme="minorEastAsia" w:hAnsi="Cambria Math"/>
+        </w:rPr>
+        <w:t xml:space="preserve">For the same system as in part c, were </w:t>
+      </w:r>
+      <w:proofErr w:type="spellStart"/>
+      <w:r>
+        <w:rPr>
+          <w:rFonts w:ascii="Cambria Math" w:eastAsiaTheme="minorEastAsia" w:hAnsi="Cambria Math"/>
+        </w:rPr>
+        <w:t>Fext</w:t>
+      </w:r>
+      <w:proofErr w:type="spellEnd"/>
+      <w:r>
+        <w:rPr>
+          <w:rFonts w:ascii="Cambria Math" w:eastAsiaTheme="minorEastAsia" w:hAnsi="Cambria Math"/>
+        </w:rPr>
+        <w:t xml:space="preserve"> = sin(t) </w:t>
+      </w:r>
+      <w:proofErr w:type="gramStart"/>
+      <w:r>
+        <w:rPr>
+          <w:rFonts w:ascii="Cambria Math" w:eastAsiaTheme="minorEastAsia" w:hAnsi="Cambria Math"/>
+        </w:rPr>
+        <w:t>consider</w:t>
+      </w:r>
+      <w:proofErr w:type="gramEnd"/>
+      <w:r>
+        <w:rPr>
+          <w:rFonts w:ascii="Cambria Math" w:eastAsiaTheme="minorEastAsia" w:hAnsi="Cambria Math"/>
+        </w:rPr>
+        <w:t xml:space="preserve"> the initial condition of </w:t>
+      </w:r>
+      <w:proofErr w:type="gramStart"/>
+      <w:r>
+        <w:rPr>
+          <w:rFonts w:ascii="Cambria Math" w:eastAsiaTheme="minorEastAsia" w:hAnsi="Cambria Math"/>
+        </w:rPr>
+        <w:t>x(</w:t>
+      </w:r>
+      <w:proofErr w:type="gramEnd"/>
+      <w:r>
+        <w:rPr>
+          <w:rFonts w:ascii="Cambria Math" w:eastAsiaTheme="minorEastAsia" w:hAnsi="Cambria Math"/>
+        </w:rPr>
+        <w:t>0) = 0.3. obtain the solution to the ode and verify it does satisfy the initial condition.</w:t>
+      </w:r>
+    </w:p>
+    <w:p>
+      <w:pPr>
+        <w:pStyle w:val="ListParagraph"/>
+        <w:ind w:left="1080"/>
+        <w:rPr>
+          <w:rFonts w:ascii="Cambria Math" w:eastAsiaTheme="minorEastAsia" w:hAnsi="Cambria Math"/>
+        </w:rPr>
+      </w:pPr>
+      <m:oMathPara>
+        <m:oMath>
+          <m:r>
+            <w:rPr>
+              <w:rFonts w:ascii="Cambria Math" w:eastAsiaTheme="minorEastAsia" w:hAnsi="Cambria Math"/>
+            </w:rPr>
+            <m:t>x=C</m:t>
+          </m:r>
+          <m:sSup>
+            <m:sSupPr>
+              <m:ctrlPr>
+                <w:rPr>
+                  <w:rFonts w:ascii="Cambria Math" w:eastAsiaTheme="minorEastAsia" w:hAnsi="Cambria Math"/>
+                  <w:i/>
+                </w:rPr>
+              </m:ctrlPr>
+            </m:sSupPr>
+            <m:e>
+              <m:r>
+                <w:rPr>
+                  <w:rFonts w:ascii="Cambria Math" w:eastAsiaTheme="minorEastAsia" w:hAnsi="Cambria Math"/>
+                </w:rPr>
+                <m:t>e</m:t>
+              </m:r>
+            </m:e>
+            <m:sup>
+              <m:r>
+                <w:rPr>
+                  <w:rFonts w:ascii="Cambria Math" w:eastAsiaTheme="minorEastAsia" w:hAnsi="Cambria Math"/>
+                </w:rPr>
+                <m:t>-3t</m:t>
+              </m:r>
+            </m:sup>
+          </m:sSup>
+          <m:r>
+            <w:rPr>
+              <w:rFonts w:ascii="Cambria Math" w:eastAsiaTheme="minorEastAsia" w:hAnsi="Cambria Math"/>
+            </w:rPr>
+            <m:t>+</m:t>
+          </m:r>
+          <m:f>
+            <m:fPr>
+              <m:ctrlPr>
+                <w:rPr>
+                  <w:rFonts w:ascii="Cambria Math" w:eastAsiaTheme="minorEastAsia" w:hAnsi="Cambria Math"/>
+                  <w:i/>
+                </w:rPr>
+              </m:ctrlPr>
+            </m:fPr>
+            <m:num>
+              <m:r>
+                <w:rPr>
+                  <w:rFonts w:ascii="Cambria Math" w:eastAsiaTheme="minorEastAsia" w:hAnsi="Cambria Math"/>
+                </w:rPr>
+                <m:t>3</m:t>
+              </m:r>
+            </m:num>
+            <m:den>
+              <m:r>
+                <w:rPr>
+                  <w:rFonts w:ascii="Cambria Math" w:eastAsiaTheme="minorEastAsia" w:hAnsi="Cambria Math"/>
+                </w:rPr>
+                <m:t>10</m:t>
+              </m:r>
+            </m:den>
+          </m:f>
+          <m:func>
+            <m:funcPr>
+              <m:ctrlPr>
+                <w:rPr>
+                  <w:rFonts w:ascii="Cambria Math" w:eastAsiaTheme="minorEastAsia" w:hAnsi="Cambria Math"/>
+                  <w:i/>
+                </w:rPr>
+              </m:ctrlPr>
+            </m:funcPr>
+            <m:fName>
+              <m:r>
+                <m:rPr>
+                  <m:sty m:val="p"/>
+                </m:rPr>
+                <w:rPr>
+                  <w:rFonts w:ascii="Cambria Math" w:eastAsiaTheme="minorEastAsia" w:hAnsi="Cambria Math"/>
+                </w:rPr>
+                <m:t>sin</m:t>
+              </m:r>
+            </m:fName>
+            <m:e>
+              <m:d>
+                <m:dPr>
+                  <m:ctrlPr>
+                    <w:rPr>
+                      <w:rFonts w:ascii="Cambria Math" w:eastAsiaTheme="minorEastAsia" w:hAnsi="Cambria Math"/>
+                      <w:i/>
+                    </w:rPr>
+                  </m:ctrlPr>
+                </m:dPr>
+                <m:e>
+                  <m:r>
+                    <w:rPr>
+                      <w:rFonts w:ascii="Cambria Math" w:eastAsiaTheme="minorEastAsia" w:hAnsi="Cambria Math"/>
+                    </w:rPr>
+                    <m:t>t</m:t>
+                  </m:r>
+                </m:e>
+              </m:d>
+            </m:e>
+          </m:func>
+          <m:r>
+            <w:rPr>
+              <w:rFonts w:ascii="Cambria Math" w:eastAsiaTheme="minorEastAsia" w:hAnsi="Cambria Math"/>
+            </w:rPr>
+            <m:t>-</m:t>
+          </m:r>
+          <m:f>
+            <m:fPr>
+              <m:ctrlPr>
+                <w:rPr>
+                  <w:rFonts w:ascii="Cambria Math" w:eastAsiaTheme="minorEastAsia" w:hAnsi="Cambria Math"/>
+                  <w:i/>
+                </w:rPr>
+              </m:ctrlPr>
+            </m:fPr>
+            <m:num>
+              <m:r>
+                <w:rPr>
+                  <w:rFonts w:ascii="Cambria Math" w:eastAsiaTheme="minorEastAsia" w:hAnsi="Cambria Math"/>
+                </w:rPr>
+                <m:t>1</m:t>
+              </m:r>
+            </m:num>
+            <m:den>
+              <m:r>
+                <w:rPr>
+                  <w:rFonts w:ascii="Cambria Math" w:eastAsiaTheme="minorEastAsia" w:hAnsi="Cambria Math"/>
+                </w:rPr>
+                <m:t>10</m:t>
+              </m:r>
+            </m:den>
+          </m:f>
+          <m:func>
+            <m:funcPr>
+              <m:ctrlPr>
+                <w:rPr>
+                  <w:rFonts w:ascii="Cambria Math" w:eastAsiaTheme="minorEastAsia" w:hAnsi="Cambria Math"/>
+                  <w:i/>
+                </w:rPr>
+              </m:ctrlPr>
+            </m:funcPr>
+            <m:fName>
+              <m:r>
+                <m:rPr>
+                  <m:sty m:val="p"/>
+                </m:rPr>
+                <w:rPr>
+                  <w:rFonts w:ascii="Cambria Math" w:eastAsiaTheme="minorEastAsia" w:hAnsi="Cambria Math"/>
+                </w:rPr>
+                <m:t>cos</m:t>
+              </m:r>
+            </m:fName>
+            <m:e>
+              <m:d>
+                <m:dPr>
+                  <m:ctrlPr>
+                    <w:rPr>
+                      <w:rFonts w:ascii="Cambria Math" w:eastAsiaTheme="minorEastAsia" w:hAnsi="Cambria Math"/>
+                      <w:i/>
+                    </w:rPr>
+                  </m:ctrlPr>
+                </m:dPr>
+                <m:e>
+                  <m:r>
+                    <w:rPr>
+                      <w:rFonts w:ascii="Cambria Math" w:eastAsiaTheme="minorEastAsia" w:hAnsi="Cambria Math"/>
+                    </w:rPr>
+                    <m:t>t</m:t>
+                  </m:r>
+                </m:e>
+              </m:d>
+            </m:e>
+          </m:func>
+        </m:oMath>
+      </m:oMathPara>
+    </w:p>
+    <w:p>
+      <w:pPr>
+        <w:pStyle w:val="ListParagraph"/>
+        <w:ind w:left="1080"/>
+        <w:rPr>
+          <w:rFonts w:ascii="Cambria Math" w:eastAsiaTheme="minorEastAsia" w:hAnsi="Cambria Math"/>
+        </w:rPr>
+      </w:pPr>
+      <m:oMathPara>
+        <m:oMath>
+          <m:r>
+            <w:rPr>
+              <w:rFonts w:ascii="Cambria Math" w:eastAsiaTheme="minorEastAsia" w:hAnsi="Cambria Math"/>
+            </w:rPr>
+            <m:t>0.3=C+0-</m:t>
+          </m:r>
+          <m:f>
+            <m:fPr>
+              <m:ctrlPr>
+                <w:rPr>
+                  <w:rFonts w:ascii="Cambria Math" w:eastAsiaTheme="minorEastAsia" w:hAnsi="Cambria Math"/>
+                  <w:i/>
+                </w:rPr>
+              </m:ctrlPr>
+            </m:fPr>
+            <m:num>
+              <m:r>
+                <w:rPr>
+                  <w:rFonts w:ascii="Cambria Math" w:eastAsiaTheme="minorEastAsia" w:hAnsi="Cambria Math"/>
+                </w:rPr>
+                <m:t>1</m:t>
+              </m:r>
+            </m:num>
+            <m:den>
+              <m:r>
+                <w:rPr>
+                  <w:rFonts w:ascii="Cambria Math" w:eastAsiaTheme="minorEastAsia" w:hAnsi="Cambria Math"/>
+                </w:rPr>
+                <m:t>10</m:t>
+              </m:r>
+            </m:den>
+          </m:f>
+        </m:oMath>
+      </m:oMathPara>
+    </w:p>
+    <w:p>
+      <w:pPr>
+        <w:pStyle w:val="ListParagraph"/>
+        <w:ind w:left="1080"/>
+        <w:rPr>
+          <w:rFonts w:ascii="Cambria Math" w:eastAsiaTheme="minorEastAsia" w:hAnsi="Cambria Math"/>
+        </w:rPr>
+      </w:pPr>
+      <m:oMathPara>
+        <m:oMath>
+          <m:r>
+            <w:rPr>
+              <w:rFonts w:ascii="Cambria Math" w:eastAsiaTheme="minorEastAsia" w:hAnsi="Cambria Math"/>
+            </w:rPr>
+            <m:t>C=0.4</m:t>
+          </m:r>
+        </m:oMath>
+      </m:oMathPara>
+    </w:p>
+    <w:p>
+      <w:pPr>
+        <w:pStyle w:val="ListParagraph"/>
+        <w:ind w:left="1080"/>
+        <w:rPr>
+          <w:rFonts w:ascii="Cambria Math" w:eastAsiaTheme="minorEastAsia" w:hAnsi="Cambria Math"/>
+        </w:rPr>
+      </w:pPr>
+      <m:oMathPara>
+        <m:oMath>
+          <m:r>
+            <w:rPr>
+              <w:rFonts w:ascii="Cambria Math" w:eastAsiaTheme="minorEastAsia" w:hAnsi="Cambria Math"/>
+            </w:rPr>
+            <m:t>x=</m:t>
+          </m:r>
+          <m:f>
+            <m:fPr>
+              <m:ctrlPr>
+                <w:rPr>
+                  <w:rFonts w:ascii="Cambria Math" w:eastAsiaTheme="minorEastAsia" w:hAnsi="Cambria Math"/>
+                  <w:i/>
+                </w:rPr>
+              </m:ctrlPr>
+            </m:fPr>
+            <m:num>
+              <m:r>
+                <w:rPr>
+                  <w:rFonts w:ascii="Cambria Math" w:eastAsiaTheme="minorEastAsia" w:hAnsi="Cambria Math"/>
+                </w:rPr>
+                <m:t>4</m:t>
+              </m:r>
+            </m:num>
+            <m:den>
+              <m:r>
+                <w:rPr>
+                  <w:rFonts w:ascii="Cambria Math" w:eastAsiaTheme="minorEastAsia" w:hAnsi="Cambria Math"/>
+                </w:rPr>
+                <m:t>10</m:t>
+              </m:r>
+            </m:den>
+          </m:f>
+          <m:sSup>
+            <m:sSupPr>
+              <m:ctrlPr>
+                <w:rPr>
+                  <w:rFonts w:ascii="Cambria Math" w:eastAsiaTheme="minorEastAsia" w:hAnsi="Cambria Math"/>
+                  <w:i/>
+                </w:rPr>
+              </m:ctrlPr>
+            </m:sSupPr>
+            <m:e>
+              <m:r>
+                <w:rPr>
+                  <w:rFonts w:ascii="Cambria Math" w:eastAsiaTheme="minorEastAsia" w:hAnsi="Cambria Math"/>
+                </w:rPr>
+                <m:t>e</m:t>
+              </m:r>
+            </m:e>
+            <m:sup>
+              <m:r>
+                <w:rPr>
+                  <w:rFonts w:ascii="Cambria Math" w:eastAsiaTheme="minorEastAsia" w:hAnsi="Cambria Math"/>
+                </w:rPr>
+                <m:t>-3t</m:t>
+              </m:r>
+            </m:sup>
+          </m:sSup>
+          <m:r>
+            <w:rPr>
+              <w:rFonts w:ascii="Cambria Math" w:eastAsiaTheme="minorEastAsia" w:hAnsi="Cambria Math"/>
+            </w:rPr>
+            <m:t>+</m:t>
+          </m:r>
+          <m:f>
+            <m:fPr>
+              <m:ctrlPr>
+                <w:rPr>
+                  <w:rFonts w:ascii="Cambria Math" w:eastAsiaTheme="minorEastAsia" w:hAnsi="Cambria Math"/>
+                  <w:i/>
+                </w:rPr>
+              </m:ctrlPr>
+            </m:fPr>
+            <m:num>
+              <m:r>
+                <w:rPr>
+                  <w:rFonts w:ascii="Cambria Math" w:eastAsiaTheme="minorEastAsia" w:hAnsi="Cambria Math"/>
+                </w:rPr>
+                <m:t>3</m:t>
+              </m:r>
+            </m:num>
+            <m:den>
+              <m:r>
+                <w:rPr>
+                  <w:rFonts w:ascii="Cambria Math" w:eastAsiaTheme="minorEastAsia" w:hAnsi="Cambria Math"/>
+                </w:rPr>
+                <m:t>10</m:t>
+              </m:r>
+            </m:den>
+          </m:f>
+          <m:func>
+            <m:funcPr>
+              <m:ctrlPr>
+                <w:rPr>
+                  <w:rFonts w:ascii="Cambria Math" w:eastAsiaTheme="minorEastAsia" w:hAnsi="Cambria Math"/>
+                  <w:i/>
+                </w:rPr>
+              </m:ctrlPr>
+            </m:funcPr>
+            <m:fName>
+              <m:r>
+                <m:rPr>
+                  <m:sty m:val="p"/>
+                </m:rPr>
+                <w:rPr>
+                  <w:rFonts w:ascii="Cambria Math" w:eastAsiaTheme="minorEastAsia" w:hAnsi="Cambria Math"/>
+                </w:rPr>
+                <m:t>sin</m:t>
+              </m:r>
+            </m:fName>
+            <m:e>
+              <m:d>
+                <m:dPr>
+                  <m:ctrlPr>
+                    <w:rPr>
+                      <w:rFonts w:ascii="Cambria Math" w:eastAsiaTheme="minorEastAsia" w:hAnsi="Cambria Math"/>
+                      <w:i/>
+                    </w:rPr>
+                  </m:ctrlPr>
+                </m:dPr>
+                <m:e>
+                  <m:r>
+                    <w:rPr>
+                      <w:rFonts w:ascii="Cambria Math" w:eastAsiaTheme="minorEastAsia" w:hAnsi="Cambria Math"/>
+                    </w:rPr>
+                    <m:t>t</m:t>
+                  </m:r>
+                </m:e>
+              </m:d>
+            </m:e>
+          </m:func>
+          <m:r>
+            <w:rPr>
+              <w:rFonts w:ascii="Cambria Math" w:eastAsiaTheme="minorEastAsia" w:hAnsi="Cambria Math"/>
+            </w:rPr>
+            <m:t>-</m:t>
+          </m:r>
+          <m:f>
+            <m:fPr>
+              <m:ctrlPr>
+                <w:rPr>
+                  <w:rFonts w:ascii="Cambria Math" w:eastAsiaTheme="minorEastAsia" w:hAnsi="Cambria Math"/>
+                  <w:i/>
+                </w:rPr>
+              </m:ctrlPr>
+            </m:fPr>
+            <m:num>
+              <m:r>
+                <w:rPr>
+                  <w:rFonts w:ascii="Cambria Math" w:eastAsiaTheme="minorEastAsia" w:hAnsi="Cambria Math"/>
+                </w:rPr>
+                <m:t>1</m:t>
+              </m:r>
+            </m:num>
+            <m:den>
+              <m:r>
+                <w:rPr>
+                  <w:rFonts w:ascii="Cambria Math" w:eastAsiaTheme="minorEastAsia" w:hAnsi="Cambria Math"/>
+                </w:rPr>
+                <m:t>10</m:t>
+              </m:r>
+            </m:den>
+          </m:f>
+          <m:func>
+            <m:funcPr>
+              <m:ctrlPr>
+                <w:rPr>
+                  <w:rFonts w:ascii="Cambria Math" w:eastAsiaTheme="minorEastAsia" w:hAnsi="Cambria Math"/>
+                  <w:i/>
+                </w:rPr>
+              </m:ctrlPr>
+            </m:funcPr>
+            <m:fName>
+              <m:r>
+                <m:rPr>
+                  <m:sty m:val="p"/>
+                </m:rPr>
+                <w:rPr>
+                  <w:rFonts w:ascii="Cambria Math" w:eastAsiaTheme="minorEastAsia" w:hAnsi="Cambria Math"/>
+                </w:rPr>
+                <m:t>cos</m:t>
+              </m:r>
+            </m:fName>
+            <m:e>
+              <m:d>
+                <m:dPr>
+                  <m:ctrlPr>
+                    <w:rPr>
+                      <w:rFonts w:ascii="Cambria Math" w:eastAsiaTheme="minorEastAsia" w:hAnsi="Cambria Math"/>
+                      <w:i/>
+                    </w:rPr>
+                  </m:ctrlPr>
+                </m:dPr>
+                <m:e>
+                  <m:r>
+                    <w:rPr>
+                      <w:rFonts w:ascii="Cambria Math" w:eastAsiaTheme="minorEastAsia" w:hAnsi="Cambria Math"/>
+                    </w:rPr>
+                    <m:t>t</m:t>
+                  </m:r>
+                </m:e>
+              </m:d>
+            </m:e>
+          </m:func>
+        </m:oMath>
+      </m:oMathPara>
+    </w:p>
+    <w:p>
+      <w:pPr>
+        <w:pStyle w:val="ListParagraph"/>
+        <w:ind w:left="1080"/>
+        <w:rPr>
+          <w:rFonts w:ascii="Cambria Math" w:eastAsiaTheme="minorEastAsia" w:hAnsi="Cambria Math"/>
+        </w:rPr>
+      </w:pPr>
+      <m:oMathPara>
+        <m:oMath>
+          <m:r>
+            <w:rPr>
+              <w:rFonts w:ascii="Cambria Math" w:eastAsiaTheme="minorEastAsia" w:hAnsi="Cambria Math"/>
+            </w:rPr>
+            <m:t>0.3=</m:t>
+          </m:r>
+          <m:f>
+            <m:fPr>
+              <m:ctrlPr>
+                <w:rPr>
+                  <w:rFonts w:ascii="Cambria Math" w:eastAsiaTheme="minorEastAsia" w:hAnsi="Cambria Math"/>
+                  <w:i/>
+                </w:rPr>
+              </m:ctrlPr>
+            </m:fPr>
+            <m:num>
+              <m:r>
+                <w:rPr>
+                  <w:rFonts w:ascii="Cambria Math" w:eastAsiaTheme="minorEastAsia" w:hAnsi="Cambria Math"/>
+                </w:rPr>
+                <m:t>4</m:t>
+              </m:r>
+            </m:num>
+            <m:den>
+              <m:r>
+                <w:rPr>
+                  <w:rFonts w:ascii="Cambria Math" w:eastAsiaTheme="minorEastAsia" w:hAnsi="Cambria Math"/>
+                </w:rPr>
+                <m:t>10</m:t>
+              </m:r>
+            </m:den>
+          </m:f>
+          <m:r>
+            <w:rPr>
+              <w:rFonts w:ascii="Cambria Math" w:eastAsiaTheme="minorEastAsia" w:hAnsi="Cambria Math"/>
+            </w:rPr>
+            <m:t>+0-</m:t>
+          </m:r>
+          <m:f>
+            <m:fPr>
+              <m:ctrlPr>
+                <w:rPr>
+                  <w:rFonts w:ascii="Cambria Math" w:eastAsiaTheme="minorEastAsia" w:hAnsi="Cambria Math"/>
+                  <w:i/>
+                </w:rPr>
+              </m:ctrlPr>
+            </m:fPr>
+            <m:num>
+              <m:r>
+                <w:rPr>
+                  <w:rFonts w:ascii="Cambria Math" w:eastAsiaTheme="minorEastAsia" w:hAnsi="Cambria Math"/>
+                </w:rPr>
+                <m:t>1</m:t>
+              </m:r>
+            </m:num>
+            <m:den>
+              <m:r>
+                <w:rPr>
+                  <w:rFonts w:ascii="Cambria Math" w:eastAsiaTheme="minorEastAsia" w:hAnsi="Cambria Math"/>
+                </w:rPr>
+                <m:t>10</m:t>
+              </m:r>
+            </m:den>
+          </m:f>
+          <m:r>
+            <w:rPr>
+              <w:rFonts w:ascii="Cambria Math" w:eastAsiaTheme="minorEastAsia" w:hAnsi="Cambria Math"/>
+            </w:rPr>
+            <m:t>=</m:t>
+          </m:r>
+          <m:f>
+            <m:fPr>
+              <m:ctrlPr>
+                <w:rPr>
+                  <w:rFonts w:ascii="Cambria Math" w:eastAsiaTheme="minorEastAsia" w:hAnsi="Cambria Math"/>
+                  <w:i/>
+                </w:rPr>
+              </m:ctrlPr>
+            </m:fPr>
+            <m:num>
+              <m:r>
+                <w:rPr>
+                  <w:rFonts w:ascii="Cambria Math" w:eastAsiaTheme="minorEastAsia" w:hAnsi="Cambria Math"/>
+                </w:rPr>
+                <m:t>3</m:t>
+              </m:r>
+            </m:num>
+            <m:den>
+              <m:r>
+                <w:rPr>
+                  <w:rFonts w:ascii="Cambria Math" w:eastAsiaTheme="minorEastAsia" w:hAnsi="Cambria Math"/>
+                </w:rPr>
+                <m:t>10</m:t>
+              </m:r>
+            </m:den>
+          </m:f>
+          <m:r>
+            <w:rPr>
+              <w:rFonts w:ascii="Cambria Math" w:eastAsiaTheme="minorEastAsia" w:hAnsi="Cambria Math"/>
+            </w:rPr>
+            <m:t>=0.3</m:t>
+          </m:r>
+        </m:oMath>
+      </m:oMathPara>
+    </w:p>
+    <w:p>
+      <w:pPr>
+        <w:pStyle w:val="ListParagraph"/>
+        <w:numPr>
+          <w:ilvl w:val="0"/>
+          <w:numId w:val="3"/>
+        </w:numPr>
+        <w:rPr>
+          <w:rFonts w:ascii="Cambria Math" w:eastAsiaTheme="minorEastAsia" w:hAnsi="Cambria Math"/>
+        </w:rPr>
+      </w:pPr>
+      <w:r>
+        <w:rPr>
+          <w:rFonts w:ascii="Cambria Math" w:eastAsiaTheme="minorEastAsia" w:hAnsi="Cambria Math"/>
+        </w:rPr>
+        <w:t>Find the solution to the following ode without directly solving it. Use the principle of superposition and the solutions you already have for parts b and c. verify your solution by plugging it back into the ODE and checking the boundary condition.</w:t>
+      </w:r>
+    </w:p>
+    <w:p>
+      <w:pPr>
+        <w:pStyle w:val="ListParagraph"/>
+        <w:ind w:left="1080"/>
+        <w:rPr>
+          <w:rFonts w:ascii="Cambria Math" w:eastAsiaTheme="minorEastAsia" w:hAnsi="Cambria Math"/>
+        </w:rPr>
+      </w:pPr>
+      <m:oMathPara>
+        <m:oMath>
+          <m:acc>
+            <m:accPr>
+              <m:chr m:val="̇"/>
+              <m:ctrlPr>
+                <w:rPr>
+                  <w:rFonts w:ascii="Cambria Math" w:eastAsiaTheme="minorEastAsia" w:hAnsi="Cambria Math"/>
+                  <w:i/>
+                </w:rPr>
+              </m:ctrlPr>
+            </m:accPr>
+            <m:e>
+              <m:r>
+                <w:rPr>
+                  <w:rFonts w:ascii="Cambria Math" w:eastAsiaTheme="minorEastAsia" w:hAnsi="Cambria Math"/>
+                </w:rPr>
+                <m:t>x</m:t>
+              </m:r>
+            </m:e>
+          </m:acc>
+          <m:d>
+            <m:dPr>
+              <m:ctrlPr>
+                <w:rPr>
+                  <w:rFonts w:ascii="Cambria Math" w:eastAsiaTheme="minorEastAsia" w:hAnsi="Cambria Math"/>
+                  <w:i/>
+                </w:rPr>
+              </m:ctrlPr>
+            </m:dPr>
+            <m:e>
+              <m:r>
+                <w:rPr>
+                  <w:rFonts w:ascii="Cambria Math" w:eastAsiaTheme="minorEastAsia" w:hAnsi="Cambria Math"/>
+                </w:rPr>
+                <m:t>t</m:t>
+              </m:r>
+            </m:e>
+          </m:d>
+          <m:r>
+            <w:rPr>
+              <w:rFonts w:ascii="Cambria Math" w:eastAsiaTheme="minorEastAsia" w:hAnsi="Cambria Math"/>
+            </w:rPr>
+            <m:t>=-3x</m:t>
+          </m:r>
+          <m:d>
+            <m:dPr>
+              <m:ctrlPr>
+                <w:rPr>
+                  <w:rFonts w:ascii="Cambria Math" w:eastAsiaTheme="minorEastAsia" w:hAnsi="Cambria Math"/>
+                  <w:i/>
+                </w:rPr>
+              </m:ctrlPr>
+            </m:dPr>
+            <m:e>
+              <m:r>
+                <w:rPr>
+                  <w:rFonts w:ascii="Cambria Math" w:eastAsiaTheme="minorEastAsia" w:hAnsi="Cambria Math"/>
+                </w:rPr>
+                <m:t>t</m:t>
+              </m:r>
+            </m:e>
+          </m:d>
+          <m:r>
+            <w:rPr>
+              <w:rFonts w:ascii="Cambria Math" w:eastAsiaTheme="minorEastAsia" w:hAnsi="Cambria Math"/>
+            </w:rPr>
+            <m:t>+2</m:t>
+          </m:r>
+          <m:func>
+            <m:funcPr>
+              <m:ctrlPr>
+                <w:rPr>
+                  <w:rFonts w:ascii="Cambria Math" w:eastAsiaTheme="minorEastAsia" w:hAnsi="Cambria Math"/>
+                  <w:i/>
+                </w:rPr>
+              </m:ctrlPr>
+            </m:funcPr>
+            <m:fName>
+              <m:r>
+                <m:rPr>
+                  <m:sty m:val="p"/>
+                </m:rPr>
+                <w:rPr>
+                  <w:rFonts w:ascii="Cambria Math" w:eastAsiaTheme="minorEastAsia" w:hAnsi="Cambria Math"/>
+                </w:rPr>
+                <m:t>sin</m:t>
+              </m:r>
+            </m:fName>
+            <m:e>
+              <m:d>
+                <m:dPr>
+                  <m:ctrlPr>
+                    <w:rPr>
+                      <w:rFonts w:ascii="Cambria Math" w:eastAsiaTheme="minorEastAsia" w:hAnsi="Cambria Math"/>
+                      <w:i/>
+                    </w:rPr>
+                  </m:ctrlPr>
+                </m:dPr>
+                <m:e>
+                  <m:r>
+                    <w:rPr>
+                      <w:rFonts w:ascii="Cambria Math" w:eastAsiaTheme="minorEastAsia" w:hAnsi="Cambria Math"/>
+                    </w:rPr>
+                    <m:t>t</m:t>
+                  </m:r>
+                </m:e>
+              </m:d>
+            </m:e>
+          </m:func>
+          <m:r>
+            <w:rPr>
+              <w:rFonts w:ascii="Cambria Math" w:eastAsiaTheme="minorEastAsia" w:hAnsi="Cambria Math"/>
+            </w:rPr>
+            <m:t>+6, x</m:t>
+          </m:r>
+          <m:d>
+            <m:dPr>
+              <m:ctrlPr>
+                <w:rPr>
+                  <w:rFonts w:ascii="Cambria Math" w:eastAsiaTheme="minorEastAsia" w:hAnsi="Cambria Math"/>
+                  <w:i/>
+                </w:rPr>
+              </m:ctrlPr>
+            </m:dPr>
+            <m:e>
+              <m:r>
+                <w:rPr>
+                  <w:rFonts w:ascii="Cambria Math" w:eastAsiaTheme="minorEastAsia" w:hAnsi="Cambria Math"/>
+                </w:rPr>
+                <m:t>0</m:t>
+              </m:r>
+            </m:e>
+          </m:d>
+          <m:r>
+            <w:rPr>
+              <w:rFonts w:ascii="Cambria Math" w:eastAsiaTheme="minorEastAsia" w:hAnsi="Cambria Math"/>
+            </w:rPr>
+            <m:t>=0</m:t>
+          </m:r>
+        </m:oMath>
+      </m:oMathPara>
+    </w:p>
+    <w:p>
+      <w:pPr>
+        <w:pStyle w:val="ListParagraph"/>
+        <w:ind w:left="1080"/>
+        <w:rPr>
+          <w:rFonts w:ascii="Cambria Math" w:eastAsiaTheme="minorEastAsia" w:hAnsi="Cambria Math"/>
+        </w:rPr>
+      </w:pPr>
+    </w:p>
+    <w:p>
+      <w:pPr>
+        <w:pStyle w:val="ListParagraph"/>
+        <w:ind w:left="1080"/>
+        <w:rPr>
+          <w:rFonts w:ascii="Cambria Math" w:eastAsiaTheme="minorEastAsia" w:hAnsi="Cambria Math"/>
+        </w:rPr>
+      </w:pPr>
+      <m:oMathPara>
+        <m:oMath>
+          <m:r>
+            <w:rPr>
+              <w:rFonts w:ascii="Cambria Math" w:eastAsiaTheme="minorEastAsia" w:hAnsi="Cambria Math"/>
+            </w:rPr>
+            <m:t>x=</m:t>
+          </m:r>
+          <m:f>
+            <m:fPr>
+              <m:ctrlPr>
+                <w:rPr>
+                  <w:rFonts w:ascii="Cambria Math" w:eastAsiaTheme="minorEastAsia" w:hAnsi="Cambria Math"/>
+                  <w:i/>
+                </w:rPr>
+              </m:ctrlPr>
+            </m:fPr>
+            <m:num>
+              <m:sSup>
+                <m:sSupPr>
+                  <m:ctrlPr>
+                    <w:rPr>
+                      <w:rFonts w:ascii="Cambria Math" w:eastAsiaTheme="minorEastAsia" w:hAnsi="Cambria Math"/>
+                      <w:i/>
+                    </w:rPr>
+                  </m:ctrlPr>
+                </m:sSupPr>
+                <m:e>
+                  <m:sSub>
+                    <m:sSubPr>
+                      <m:ctrlPr>
+                        <w:rPr>
+                          <w:rFonts w:ascii="Cambria Math" w:eastAsiaTheme="minorEastAsia" w:hAnsi="Cambria Math"/>
+                          <w:i/>
+                        </w:rPr>
+                      </m:ctrlPr>
+                    </m:sSubPr>
+                    <m:e>
+                      <m:r>
+                        <w:rPr>
+                          <w:rFonts w:ascii="Cambria Math" w:eastAsiaTheme="minorEastAsia" w:hAnsi="Cambria Math"/>
+                        </w:rPr>
+                        <m:t>C</m:t>
+                      </m:r>
+                    </m:e>
+                    <m:sub>
+                      <m:r>
+                        <w:rPr>
+                          <w:rFonts w:ascii="Cambria Math" w:eastAsiaTheme="minorEastAsia" w:hAnsi="Cambria Math"/>
+                        </w:rPr>
+                        <m:t>2</m:t>
+                      </m:r>
+                    </m:sub>
+                  </m:sSub>
+                  <m:r>
+                    <w:rPr>
+                      <w:rFonts w:ascii="Cambria Math" w:eastAsiaTheme="minorEastAsia" w:hAnsi="Cambria Math"/>
+                    </w:rPr>
+                    <m:t>e</m:t>
+                  </m:r>
+                </m:e>
+                <m:sup>
+                  <m:r>
+                    <w:rPr>
+                      <w:rFonts w:ascii="Cambria Math" w:eastAsiaTheme="minorEastAsia" w:hAnsi="Cambria Math"/>
+                    </w:rPr>
+                    <m:t>-3t</m:t>
+                  </m:r>
+                </m:sup>
+              </m:sSup>
+              <m:r>
+                <w:rPr>
+                  <w:rFonts w:ascii="Cambria Math" w:eastAsiaTheme="minorEastAsia" w:hAnsi="Cambria Math"/>
+                </w:rPr>
+                <m:t>-</m:t>
+              </m:r>
+              <m:r>
+                <w:rPr>
+                  <w:rFonts w:ascii="Cambria Math" w:eastAsiaTheme="minorEastAsia" w:hAnsi="Cambria Math"/>
+                </w:rPr>
+                <m:t>1</m:t>
+              </m:r>
+            </m:num>
+            <m:den>
+              <m:r>
+                <w:rPr>
+                  <w:rFonts w:ascii="Cambria Math" w:eastAsiaTheme="minorEastAsia" w:hAnsi="Cambria Math"/>
+                </w:rPr>
+                <m:t>-3</m:t>
+              </m:r>
+            </m:den>
+          </m:f>
+        </m:oMath>
+      </m:oMathPara>
+    </w:p>
+    <w:p>
+      <w:pPr>
+        <w:pStyle w:val="ListParagraph"/>
+        <w:ind w:left="1080"/>
+        <w:rPr>
+          <w:rFonts w:ascii="Cambria Math" w:eastAsiaTheme="minorEastAsia" w:hAnsi="Cambria Math"/>
+        </w:rPr>
+      </w:pPr>
+      <m:oMathPara>
+        <m:oMath>
+          <m:r>
+            <w:rPr>
+              <w:rFonts w:ascii="Cambria Math" w:eastAsiaTheme="minorEastAsia" w:hAnsi="Cambria Math"/>
+            </w:rPr>
+            <m:t>x=C</m:t>
+          </m:r>
+          <m:sSup>
+            <m:sSupPr>
+              <m:ctrlPr>
+                <w:rPr>
+                  <w:rFonts w:ascii="Cambria Math" w:eastAsiaTheme="minorEastAsia" w:hAnsi="Cambria Math"/>
+                  <w:i/>
+                </w:rPr>
+              </m:ctrlPr>
+            </m:sSupPr>
+            <m:e>
+              <m:r>
+                <w:rPr>
+                  <w:rFonts w:ascii="Cambria Math" w:eastAsiaTheme="minorEastAsia" w:hAnsi="Cambria Math"/>
+                </w:rPr>
+                <m:t>e</m:t>
+              </m:r>
+            </m:e>
+            <m:sup>
+              <m:r>
+                <w:rPr>
+                  <w:rFonts w:ascii="Cambria Math" w:eastAsiaTheme="minorEastAsia" w:hAnsi="Cambria Math"/>
+                </w:rPr>
+                <m:t>-3t</m:t>
+              </m:r>
+            </m:sup>
+          </m:sSup>
+          <m:r>
+            <w:rPr>
+              <w:rFonts w:ascii="Cambria Math" w:eastAsiaTheme="minorEastAsia" w:hAnsi="Cambria Math"/>
+            </w:rPr>
+            <m:t>+</m:t>
+          </m:r>
+          <m:f>
+            <m:fPr>
+              <m:ctrlPr>
+                <w:rPr>
+                  <w:rFonts w:ascii="Cambria Math" w:eastAsiaTheme="minorEastAsia" w:hAnsi="Cambria Math"/>
+                  <w:i/>
+                </w:rPr>
+              </m:ctrlPr>
+            </m:fPr>
+            <m:num>
+              <m:r>
+                <w:rPr>
+                  <w:rFonts w:ascii="Cambria Math" w:eastAsiaTheme="minorEastAsia" w:hAnsi="Cambria Math"/>
+                </w:rPr>
+                <m:t>3</m:t>
+              </m:r>
+            </m:num>
+            <m:den>
+              <m:r>
+                <w:rPr>
+                  <w:rFonts w:ascii="Cambria Math" w:eastAsiaTheme="minorEastAsia" w:hAnsi="Cambria Math"/>
+                </w:rPr>
+                <m:t>10</m:t>
+              </m:r>
+            </m:den>
+          </m:f>
+          <m:func>
+            <m:funcPr>
+              <m:ctrlPr>
+                <w:rPr>
+                  <w:rFonts w:ascii="Cambria Math" w:eastAsiaTheme="minorEastAsia" w:hAnsi="Cambria Math"/>
+                  <w:i/>
+                </w:rPr>
+              </m:ctrlPr>
+            </m:funcPr>
+            <m:fName>
+              <m:r>
+                <m:rPr>
+                  <m:sty m:val="p"/>
+                </m:rPr>
+                <w:rPr>
+                  <w:rFonts w:ascii="Cambria Math" w:eastAsiaTheme="minorEastAsia" w:hAnsi="Cambria Math"/>
+                </w:rPr>
+                <m:t>sin</m:t>
+              </m:r>
+            </m:fName>
+            <m:e>
+              <m:d>
+                <m:dPr>
+                  <m:ctrlPr>
+                    <w:rPr>
+                      <w:rFonts w:ascii="Cambria Math" w:eastAsiaTheme="minorEastAsia" w:hAnsi="Cambria Math"/>
+                      <w:i/>
+                    </w:rPr>
+                  </m:ctrlPr>
+                </m:dPr>
+                <m:e>
+                  <m:r>
+                    <w:rPr>
+                      <w:rFonts w:ascii="Cambria Math" w:eastAsiaTheme="minorEastAsia" w:hAnsi="Cambria Math"/>
+                    </w:rPr>
+                    <m:t>t</m:t>
+                  </m:r>
+                </m:e>
+              </m:d>
+            </m:e>
+          </m:func>
+          <m:r>
+            <w:rPr>
+              <w:rFonts w:ascii="Cambria Math" w:eastAsiaTheme="minorEastAsia" w:hAnsi="Cambria Math"/>
+            </w:rPr>
+            <m:t>-</m:t>
+          </m:r>
+          <m:f>
+            <m:fPr>
+              <m:ctrlPr>
+                <w:rPr>
+                  <w:rFonts w:ascii="Cambria Math" w:eastAsiaTheme="minorEastAsia" w:hAnsi="Cambria Math"/>
+                  <w:i/>
+                </w:rPr>
+              </m:ctrlPr>
+            </m:fPr>
+            <m:num>
+              <m:r>
+                <w:rPr>
+                  <w:rFonts w:ascii="Cambria Math" w:eastAsiaTheme="minorEastAsia" w:hAnsi="Cambria Math"/>
+                </w:rPr>
+                <m:t>1</m:t>
+              </m:r>
+            </m:num>
+            <m:den>
+              <m:r>
+                <w:rPr>
+                  <w:rFonts w:ascii="Cambria Math" w:eastAsiaTheme="minorEastAsia" w:hAnsi="Cambria Math"/>
+                </w:rPr>
+                <m:t>10</m:t>
+              </m:r>
+            </m:den>
+          </m:f>
+          <m:func>
+            <m:funcPr>
+              <m:ctrlPr>
+                <w:rPr>
+                  <w:rFonts w:ascii="Cambria Math" w:eastAsiaTheme="minorEastAsia" w:hAnsi="Cambria Math"/>
+                  <w:i/>
+                </w:rPr>
+              </m:ctrlPr>
+            </m:funcPr>
+            <m:fName>
+              <m:r>
+                <m:rPr>
+                  <m:sty m:val="p"/>
+                </m:rPr>
+                <w:rPr>
+                  <w:rFonts w:ascii="Cambria Math" w:eastAsiaTheme="minorEastAsia" w:hAnsi="Cambria Math"/>
+                </w:rPr>
+                <m:t>cos</m:t>
+              </m:r>
+            </m:fName>
+            <m:e>
+              <m:d>
+                <m:dPr>
+                  <m:ctrlPr>
+                    <w:rPr>
+                      <w:rFonts w:ascii="Cambria Math" w:eastAsiaTheme="minorEastAsia" w:hAnsi="Cambria Math"/>
+                      <w:i/>
+                    </w:rPr>
+                  </m:ctrlPr>
+                </m:dPr>
+                <m:e>
+                  <m:r>
+                    <w:rPr>
+                      <w:rFonts w:ascii="Cambria Math" w:eastAsiaTheme="minorEastAsia" w:hAnsi="Cambria Math"/>
+                    </w:rPr>
+                    <m:t>t</m:t>
+                  </m:r>
+                </m:e>
+              </m:d>
+            </m:e>
+          </m:func>
+        </m:oMath>
+      </m:oMathPara>
+    </w:p>
+    <w:p>
+      <w:pPr>
+        <w:pStyle w:val="ListParagraph"/>
+        <w:ind w:left="1080"/>
+        <w:rPr>
+          <w:rFonts w:ascii="Cambria Math" w:eastAsiaTheme="minorEastAsia" w:hAnsi="Cambria Math"/>
+        </w:rPr>
+      </w:pPr>
+      <w:r>
+        <w:rPr>
+          <w:rFonts w:ascii="Cambria Math" w:eastAsiaTheme="minorEastAsia" w:hAnsi="Cambria Math"/>
+        </w:rPr>
+        <w:t>Superposition answer:</w:t>
+      </w:r>
+    </w:p>
+    <w:p>
+      <w:pPr>
+        <w:pStyle w:val="ListParagraph"/>
+        <w:ind w:left="1080"/>
+        <w:rPr>
+          <w:rFonts w:ascii="Cambria Math" w:eastAsiaTheme="minorEastAsia" w:hAnsi="Cambria Math"/>
+        </w:rPr>
+      </w:pPr>
+      <m:oMathPara>
+        <m:oMath>
+          <m:r>
+            <w:rPr>
+              <w:rFonts w:ascii="Cambria Math" w:eastAsiaTheme="minorEastAsia" w:hAnsi="Cambria Math"/>
+            </w:rPr>
+            <m:t>x=</m:t>
+          </m:r>
+          <m:r>
+            <w:rPr>
+              <w:rFonts w:ascii="Cambria Math" w:eastAsiaTheme="minorEastAsia" w:hAnsi="Cambria Math"/>
+            </w:rPr>
+            <m:t>C</m:t>
+          </m:r>
+          <m:sSup>
+            <m:sSupPr>
+              <m:ctrlPr>
+                <w:rPr>
+                  <w:rFonts w:ascii="Cambria Math" w:eastAsiaTheme="minorEastAsia" w:hAnsi="Cambria Math"/>
+                  <w:i/>
+                </w:rPr>
+              </m:ctrlPr>
+            </m:sSupPr>
+            <m:e>
+              <m:r>
+                <w:rPr>
+                  <w:rFonts w:ascii="Cambria Math" w:eastAsiaTheme="minorEastAsia" w:hAnsi="Cambria Math"/>
+                </w:rPr>
+                <m:t>e</m:t>
+              </m:r>
+            </m:e>
+            <m:sup>
+              <m:r>
+                <w:rPr>
+                  <w:rFonts w:ascii="Cambria Math" w:eastAsiaTheme="minorEastAsia" w:hAnsi="Cambria Math"/>
+                </w:rPr>
+                <m:t>-3t</m:t>
+              </m:r>
+            </m:sup>
+          </m:sSup>
+          <m:r>
+            <w:rPr>
+              <w:rFonts w:ascii="Cambria Math" w:eastAsiaTheme="minorEastAsia" w:hAnsi="Cambria Math"/>
+            </w:rPr>
+            <m:t>+2</m:t>
+          </m:r>
+          <m:d>
+            <m:dPr>
+              <m:ctrlPr>
+                <w:rPr>
+                  <w:rFonts w:ascii="Cambria Math" w:eastAsiaTheme="minorEastAsia" w:hAnsi="Cambria Math"/>
+                  <w:i/>
+                </w:rPr>
+              </m:ctrlPr>
+            </m:dPr>
+            <m:e>
+              <m:f>
+                <m:fPr>
+                  <m:ctrlPr>
+                    <w:rPr>
+                      <w:rFonts w:ascii="Cambria Math" w:eastAsiaTheme="minorEastAsia" w:hAnsi="Cambria Math"/>
+                      <w:i/>
+                    </w:rPr>
+                  </m:ctrlPr>
+                </m:fPr>
+                <m:num>
+                  <m:r>
+                    <w:rPr>
+                      <w:rFonts w:ascii="Cambria Math" w:eastAsiaTheme="minorEastAsia" w:hAnsi="Cambria Math"/>
+                    </w:rPr>
+                    <m:t>3</m:t>
+                  </m:r>
+                </m:num>
+                <m:den>
+                  <m:r>
+                    <w:rPr>
+                      <w:rFonts w:ascii="Cambria Math" w:eastAsiaTheme="minorEastAsia" w:hAnsi="Cambria Math"/>
+                    </w:rPr>
+                    <m:t>10</m:t>
+                  </m:r>
+                </m:den>
+              </m:f>
+              <m:func>
+                <m:funcPr>
+                  <m:ctrlPr>
+                    <w:rPr>
+                      <w:rFonts w:ascii="Cambria Math" w:eastAsiaTheme="minorEastAsia" w:hAnsi="Cambria Math"/>
+                      <w:i/>
+                    </w:rPr>
+                  </m:ctrlPr>
+                </m:funcPr>
+                <m:fName>
+                  <m:r>
+                    <m:rPr>
+                      <m:sty m:val="p"/>
+                    </m:rPr>
+                    <w:rPr>
+                      <w:rFonts w:ascii="Cambria Math" w:eastAsiaTheme="minorEastAsia" w:hAnsi="Cambria Math"/>
+                    </w:rPr>
+                    <m:t>sin</m:t>
+                  </m:r>
+                </m:fName>
+                <m:e>
+                  <m:d>
+                    <m:dPr>
+                      <m:ctrlPr>
+                        <w:rPr>
+                          <w:rFonts w:ascii="Cambria Math" w:eastAsiaTheme="minorEastAsia" w:hAnsi="Cambria Math"/>
+                          <w:i/>
+                        </w:rPr>
+                      </m:ctrlPr>
+                    </m:dPr>
+                    <m:e>
+                      <m:r>
+                        <w:rPr>
+                          <w:rFonts w:ascii="Cambria Math" w:eastAsiaTheme="minorEastAsia" w:hAnsi="Cambria Math"/>
+                        </w:rPr>
+                        <m:t>t</m:t>
+                      </m:r>
+                    </m:e>
+                  </m:d>
+                </m:e>
+              </m:func>
+              <m:r>
+                <w:rPr>
+                  <w:rFonts w:ascii="Cambria Math" w:eastAsiaTheme="minorEastAsia" w:hAnsi="Cambria Math"/>
+                </w:rPr>
+                <m:t>-</m:t>
+              </m:r>
+              <m:f>
+                <m:fPr>
+                  <m:ctrlPr>
+                    <w:rPr>
+                      <w:rFonts w:ascii="Cambria Math" w:eastAsiaTheme="minorEastAsia" w:hAnsi="Cambria Math"/>
+                      <w:i/>
+                    </w:rPr>
+                  </m:ctrlPr>
+                </m:fPr>
+                <m:num>
+                  <m:r>
+                    <w:rPr>
+                      <w:rFonts w:ascii="Cambria Math" w:eastAsiaTheme="minorEastAsia" w:hAnsi="Cambria Math"/>
+                    </w:rPr>
+                    <m:t>1</m:t>
+                  </m:r>
+                </m:num>
+                <m:den>
+                  <m:r>
+                    <w:rPr>
+                      <w:rFonts w:ascii="Cambria Math" w:eastAsiaTheme="minorEastAsia" w:hAnsi="Cambria Math"/>
+                    </w:rPr>
+                    <m:t>10</m:t>
+                  </m:r>
+                </m:den>
+              </m:f>
+              <m:func>
+                <m:funcPr>
+                  <m:ctrlPr>
+                    <w:rPr>
+                      <w:rFonts w:ascii="Cambria Math" w:eastAsiaTheme="minorEastAsia" w:hAnsi="Cambria Math"/>
+                      <w:i/>
+                    </w:rPr>
+                  </m:ctrlPr>
+                </m:funcPr>
+                <m:fName>
+                  <m:r>
+                    <m:rPr>
+                      <m:sty m:val="p"/>
+                    </m:rPr>
+                    <w:rPr>
+                      <w:rFonts w:ascii="Cambria Math" w:eastAsiaTheme="minorEastAsia" w:hAnsi="Cambria Math"/>
+                    </w:rPr>
+                    <m:t>cos</m:t>
+                  </m:r>
+                </m:fName>
+                <m:e>
+                  <m:d>
+                    <m:dPr>
+                      <m:ctrlPr>
+                        <w:rPr>
+                          <w:rFonts w:ascii="Cambria Math" w:eastAsiaTheme="minorEastAsia" w:hAnsi="Cambria Math"/>
+                          <w:i/>
+                        </w:rPr>
+                      </m:ctrlPr>
+                    </m:dPr>
+                    <m:e>
+                      <m:r>
+                        <w:rPr>
+                          <w:rFonts w:ascii="Cambria Math" w:eastAsiaTheme="minorEastAsia" w:hAnsi="Cambria Math"/>
+                        </w:rPr>
+                        <m:t>t</m:t>
+                      </m:r>
+                    </m:e>
+                  </m:d>
+                </m:e>
+              </m:func>
+            </m:e>
+          </m:d>
+          <m:r>
+            <w:rPr>
+              <w:rFonts w:ascii="Cambria Math" w:eastAsiaTheme="minorEastAsia" w:hAnsi="Cambria Math"/>
+            </w:rPr>
+            <m:t>+6</m:t>
+          </m:r>
+          <m:d>
+            <m:dPr>
+              <m:ctrlPr>
+                <w:rPr>
+                  <w:rFonts w:ascii="Cambria Math" w:eastAsiaTheme="minorEastAsia" w:hAnsi="Cambria Math"/>
+                  <w:i/>
+                </w:rPr>
+              </m:ctrlPr>
+            </m:dPr>
+            <m:e>
+              <m:f>
+                <m:fPr>
+                  <m:ctrlPr>
+                    <w:rPr>
+                      <w:rFonts w:ascii="Cambria Math" w:eastAsiaTheme="minorEastAsia" w:hAnsi="Cambria Math"/>
+                      <w:i/>
+                    </w:rPr>
+                  </m:ctrlPr>
+                </m:fPr>
+                <m:num>
+                  <m:r>
+                    <w:rPr>
+                      <w:rFonts w:ascii="Cambria Math" w:eastAsiaTheme="minorEastAsia" w:hAnsi="Cambria Math"/>
+                    </w:rPr>
+                    <m:t>1</m:t>
+                  </m:r>
+                </m:num>
+                <m:den>
+                  <m:r>
+                    <w:rPr>
+                      <w:rFonts w:ascii="Cambria Math" w:eastAsiaTheme="minorEastAsia" w:hAnsi="Cambria Math"/>
+                    </w:rPr>
+                    <m:t>3</m:t>
+                  </m:r>
+                </m:den>
+              </m:f>
+            </m:e>
+          </m:d>
+        </m:oMath>
+      </m:oMathPara>
+    </w:p>
+    <w:p>
+      <w:pPr>
+        <w:pStyle w:val="ListParagraph"/>
+        <w:ind w:left="1080"/>
+        <w:rPr>
+          <w:rFonts w:ascii="Cambria Math" w:eastAsiaTheme="minorEastAsia" w:hAnsi="Cambria Math"/>
+        </w:rPr>
+      </w:pPr>
+      <m:oMathPara>
+        <m:oMath>
+          <m:r>
+            <w:rPr>
+              <w:rFonts w:ascii="Cambria Math" w:eastAsiaTheme="minorEastAsia" w:hAnsi="Cambria Math"/>
+            </w:rPr>
+            <m:t>x=</m:t>
+          </m:r>
+          <m:r>
+            <w:rPr>
+              <w:rFonts w:ascii="Cambria Math" w:eastAsiaTheme="minorEastAsia" w:hAnsi="Cambria Math"/>
+            </w:rPr>
+            <m:t>C</m:t>
+          </m:r>
+          <m:sSup>
+            <m:sSupPr>
+              <m:ctrlPr>
+                <w:rPr>
+                  <w:rFonts w:ascii="Cambria Math" w:eastAsiaTheme="minorEastAsia" w:hAnsi="Cambria Math"/>
+                  <w:i/>
+                </w:rPr>
+              </m:ctrlPr>
+            </m:sSupPr>
+            <m:e>
+              <m:r>
+                <w:rPr>
+                  <w:rFonts w:ascii="Cambria Math" w:eastAsiaTheme="minorEastAsia" w:hAnsi="Cambria Math"/>
+                </w:rPr>
+                <m:t>e</m:t>
+              </m:r>
+            </m:e>
+            <m:sup>
+              <m:r>
+                <w:rPr>
+                  <w:rFonts w:ascii="Cambria Math" w:eastAsiaTheme="minorEastAsia" w:hAnsi="Cambria Math"/>
+                </w:rPr>
+                <m:t>-3t</m:t>
+              </m:r>
+            </m:sup>
+          </m:sSup>
+          <m:r>
+            <w:rPr>
+              <w:rFonts w:ascii="Cambria Math" w:eastAsiaTheme="minorEastAsia" w:hAnsi="Cambria Math"/>
+            </w:rPr>
+            <m:t>+</m:t>
+          </m:r>
+          <m:f>
+            <m:fPr>
+              <m:ctrlPr>
+                <w:rPr>
+                  <w:rFonts w:ascii="Cambria Math" w:eastAsiaTheme="minorEastAsia" w:hAnsi="Cambria Math"/>
+                  <w:i/>
+                </w:rPr>
+              </m:ctrlPr>
+            </m:fPr>
+            <m:num>
+              <m:r>
+                <w:rPr>
+                  <w:rFonts w:ascii="Cambria Math" w:eastAsiaTheme="minorEastAsia" w:hAnsi="Cambria Math"/>
+                </w:rPr>
+                <m:t>3</m:t>
+              </m:r>
+            </m:num>
+            <m:den>
+              <m:r>
+                <w:rPr>
+                  <w:rFonts w:ascii="Cambria Math" w:eastAsiaTheme="minorEastAsia" w:hAnsi="Cambria Math"/>
+                </w:rPr>
+                <m:t>5</m:t>
+              </m:r>
+            </m:den>
+          </m:f>
+          <m:func>
+            <m:funcPr>
+              <m:ctrlPr>
+                <w:rPr>
+                  <w:rFonts w:ascii="Cambria Math" w:eastAsiaTheme="minorEastAsia" w:hAnsi="Cambria Math"/>
+                  <w:i/>
+                </w:rPr>
+              </m:ctrlPr>
+            </m:funcPr>
+            <m:fName>
+              <m:r>
+                <m:rPr>
+                  <m:sty m:val="p"/>
+                </m:rPr>
+                <w:rPr>
+                  <w:rFonts w:ascii="Cambria Math" w:eastAsiaTheme="minorEastAsia" w:hAnsi="Cambria Math"/>
+                </w:rPr>
+                <m:t>sin</m:t>
+              </m:r>
+            </m:fName>
+            <m:e>
+              <m:d>
+                <m:dPr>
+                  <m:ctrlPr>
+                    <w:rPr>
+                      <w:rFonts w:ascii="Cambria Math" w:eastAsiaTheme="minorEastAsia" w:hAnsi="Cambria Math"/>
+                      <w:i/>
+                    </w:rPr>
+                  </m:ctrlPr>
+                </m:dPr>
+                <m:e>
+                  <m:r>
+                    <w:rPr>
+                      <w:rFonts w:ascii="Cambria Math" w:eastAsiaTheme="minorEastAsia" w:hAnsi="Cambria Math"/>
+                    </w:rPr>
+                    <m:t>t</m:t>
+                  </m:r>
+                </m:e>
+              </m:d>
+            </m:e>
+          </m:func>
+          <m:r>
+            <w:rPr>
+              <w:rFonts w:ascii="Cambria Math" w:eastAsiaTheme="minorEastAsia" w:hAnsi="Cambria Math"/>
+            </w:rPr>
+            <m:t>-</m:t>
+          </m:r>
+          <m:f>
+            <m:fPr>
+              <m:ctrlPr>
+                <w:rPr>
+                  <w:rFonts w:ascii="Cambria Math" w:eastAsiaTheme="minorEastAsia" w:hAnsi="Cambria Math"/>
+                  <w:i/>
+                </w:rPr>
+              </m:ctrlPr>
+            </m:fPr>
+            <m:num>
+              <m:r>
+                <w:rPr>
+                  <w:rFonts w:ascii="Cambria Math" w:eastAsiaTheme="minorEastAsia" w:hAnsi="Cambria Math"/>
+                </w:rPr>
+                <m:t>1</m:t>
+              </m:r>
+            </m:num>
+            <m:den>
+              <m:r>
+                <w:rPr>
+                  <w:rFonts w:ascii="Cambria Math" w:eastAsiaTheme="minorEastAsia" w:hAnsi="Cambria Math"/>
+                </w:rPr>
+                <m:t>5</m:t>
+              </m:r>
+            </m:den>
+          </m:f>
+          <m:func>
+            <m:funcPr>
+              <m:ctrlPr>
+                <w:rPr>
+                  <w:rFonts w:ascii="Cambria Math" w:eastAsiaTheme="minorEastAsia" w:hAnsi="Cambria Math"/>
+                  <w:i/>
+                </w:rPr>
+              </m:ctrlPr>
+            </m:funcPr>
+            <m:fName>
+              <m:r>
+                <m:rPr>
+                  <m:sty m:val="p"/>
+                </m:rPr>
+                <w:rPr>
+                  <w:rFonts w:ascii="Cambria Math" w:eastAsiaTheme="minorEastAsia" w:hAnsi="Cambria Math"/>
+                </w:rPr>
+                <m:t>cos</m:t>
+              </m:r>
+            </m:fName>
+            <m:e>
+              <m:d>
+                <m:dPr>
+                  <m:ctrlPr>
+                    <w:rPr>
+                      <w:rFonts w:ascii="Cambria Math" w:eastAsiaTheme="minorEastAsia" w:hAnsi="Cambria Math"/>
+                      <w:i/>
+                    </w:rPr>
+                  </m:ctrlPr>
+                </m:dPr>
+                <m:e>
+                  <m:r>
+                    <w:rPr>
+                      <w:rFonts w:ascii="Cambria Math" w:eastAsiaTheme="minorEastAsia" w:hAnsi="Cambria Math"/>
+                    </w:rPr>
+                    <m:t>t</m:t>
+                  </m:r>
+                </m:e>
+              </m:d>
+            </m:e>
+          </m:func>
+          <m:r>
+            <w:rPr>
+              <w:rFonts w:ascii="Cambria Math" w:eastAsiaTheme="minorEastAsia" w:hAnsi="Cambria Math"/>
+            </w:rPr>
+            <m:t>+2</m:t>
+          </m:r>
+        </m:oMath>
+      </m:oMathPara>
+    </w:p>
+    <w:p>
+      <w:pPr>
+        <w:pStyle w:val="ListParagraph"/>
+        <w:ind w:left="1080"/>
+        <w:rPr>
+          <w:rFonts w:ascii="Cambria Math" w:eastAsiaTheme="minorEastAsia" w:hAnsi="Cambria Math"/>
+        </w:rPr>
+      </w:pPr>
+      <m:oMathPara>
+        <m:oMath>
+          <m:r>
+            <w:rPr>
+              <w:rFonts w:ascii="Cambria Math" w:eastAsiaTheme="minorEastAsia" w:hAnsi="Cambria Math"/>
+            </w:rPr>
+            <m:t>0=C-</m:t>
+          </m:r>
+          <m:f>
+            <m:fPr>
+              <m:ctrlPr>
+                <w:rPr>
+                  <w:rFonts w:ascii="Cambria Math" w:eastAsiaTheme="minorEastAsia" w:hAnsi="Cambria Math"/>
+                  <w:i/>
+                </w:rPr>
+              </m:ctrlPr>
+            </m:fPr>
+            <m:num>
+              <m:r>
+                <w:rPr>
+                  <w:rFonts w:ascii="Cambria Math" w:eastAsiaTheme="minorEastAsia" w:hAnsi="Cambria Math"/>
+                </w:rPr>
+                <m:t>1</m:t>
+              </m:r>
+            </m:num>
+            <m:den>
+              <m:r>
+                <w:rPr>
+                  <w:rFonts w:ascii="Cambria Math" w:eastAsiaTheme="minorEastAsia" w:hAnsi="Cambria Math"/>
+                </w:rPr>
+                <m:t>5</m:t>
+              </m:r>
+            </m:den>
+          </m:f>
+          <m:r>
+            <w:rPr>
+              <w:rFonts w:ascii="Cambria Math" w:eastAsiaTheme="minorEastAsia" w:hAnsi="Cambria Math"/>
+            </w:rPr>
+            <m:t>+2</m:t>
+          </m:r>
+        </m:oMath>
+      </m:oMathPara>
+    </w:p>
+    <w:p>
+      <w:pPr>
+        <w:pStyle w:val="ListParagraph"/>
+        <w:ind w:left="1080"/>
+        <w:rPr>
+          <w:rFonts w:ascii="Cambria Math" w:eastAsiaTheme="minorEastAsia" w:hAnsi="Cambria Math"/>
+        </w:rPr>
+      </w:pPr>
+      <m:oMathPara>
+        <m:oMath>
+          <m:r>
+            <w:rPr>
+              <w:rFonts w:ascii="Cambria Math" w:eastAsiaTheme="minorEastAsia" w:hAnsi="Cambria Math"/>
+            </w:rPr>
+            <m:t>C=-</m:t>
+          </m:r>
+          <m:f>
+            <m:fPr>
+              <m:ctrlPr>
+                <w:rPr>
+                  <w:rFonts w:ascii="Cambria Math" w:eastAsiaTheme="minorEastAsia" w:hAnsi="Cambria Math"/>
+                  <w:i/>
+                </w:rPr>
+              </m:ctrlPr>
+            </m:fPr>
+            <m:num>
+              <m:r>
+                <w:rPr>
+                  <w:rFonts w:ascii="Cambria Math" w:eastAsiaTheme="minorEastAsia" w:hAnsi="Cambria Math"/>
+                </w:rPr>
+                <m:t>9</m:t>
+              </m:r>
+            </m:num>
+            <m:den>
+              <m:r>
+                <w:rPr>
+                  <w:rFonts w:ascii="Cambria Math" w:eastAsiaTheme="minorEastAsia" w:hAnsi="Cambria Math"/>
+                </w:rPr>
+                <m:t>5</m:t>
+              </m:r>
+            </m:den>
+          </m:f>
+        </m:oMath>
+      </m:oMathPara>
+    </w:p>
+    <w:p>
+      <w:pPr>
+        <w:pStyle w:val="ListParagraph"/>
+        <w:ind w:left="1080"/>
+        <w:rPr>
+          <w:rFonts w:ascii="Cambria Math" w:eastAsiaTheme="minorEastAsia" w:hAnsi="Cambria Math"/>
+        </w:rPr>
+      </w:pPr>
+      <m:oMathPara>
+        <m:oMath>
+          <m:r>
+            <w:rPr>
+              <w:rFonts w:ascii="Cambria Math" w:eastAsiaTheme="minorEastAsia" w:hAnsi="Cambria Math"/>
+            </w:rPr>
+            <m:t>x=-</m:t>
+          </m:r>
+          <m:f>
+            <m:fPr>
+              <m:ctrlPr>
+                <w:rPr>
+                  <w:rFonts w:ascii="Cambria Math" w:eastAsiaTheme="minorEastAsia" w:hAnsi="Cambria Math"/>
+                  <w:i/>
+                </w:rPr>
+              </m:ctrlPr>
+            </m:fPr>
+            <m:num>
+              <m:r>
+                <w:rPr>
+                  <w:rFonts w:ascii="Cambria Math" w:eastAsiaTheme="minorEastAsia" w:hAnsi="Cambria Math"/>
+                </w:rPr>
+                <m:t>9</m:t>
+              </m:r>
+            </m:num>
+            <m:den>
+              <m:r>
+                <w:rPr>
+                  <w:rFonts w:ascii="Cambria Math" w:eastAsiaTheme="minorEastAsia" w:hAnsi="Cambria Math"/>
+                </w:rPr>
+                <m:t>5</m:t>
+              </m:r>
+            </m:den>
+          </m:f>
+          <m:sSup>
+            <m:sSupPr>
+              <m:ctrlPr>
+                <w:rPr>
+                  <w:rFonts w:ascii="Cambria Math" w:eastAsiaTheme="minorEastAsia" w:hAnsi="Cambria Math"/>
+                  <w:i/>
+                </w:rPr>
+              </m:ctrlPr>
+            </m:sSupPr>
+            <m:e>
+              <m:r>
+                <w:rPr>
+                  <w:rFonts w:ascii="Cambria Math" w:eastAsiaTheme="minorEastAsia" w:hAnsi="Cambria Math"/>
+                </w:rPr>
+                <m:t>e</m:t>
+              </m:r>
+            </m:e>
+            <m:sup>
+              <m:r>
+                <w:rPr>
+                  <w:rFonts w:ascii="Cambria Math" w:eastAsiaTheme="minorEastAsia" w:hAnsi="Cambria Math"/>
+                </w:rPr>
+                <m:t>-3t</m:t>
+              </m:r>
+            </m:sup>
+          </m:sSup>
+          <m:r>
+            <w:rPr>
+              <w:rFonts w:ascii="Cambria Math" w:eastAsiaTheme="minorEastAsia" w:hAnsi="Cambria Math"/>
+            </w:rPr>
+            <m:t>+</m:t>
+          </m:r>
+          <m:f>
+            <m:fPr>
+              <m:ctrlPr>
+                <w:rPr>
+                  <w:rFonts w:ascii="Cambria Math" w:eastAsiaTheme="minorEastAsia" w:hAnsi="Cambria Math"/>
+                  <w:i/>
+                </w:rPr>
+              </m:ctrlPr>
+            </m:fPr>
+            <m:num>
+              <m:r>
+                <w:rPr>
+                  <w:rFonts w:ascii="Cambria Math" w:eastAsiaTheme="minorEastAsia" w:hAnsi="Cambria Math"/>
+                </w:rPr>
+                <m:t>3</m:t>
+              </m:r>
+            </m:num>
+            <m:den>
+              <m:r>
+                <w:rPr>
+                  <w:rFonts w:ascii="Cambria Math" w:eastAsiaTheme="minorEastAsia" w:hAnsi="Cambria Math"/>
+                </w:rPr>
+                <m:t>5</m:t>
+              </m:r>
+            </m:den>
+          </m:f>
+          <m:func>
+            <m:funcPr>
+              <m:ctrlPr>
+                <w:rPr>
+                  <w:rFonts w:ascii="Cambria Math" w:eastAsiaTheme="minorEastAsia" w:hAnsi="Cambria Math"/>
+                  <w:i/>
+                </w:rPr>
+              </m:ctrlPr>
+            </m:funcPr>
+            <m:fName>
+              <m:r>
+                <m:rPr>
+                  <m:sty m:val="p"/>
+                </m:rPr>
+                <w:rPr>
+                  <w:rFonts w:ascii="Cambria Math" w:eastAsiaTheme="minorEastAsia" w:hAnsi="Cambria Math"/>
+                </w:rPr>
+                <m:t>sin</m:t>
+              </m:r>
+            </m:fName>
+            <m:e>
+              <m:d>
+                <m:dPr>
+                  <m:ctrlPr>
+                    <w:rPr>
+                      <w:rFonts w:ascii="Cambria Math" w:eastAsiaTheme="minorEastAsia" w:hAnsi="Cambria Math"/>
+                      <w:i/>
+                    </w:rPr>
+                  </m:ctrlPr>
+                </m:dPr>
+                <m:e>
+                  <m:r>
+                    <w:rPr>
+                      <w:rFonts w:ascii="Cambria Math" w:eastAsiaTheme="minorEastAsia" w:hAnsi="Cambria Math"/>
+                    </w:rPr>
+                    <m:t>t</m:t>
+                  </m:r>
+                </m:e>
+              </m:d>
+            </m:e>
+          </m:func>
+          <m:r>
+            <w:rPr>
+              <w:rFonts w:ascii="Cambria Math" w:eastAsiaTheme="minorEastAsia" w:hAnsi="Cambria Math"/>
+            </w:rPr>
+            <m:t>-</m:t>
+          </m:r>
+          <m:f>
+            <m:fPr>
+              <m:ctrlPr>
+                <w:rPr>
+                  <w:rFonts w:ascii="Cambria Math" w:eastAsiaTheme="minorEastAsia" w:hAnsi="Cambria Math"/>
+                  <w:i/>
+                </w:rPr>
+              </m:ctrlPr>
+            </m:fPr>
+            <m:num>
+              <m:r>
+                <w:rPr>
+                  <w:rFonts w:ascii="Cambria Math" w:eastAsiaTheme="minorEastAsia" w:hAnsi="Cambria Math"/>
+                </w:rPr>
+                <m:t>1</m:t>
+              </m:r>
+            </m:num>
+            <m:den>
+              <m:r>
+                <w:rPr>
+                  <w:rFonts w:ascii="Cambria Math" w:eastAsiaTheme="minorEastAsia" w:hAnsi="Cambria Math"/>
+                </w:rPr>
+                <m:t>5</m:t>
+              </m:r>
+            </m:den>
+          </m:f>
+          <m:func>
+            <m:funcPr>
+              <m:ctrlPr>
+                <w:rPr>
+                  <w:rFonts w:ascii="Cambria Math" w:eastAsiaTheme="minorEastAsia" w:hAnsi="Cambria Math"/>
+                  <w:i/>
+                </w:rPr>
+              </m:ctrlPr>
+            </m:funcPr>
+            <m:fName>
+              <m:r>
+                <m:rPr>
+                  <m:sty m:val="p"/>
+                </m:rPr>
+                <w:rPr>
+                  <w:rFonts w:ascii="Cambria Math" w:eastAsiaTheme="minorEastAsia" w:hAnsi="Cambria Math"/>
+                </w:rPr>
+                <m:t>cos</m:t>
+              </m:r>
+            </m:fName>
+            <m:e>
+              <m:d>
+                <m:dPr>
+                  <m:ctrlPr>
+                    <w:rPr>
+                      <w:rFonts w:ascii="Cambria Math" w:eastAsiaTheme="minorEastAsia" w:hAnsi="Cambria Math"/>
+                      <w:i/>
+                    </w:rPr>
+                  </m:ctrlPr>
+                </m:dPr>
+                <m:e>
+                  <m:r>
+                    <w:rPr>
+                      <w:rFonts w:ascii="Cambria Math" w:eastAsiaTheme="minorEastAsia" w:hAnsi="Cambria Math"/>
+                    </w:rPr>
+                    <m:t>t</m:t>
+                  </m:r>
+                </m:e>
+              </m:d>
+            </m:e>
+          </m:func>
+          <m:r>
+            <w:rPr>
+              <w:rFonts w:ascii="Cambria Math" w:eastAsiaTheme="minorEastAsia" w:hAnsi="Cambria Math"/>
+            </w:rPr>
+            <m:t>+2</m:t>
+          </m:r>
+        </m:oMath>
+      </m:oMathPara>
+    </w:p>
+    <w:p>
+      <w:pPr>
+        <w:pStyle w:val="ListParagraph"/>
+        <w:ind w:left="1080"/>
+        <w:rPr>
+          <w:rFonts w:ascii="Cambria Math" w:eastAsiaTheme="minorEastAsia" w:hAnsi="Cambria Math"/>
+        </w:rPr>
+      </w:pPr>
+      <w:r>
+        <w:rPr>
+          <w:rFonts w:ascii="Cambria Math" w:eastAsiaTheme="minorEastAsia" w:hAnsi="Cambria Math"/>
+        </w:rPr>
+        <w:t>Check</w:t>
+      </w:r>
+    </w:p>
+    <w:p>
+      <w:pPr>
+        <w:pStyle w:val="ListParagraph"/>
+        <w:ind w:left="1080"/>
+        <w:rPr>
+          <w:rFonts w:ascii="Cambria Math" w:eastAsiaTheme="minorEastAsia" w:hAnsi="Cambria Math"/>
+        </w:rPr>
+      </w:pPr>
+      <m:oMathPara>
+        <m:oMath>
+          <m:f>
+            <m:fPr>
+              <m:ctrlPr>
+                <w:rPr>
+                  <w:rFonts w:ascii="Cambria Math" w:eastAsiaTheme="minorEastAsia" w:hAnsi="Cambria Math"/>
+                  <w:i/>
+                  <w:color w:val="EE0000"/>
+                </w:rPr>
+              </m:ctrlPr>
+            </m:fPr>
+            <m:num>
+              <m:r>
+                <w:rPr>
+                  <w:rFonts w:ascii="Cambria Math" w:eastAsiaTheme="minorEastAsia" w:hAnsi="Cambria Math"/>
+                  <w:color w:val="EE0000"/>
+                </w:rPr>
+                <m:t>27</m:t>
+              </m:r>
+            </m:num>
+            <m:den>
+              <m:r>
+                <w:rPr>
+                  <w:rFonts w:ascii="Cambria Math" w:eastAsiaTheme="minorEastAsia" w:hAnsi="Cambria Math"/>
+                  <w:color w:val="EE0000"/>
+                </w:rPr>
+                <m:t>5</m:t>
+              </m:r>
+            </m:den>
+          </m:f>
+          <m:sSup>
+            <m:sSupPr>
+              <m:ctrlPr>
+                <w:rPr>
+                  <w:rFonts w:ascii="Cambria Math" w:eastAsiaTheme="minorEastAsia" w:hAnsi="Cambria Math"/>
+                  <w:i/>
+                  <w:color w:val="EE0000"/>
+                </w:rPr>
+              </m:ctrlPr>
+            </m:sSupPr>
+            <m:e>
+              <m:r>
+                <w:rPr>
+                  <w:rFonts w:ascii="Cambria Math" w:eastAsiaTheme="minorEastAsia" w:hAnsi="Cambria Math"/>
+                  <w:color w:val="EE0000"/>
+                </w:rPr>
+                <m:t>e</m:t>
+              </m:r>
+            </m:e>
+            <m:sup>
+              <m:r>
+                <w:rPr>
+                  <w:rFonts w:ascii="Cambria Math" w:eastAsiaTheme="minorEastAsia" w:hAnsi="Cambria Math"/>
+                  <w:color w:val="EE0000"/>
+                </w:rPr>
+                <m:t>-3t</m:t>
+              </m:r>
+            </m:sup>
+          </m:sSup>
+          <m:r>
+            <w:rPr>
+              <w:rFonts w:ascii="Cambria Math" w:eastAsiaTheme="minorEastAsia" w:hAnsi="Cambria Math"/>
+              <w:color w:val="EE0000"/>
+            </w:rPr>
+            <m:t>+</m:t>
+          </m:r>
+          <m:f>
+            <m:fPr>
+              <m:ctrlPr>
+                <w:rPr>
+                  <w:rFonts w:ascii="Cambria Math" w:eastAsiaTheme="minorEastAsia" w:hAnsi="Cambria Math"/>
+                  <w:i/>
+                  <w:color w:val="EE0000"/>
+                </w:rPr>
+              </m:ctrlPr>
+            </m:fPr>
+            <m:num>
+              <m:r>
+                <w:rPr>
+                  <w:rFonts w:ascii="Cambria Math" w:eastAsiaTheme="minorEastAsia" w:hAnsi="Cambria Math"/>
+                  <w:color w:val="EE0000"/>
+                </w:rPr>
+                <m:t>3</m:t>
+              </m:r>
+            </m:num>
+            <m:den>
+              <m:r>
+                <w:rPr>
+                  <w:rFonts w:ascii="Cambria Math" w:eastAsiaTheme="minorEastAsia" w:hAnsi="Cambria Math"/>
+                  <w:color w:val="EE0000"/>
+                </w:rPr>
+                <m:t>5</m:t>
+              </m:r>
+            </m:den>
+          </m:f>
+          <m:func>
+            <m:funcPr>
+              <m:ctrlPr>
+                <w:rPr>
+                  <w:rFonts w:ascii="Cambria Math" w:eastAsiaTheme="minorEastAsia" w:hAnsi="Cambria Math"/>
+                  <w:i/>
+                  <w:color w:val="EE0000"/>
+                </w:rPr>
+              </m:ctrlPr>
+            </m:funcPr>
+            <m:fName>
+              <m:r>
+                <m:rPr>
+                  <m:sty m:val="p"/>
+                </m:rPr>
+                <w:rPr>
+                  <w:rFonts w:ascii="Cambria Math" w:eastAsiaTheme="minorEastAsia" w:hAnsi="Cambria Math"/>
+                  <w:color w:val="EE0000"/>
+                </w:rPr>
+                <m:t>cos</m:t>
+              </m:r>
+            </m:fName>
+            <m:e>
+              <m:d>
+                <m:dPr>
+                  <m:ctrlPr>
+                    <w:rPr>
+                      <w:rFonts w:ascii="Cambria Math" w:eastAsiaTheme="minorEastAsia" w:hAnsi="Cambria Math"/>
+                      <w:i/>
+                      <w:color w:val="EE0000"/>
+                    </w:rPr>
+                  </m:ctrlPr>
+                </m:dPr>
+                <m:e>
+                  <m:r>
+                    <w:rPr>
+                      <w:rFonts w:ascii="Cambria Math" w:eastAsiaTheme="minorEastAsia" w:hAnsi="Cambria Math"/>
+                      <w:color w:val="EE0000"/>
+                    </w:rPr>
+                    <m:t>t</m:t>
+                  </m:r>
+                </m:e>
+              </m:d>
+            </m:e>
+          </m:func>
+          <m:r>
+            <w:rPr>
+              <w:rFonts w:ascii="Cambria Math" w:eastAsiaTheme="minorEastAsia" w:hAnsi="Cambria Math"/>
+            </w:rPr>
+            <m:t>+</m:t>
+          </m:r>
+          <m:f>
+            <m:fPr>
+              <m:ctrlPr>
+                <w:rPr>
+                  <w:rFonts w:ascii="Cambria Math" w:eastAsiaTheme="minorEastAsia" w:hAnsi="Cambria Math"/>
+                  <w:i/>
+                </w:rPr>
+              </m:ctrlPr>
+            </m:fPr>
+            <m:num>
+              <m:r>
+                <w:rPr>
+                  <w:rFonts w:ascii="Cambria Math" w:eastAsiaTheme="minorEastAsia" w:hAnsi="Cambria Math"/>
+                </w:rPr>
+                <m:t>1</m:t>
+              </m:r>
+            </m:num>
+            <m:den>
+              <m:r>
+                <w:rPr>
+                  <w:rFonts w:ascii="Cambria Math" w:eastAsiaTheme="minorEastAsia" w:hAnsi="Cambria Math"/>
+                </w:rPr>
+                <m:t>5</m:t>
+              </m:r>
+            </m:den>
+          </m:f>
+          <m:func>
+            <m:funcPr>
+              <m:ctrlPr>
+                <w:rPr>
+                  <w:rFonts w:ascii="Cambria Math" w:eastAsiaTheme="minorEastAsia" w:hAnsi="Cambria Math"/>
+                  <w:i/>
+                </w:rPr>
+              </m:ctrlPr>
+            </m:funcPr>
+            <m:fName>
+              <m:r>
+                <m:rPr>
+                  <m:sty m:val="p"/>
+                </m:rPr>
+                <w:rPr>
+                  <w:rFonts w:ascii="Cambria Math" w:eastAsiaTheme="minorEastAsia" w:hAnsi="Cambria Math"/>
+                </w:rPr>
+                <m:t>sin</m:t>
+              </m:r>
+            </m:fName>
+            <m:e>
+              <m:d>
+                <m:dPr>
+                  <m:ctrlPr>
+                    <w:rPr>
+                      <w:rFonts w:ascii="Cambria Math" w:eastAsiaTheme="minorEastAsia" w:hAnsi="Cambria Math"/>
+                      <w:i/>
+                    </w:rPr>
+                  </m:ctrlPr>
+                </m:dPr>
+                <m:e>
+                  <m:r>
+                    <w:rPr>
+                      <w:rFonts w:ascii="Cambria Math" w:eastAsiaTheme="minorEastAsia" w:hAnsi="Cambria Math"/>
+                    </w:rPr>
+                    <m:t>t</m:t>
+                  </m:r>
+                </m:e>
+              </m:d>
+            </m:e>
+          </m:func>
+          <m:r>
+            <w:rPr>
+              <w:rFonts w:ascii="Cambria Math" w:eastAsiaTheme="minorEastAsia" w:hAnsi="Cambria Math"/>
+            </w:rPr>
+            <m:t>=</m:t>
+          </m:r>
+          <m:f>
+            <m:fPr>
+              <m:ctrlPr>
+                <w:rPr>
+                  <w:rFonts w:ascii="Cambria Math" w:eastAsiaTheme="minorEastAsia" w:hAnsi="Cambria Math"/>
+                  <w:i/>
+                  <w:color w:val="EE0000"/>
+                </w:rPr>
+              </m:ctrlPr>
+            </m:fPr>
+            <m:num>
+              <m:r>
+                <w:rPr>
+                  <w:rFonts w:ascii="Cambria Math" w:eastAsiaTheme="minorEastAsia" w:hAnsi="Cambria Math"/>
+                  <w:color w:val="EE0000"/>
+                </w:rPr>
+                <m:t>27</m:t>
+              </m:r>
+            </m:num>
+            <m:den>
+              <m:r>
+                <w:rPr>
+                  <w:rFonts w:ascii="Cambria Math" w:eastAsiaTheme="minorEastAsia" w:hAnsi="Cambria Math"/>
+                  <w:color w:val="EE0000"/>
+                </w:rPr>
+                <m:t>5</m:t>
+              </m:r>
+            </m:den>
+          </m:f>
+          <m:sSup>
+            <m:sSupPr>
+              <m:ctrlPr>
+                <w:rPr>
+                  <w:rFonts w:ascii="Cambria Math" w:eastAsiaTheme="minorEastAsia" w:hAnsi="Cambria Math"/>
+                  <w:i/>
+                  <w:color w:val="EE0000"/>
+                </w:rPr>
+              </m:ctrlPr>
+            </m:sSupPr>
+            <m:e>
+              <m:r>
+                <w:rPr>
+                  <w:rFonts w:ascii="Cambria Math" w:eastAsiaTheme="minorEastAsia" w:hAnsi="Cambria Math"/>
+                  <w:color w:val="EE0000"/>
+                </w:rPr>
+                <m:t>e</m:t>
+              </m:r>
+            </m:e>
+            <m:sup>
+              <m:r>
+                <w:rPr>
+                  <w:rFonts w:ascii="Cambria Math" w:eastAsiaTheme="minorEastAsia" w:hAnsi="Cambria Math"/>
+                  <w:color w:val="EE0000"/>
+                </w:rPr>
+                <m:t>-3t</m:t>
+              </m:r>
+            </m:sup>
+          </m:sSup>
+          <m:r>
+            <w:rPr>
+              <w:rFonts w:ascii="Cambria Math" w:eastAsiaTheme="minorEastAsia" w:hAnsi="Cambria Math"/>
+            </w:rPr>
+            <m:t>-</m:t>
+          </m:r>
+          <m:f>
+            <m:fPr>
+              <m:ctrlPr>
+                <w:rPr>
+                  <w:rFonts w:ascii="Cambria Math" w:eastAsiaTheme="minorEastAsia" w:hAnsi="Cambria Math"/>
+                  <w:i/>
+                </w:rPr>
+              </m:ctrlPr>
+            </m:fPr>
+            <m:num>
+              <m:r>
+                <w:rPr>
+                  <w:rFonts w:ascii="Cambria Math" w:eastAsiaTheme="minorEastAsia" w:hAnsi="Cambria Math"/>
+                </w:rPr>
+                <m:t>9</m:t>
+              </m:r>
+            </m:num>
+            <m:den>
+              <m:r>
+                <w:rPr>
+                  <w:rFonts w:ascii="Cambria Math" w:eastAsiaTheme="minorEastAsia" w:hAnsi="Cambria Math"/>
+                </w:rPr>
+                <m:t>5</m:t>
+              </m:r>
+            </m:den>
+          </m:f>
+          <m:func>
+            <m:funcPr>
+              <m:ctrlPr>
+                <w:rPr>
+                  <w:rFonts w:ascii="Cambria Math" w:eastAsiaTheme="minorEastAsia" w:hAnsi="Cambria Math"/>
+                  <w:i/>
+                </w:rPr>
+              </m:ctrlPr>
+            </m:funcPr>
+            <m:fName>
+              <m:r>
+                <m:rPr>
+                  <m:sty m:val="p"/>
+                </m:rPr>
+                <w:rPr>
+                  <w:rFonts w:ascii="Cambria Math" w:eastAsiaTheme="minorEastAsia" w:hAnsi="Cambria Math"/>
+                </w:rPr>
+                <m:t>sin</m:t>
+              </m:r>
+            </m:fName>
+            <m:e>
+              <m:d>
+                <m:dPr>
+                  <m:ctrlPr>
+                    <w:rPr>
+                      <w:rFonts w:ascii="Cambria Math" w:eastAsiaTheme="minorEastAsia" w:hAnsi="Cambria Math"/>
+                      <w:i/>
+                    </w:rPr>
+                  </m:ctrlPr>
+                </m:dPr>
+                <m:e>
+                  <m:r>
+                    <w:rPr>
+                      <w:rFonts w:ascii="Cambria Math" w:eastAsiaTheme="minorEastAsia" w:hAnsi="Cambria Math"/>
+                    </w:rPr>
+                    <m:t>t</m:t>
+                  </m:r>
+                </m:e>
+              </m:d>
+            </m:e>
+          </m:func>
+          <m:r>
+            <w:rPr>
+              <w:rFonts w:ascii="Cambria Math" w:eastAsiaTheme="minorEastAsia" w:hAnsi="Cambria Math"/>
+              <w:color w:val="EE0000"/>
+            </w:rPr>
+            <m:t>+</m:t>
+          </m:r>
+          <m:f>
+            <m:fPr>
+              <m:ctrlPr>
+                <w:rPr>
+                  <w:rFonts w:ascii="Cambria Math" w:eastAsiaTheme="minorEastAsia" w:hAnsi="Cambria Math"/>
+                  <w:i/>
+                  <w:color w:val="EE0000"/>
+                </w:rPr>
+              </m:ctrlPr>
+            </m:fPr>
+            <m:num>
+              <m:r>
+                <w:rPr>
+                  <w:rFonts w:ascii="Cambria Math" w:eastAsiaTheme="minorEastAsia" w:hAnsi="Cambria Math"/>
+                  <w:color w:val="EE0000"/>
+                </w:rPr>
+                <m:t>3</m:t>
+              </m:r>
+            </m:num>
+            <m:den>
+              <m:r>
+                <w:rPr>
+                  <w:rFonts w:ascii="Cambria Math" w:eastAsiaTheme="minorEastAsia" w:hAnsi="Cambria Math"/>
+                  <w:color w:val="EE0000"/>
+                </w:rPr>
+                <m:t>5</m:t>
+              </m:r>
+            </m:den>
+          </m:f>
+          <m:func>
+            <m:funcPr>
+              <m:ctrlPr>
+                <w:rPr>
+                  <w:rFonts w:ascii="Cambria Math" w:eastAsiaTheme="minorEastAsia" w:hAnsi="Cambria Math"/>
+                  <w:i/>
+                  <w:color w:val="EE0000"/>
+                </w:rPr>
+              </m:ctrlPr>
+            </m:funcPr>
+            <m:fName>
+              <m:r>
+                <m:rPr>
+                  <m:sty m:val="p"/>
+                </m:rPr>
+                <w:rPr>
+                  <w:rFonts w:ascii="Cambria Math" w:eastAsiaTheme="minorEastAsia" w:hAnsi="Cambria Math"/>
+                  <w:color w:val="EE0000"/>
+                </w:rPr>
+                <m:t>cos</m:t>
+              </m:r>
+            </m:fName>
+            <m:e>
+              <m:d>
+                <m:dPr>
+                  <m:ctrlPr>
+                    <w:rPr>
+                      <w:rFonts w:ascii="Cambria Math" w:eastAsiaTheme="minorEastAsia" w:hAnsi="Cambria Math"/>
+                      <w:i/>
+                      <w:color w:val="EE0000"/>
+                    </w:rPr>
+                  </m:ctrlPr>
+                </m:dPr>
+                <m:e>
+                  <m:r>
+                    <w:rPr>
+                      <w:rFonts w:ascii="Cambria Math" w:eastAsiaTheme="minorEastAsia" w:hAnsi="Cambria Math"/>
+                      <w:color w:val="EE0000"/>
+                    </w:rPr>
+                    <m:t>t</m:t>
+                  </m:r>
+                </m:e>
+              </m:d>
+            </m:e>
+          </m:func>
+          <m:r>
+            <w:rPr>
+              <w:rFonts w:ascii="Cambria Math" w:eastAsiaTheme="minorEastAsia" w:hAnsi="Cambria Math"/>
+              <w:color w:val="EE0000"/>
+            </w:rPr>
+            <m:t>-6</m:t>
+          </m:r>
+          <m:r>
+            <w:rPr>
+              <w:rFonts w:ascii="Cambria Math" w:eastAsiaTheme="minorEastAsia" w:hAnsi="Cambria Math"/>
+            </w:rPr>
+            <m:t>+2</m:t>
+          </m:r>
+          <m:func>
+            <m:funcPr>
+              <m:ctrlPr>
+                <w:rPr>
+                  <w:rFonts w:ascii="Cambria Math" w:eastAsiaTheme="minorEastAsia" w:hAnsi="Cambria Math"/>
+                  <w:i/>
+                </w:rPr>
+              </m:ctrlPr>
+            </m:funcPr>
+            <m:fName>
+              <m:r>
+                <m:rPr>
+                  <m:sty m:val="p"/>
+                </m:rPr>
+                <w:rPr>
+                  <w:rFonts w:ascii="Cambria Math" w:eastAsiaTheme="minorEastAsia" w:hAnsi="Cambria Math"/>
+                </w:rPr>
+                <m:t>sin</m:t>
+              </m:r>
+            </m:fName>
+            <m:e>
+              <m:d>
+                <m:dPr>
+                  <m:ctrlPr>
+                    <w:rPr>
+                      <w:rFonts w:ascii="Cambria Math" w:eastAsiaTheme="minorEastAsia" w:hAnsi="Cambria Math"/>
+                      <w:i/>
+                    </w:rPr>
+                  </m:ctrlPr>
+                </m:dPr>
+                <m:e>
+                  <m:r>
+                    <w:rPr>
+                      <w:rFonts w:ascii="Cambria Math" w:eastAsiaTheme="minorEastAsia" w:hAnsi="Cambria Math"/>
+                    </w:rPr>
+                    <m:t>t</m:t>
+                  </m:r>
+                </m:e>
+              </m:d>
+            </m:e>
+          </m:func>
+          <m:r>
+            <w:rPr>
+              <w:rFonts w:ascii="Cambria Math" w:eastAsiaTheme="minorEastAsia" w:hAnsi="Cambria Math"/>
+              <w:color w:val="EE0000"/>
+            </w:rPr>
+            <m:t>+6</m:t>
+          </m:r>
+        </m:oMath>
+      </m:oMathPara>
+    </w:p>
+    <w:p>
+      <w:pPr>
+        <w:pStyle w:val="ListParagraph"/>
+        <w:ind w:left="1080"/>
+        <w:rPr>
+          <w:rFonts w:ascii="Cambria Math" w:eastAsiaTheme="minorEastAsia" w:hAnsi="Cambria Math"/>
+        </w:rPr>
+      </w:pPr>
+      <m:oMathPara>
+        <m:oMath>
+          <m:f>
+            <m:fPr>
+              <m:ctrlPr>
+                <w:rPr>
+                  <w:rFonts w:ascii="Cambria Math" w:eastAsiaTheme="minorEastAsia" w:hAnsi="Cambria Math"/>
+                  <w:i/>
+                  <w:color w:val="4EA72E" w:themeColor="accent6"/>
+                </w:rPr>
+              </m:ctrlPr>
+            </m:fPr>
+            <m:num>
+              <m:r>
+                <w:rPr>
+                  <w:rFonts w:ascii="Cambria Math" w:eastAsiaTheme="minorEastAsia" w:hAnsi="Cambria Math"/>
+                  <w:color w:val="4EA72E" w:themeColor="accent6"/>
+                </w:rPr>
+                <m:t>1</m:t>
+              </m:r>
+            </m:num>
+            <m:den>
+              <m:r>
+                <w:rPr>
+                  <w:rFonts w:ascii="Cambria Math" w:eastAsiaTheme="minorEastAsia" w:hAnsi="Cambria Math"/>
+                  <w:color w:val="4EA72E" w:themeColor="accent6"/>
+                </w:rPr>
+                <m:t>5</m:t>
+              </m:r>
+            </m:den>
+          </m:f>
+          <m:func>
+            <m:funcPr>
+              <m:ctrlPr>
+                <w:rPr>
+                  <w:rFonts w:ascii="Cambria Math" w:eastAsiaTheme="minorEastAsia" w:hAnsi="Cambria Math"/>
+                  <w:i/>
+                  <w:color w:val="4EA72E" w:themeColor="accent6"/>
+                </w:rPr>
+              </m:ctrlPr>
+            </m:funcPr>
+            <m:fName>
+              <m:r>
+                <m:rPr>
+                  <m:sty m:val="p"/>
+                </m:rPr>
+                <w:rPr>
+                  <w:rFonts w:ascii="Cambria Math" w:eastAsiaTheme="minorEastAsia" w:hAnsi="Cambria Math"/>
+                  <w:color w:val="4EA72E" w:themeColor="accent6"/>
+                </w:rPr>
+                <m:t>sin</m:t>
+              </m:r>
+            </m:fName>
+            <m:e>
+              <m:d>
+                <m:dPr>
+                  <m:ctrlPr>
+                    <w:rPr>
+                      <w:rFonts w:ascii="Cambria Math" w:eastAsiaTheme="minorEastAsia" w:hAnsi="Cambria Math"/>
+                      <w:i/>
+                      <w:color w:val="4EA72E" w:themeColor="accent6"/>
+                    </w:rPr>
+                  </m:ctrlPr>
+                </m:dPr>
+                <m:e>
+                  <m:r>
+                    <w:rPr>
+                      <w:rFonts w:ascii="Cambria Math" w:eastAsiaTheme="minorEastAsia" w:hAnsi="Cambria Math"/>
+                      <w:color w:val="4EA72E" w:themeColor="accent6"/>
+                    </w:rPr>
+                    <m:t>t</m:t>
+                  </m:r>
+                </m:e>
+              </m:d>
+            </m:e>
+          </m:func>
+          <m:r>
+            <w:rPr>
+              <w:rFonts w:ascii="Cambria Math" w:eastAsiaTheme="minorEastAsia" w:hAnsi="Cambria Math"/>
+              <w:color w:val="4EA72E" w:themeColor="accent6"/>
+            </w:rPr>
+            <m:t>=-</m:t>
+          </m:r>
+          <m:f>
+            <m:fPr>
+              <m:ctrlPr>
+                <w:rPr>
+                  <w:rFonts w:ascii="Cambria Math" w:eastAsiaTheme="minorEastAsia" w:hAnsi="Cambria Math"/>
+                  <w:i/>
+                  <w:color w:val="4EA72E" w:themeColor="accent6"/>
+                </w:rPr>
+              </m:ctrlPr>
+            </m:fPr>
+            <m:num>
+              <m:r>
+                <w:rPr>
+                  <w:rFonts w:ascii="Cambria Math" w:eastAsiaTheme="minorEastAsia" w:hAnsi="Cambria Math"/>
+                  <w:color w:val="4EA72E" w:themeColor="accent6"/>
+                </w:rPr>
+                <m:t>9</m:t>
+              </m:r>
+            </m:num>
+            <m:den>
+              <m:r>
+                <w:rPr>
+                  <w:rFonts w:ascii="Cambria Math" w:eastAsiaTheme="minorEastAsia" w:hAnsi="Cambria Math"/>
+                  <w:color w:val="4EA72E" w:themeColor="accent6"/>
+                </w:rPr>
+                <m:t>5</m:t>
+              </m:r>
+            </m:den>
+          </m:f>
+          <m:func>
+            <m:funcPr>
+              <m:ctrlPr>
+                <w:rPr>
+                  <w:rFonts w:ascii="Cambria Math" w:eastAsiaTheme="minorEastAsia" w:hAnsi="Cambria Math"/>
+                  <w:i/>
+                  <w:color w:val="4EA72E" w:themeColor="accent6"/>
+                </w:rPr>
+              </m:ctrlPr>
+            </m:funcPr>
+            <m:fName>
+              <m:r>
+                <m:rPr>
+                  <m:sty m:val="p"/>
+                </m:rPr>
+                <w:rPr>
+                  <w:rFonts w:ascii="Cambria Math" w:eastAsiaTheme="minorEastAsia" w:hAnsi="Cambria Math"/>
+                  <w:color w:val="4EA72E" w:themeColor="accent6"/>
+                </w:rPr>
+                <m:t>sin</m:t>
+              </m:r>
+            </m:fName>
+            <m:e>
+              <m:d>
+                <m:dPr>
+                  <m:ctrlPr>
+                    <w:rPr>
+                      <w:rFonts w:ascii="Cambria Math" w:eastAsiaTheme="minorEastAsia" w:hAnsi="Cambria Math"/>
+                      <w:i/>
+                      <w:color w:val="4EA72E" w:themeColor="accent6"/>
+                    </w:rPr>
+                  </m:ctrlPr>
+                </m:dPr>
+                <m:e>
+                  <m:r>
+                    <w:rPr>
+                      <w:rFonts w:ascii="Cambria Math" w:eastAsiaTheme="minorEastAsia" w:hAnsi="Cambria Math"/>
+                      <w:color w:val="4EA72E" w:themeColor="accent6"/>
+                    </w:rPr>
+                    <m:t>t</m:t>
+                  </m:r>
+                </m:e>
+              </m:d>
+              <m:r>
+                <w:rPr>
+                  <w:rFonts w:ascii="Cambria Math" w:eastAsiaTheme="minorEastAsia" w:hAnsi="Cambria Math"/>
+                  <w:color w:val="4EA72E" w:themeColor="accent6"/>
+                </w:rPr>
+                <m:t>+2</m:t>
+              </m:r>
+              <m:func>
+                <m:funcPr>
+                  <m:ctrlPr>
+                    <w:rPr>
+                      <w:rFonts w:ascii="Cambria Math" w:eastAsiaTheme="minorEastAsia" w:hAnsi="Cambria Math"/>
+                      <w:i/>
+                      <w:color w:val="4EA72E" w:themeColor="accent6"/>
+                    </w:rPr>
+                  </m:ctrlPr>
+                </m:funcPr>
+                <m:fName>
+                  <m:r>
+                    <m:rPr>
+                      <m:sty m:val="p"/>
+                    </m:rPr>
+                    <w:rPr>
+                      <w:rFonts w:ascii="Cambria Math" w:eastAsiaTheme="minorEastAsia" w:hAnsi="Cambria Math"/>
+                      <w:color w:val="4EA72E" w:themeColor="accent6"/>
+                    </w:rPr>
+                    <m:t>sin</m:t>
+                  </m:r>
+                </m:fName>
+                <m:e>
+                  <m:d>
+                    <m:dPr>
+                      <m:ctrlPr>
+                        <w:rPr>
+                          <w:rFonts w:ascii="Cambria Math" w:eastAsiaTheme="minorEastAsia" w:hAnsi="Cambria Math"/>
+                          <w:i/>
+                          <w:color w:val="4EA72E" w:themeColor="accent6"/>
+                        </w:rPr>
+                      </m:ctrlPr>
+                    </m:dPr>
+                    <m:e>
+                      <m:r>
+                        <w:rPr>
+                          <w:rFonts w:ascii="Cambria Math" w:eastAsiaTheme="minorEastAsia" w:hAnsi="Cambria Math"/>
+                          <w:color w:val="4EA72E" w:themeColor="accent6"/>
+                        </w:rPr>
+                        <m:t>t</m:t>
+                      </m:r>
+                    </m:e>
+                  </m:d>
+                </m:e>
+              </m:func>
+              <m:r>
+                <w:rPr>
+                  <w:rFonts w:ascii="Cambria Math" w:eastAsiaTheme="minorEastAsia" w:hAnsi="Cambria Math"/>
+                  <w:color w:val="4EA72E" w:themeColor="accent6"/>
+                </w:rPr>
+                <m:t>=</m:t>
+              </m:r>
+              <m:f>
+                <m:fPr>
+                  <m:ctrlPr>
+                    <w:rPr>
+                      <w:rFonts w:ascii="Cambria Math" w:eastAsiaTheme="minorEastAsia" w:hAnsi="Cambria Math"/>
+                      <w:i/>
+                      <w:color w:val="4EA72E" w:themeColor="accent6"/>
+                    </w:rPr>
+                  </m:ctrlPr>
+                </m:fPr>
+                <m:num>
+                  <m:r>
+                    <w:rPr>
+                      <w:rFonts w:ascii="Cambria Math" w:eastAsiaTheme="minorEastAsia" w:hAnsi="Cambria Math"/>
+                      <w:color w:val="4EA72E" w:themeColor="accent6"/>
+                    </w:rPr>
+                    <m:t>1</m:t>
+                  </m:r>
+                </m:num>
+                <m:den>
+                  <m:r>
+                    <w:rPr>
+                      <w:rFonts w:ascii="Cambria Math" w:eastAsiaTheme="minorEastAsia" w:hAnsi="Cambria Math"/>
+                      <w:color w:val="4EA72E" w:themeColor="accent6"/>
+                    </w:rPr>
+                    <m:t>5</m:t>
+                  </m:r>
+                </m:den>
+              </m:f>
+              <m:func>
+                <m:funcPr>
+                  <m:ctrlPr>
+                    <w:rPr>
+                      <w:rFonts w:ascii="Cambria Math" w:eastAsiaTheme="minorEastAsia" w:hAnsi="Cambria Math"/>
+                      <w:i/>
+                      <w:color w:val="4EA72E" w:themeColor="accent6"/>
+                    </w:rPr>
+                  </m:ctrlPr>
+                </m:funcPr>
+                <m:fName>
+                  <m:r>
+                    <m:rPr>
+                      <m:sty m:val="p"/>
+                    </m:rPr>
+                    <w:rPr>
+                      <w:rFonts w:ascii="Cambria Math" w:eastAsiaTheme="minorEastAsia" w:hAnsi="Cambria Math"/>
+                      <w:color w:val="4EA72E" w:themeColor="accent6"/>
+                    </w:rPr>
+                    <m:t>sin</m:t>
+                  </m:r>
+                </m:fName>
+                <m:e>
+                  <m:d>
+                    <m:dPr>
+                      <m:ctrlPr>
+                        <w:rPr>
+                          <w:rFonts w:ascii="Cambria Math" w:eastAsiaTheme="minorEastAsia" w:hAnsi="Cambria Math"/>
+                          <w:i/>
+                          <w:color w:val="4EA72E" w:themeColor="accent6"/>
+                        </w:rPr>
+                      </m:ctrlPr>
+                    </m:dPr>
+                    <m:e>
+                      <m:r>
+                        <w:rPr>
+                          <w:rFonts w:ascii="Cambria Math" w:eastAsiaTheme="minorEastAsia" w:hAnsi="Cambria Math"/>
+                          <w:color w:val="4EA72E" w:themeColor="accent6"/>
+                        </w:rPr>
+                        <m:t>t</m:t>
+                      </m:r>
+                    </m:e>
+                  </m:d>
+                </m:e>
+              </m:func>
+            </m:e>
+          </m:func>
+        </m:oMath>
+      </m:oMathPara>
+    </w:p>
+    <w:p>
+      <w:pPr>
+        <w:pStyle w:val="ListParagraph"/>
+        <w:ind w:left="1080"/>
+        <w:rPr>
+          <w:rFonts w:ascii="Cambria Math" w:eastAsiaTheme="minorEastAsia" w:hAnsi="Cambria Math"/>
+        </w:rPr>
+      </w:pPr>
+      <m:oMathPara>
+        <m:oMath>
+          <m:r>
+            <w:rPr>
+              <w:rFonts w:ascii="Cambria Math" w:eastAsiaTheme="minorEastAsia" w:hAnsi="Cambria Math"/>
+              <w:color w:val="4EA72E" w:themeColor="accent6"/>
+            </w:rPr>
+            <m:t>0</m:t>
+          </m:r>
+          <m:r>
+            <w:rPr>
+              <w:rFonts w:ascii="Cambria Math" w:eastAsiaTheme="minorEastAsia" w:hAnsi="Cambria Math"/>
+              <w:color w:val="4EA72E" w:themeColor="accent6"/>
+            </w:rPr>
+            <m:t>=-</m:t>
+          </m:r>
+          <m:f>
+            <m:fPr>
+              <m:ctrlPr>
+                <w:rPr>
+                  <w:rFonts w:ascii="Cambria Math" w:eastAsiaTheme="minorEastAsia" w:hAnsi="Cambria Math"/>
+                  <w:i/>
+                  <w:color w:val="4EA72E" w:themeColor="accent6"/>
+                </w:rPr>
+              </m:ctrlPr>
+            </m:fPr>
+            <m:num>
+              <m:r>
+                <w:rPr>
+                  <w:rFonts w:ascii="Cambria Math" w:eastAsiaTheme="minorEastAsia" w:hAnsi="Cambria Math"/>
+                  <w:color w:val="4EA72E" w:themeColor="accent6"/>
+                </w:rPr>
+                <m:t>9</m:t>
+              </m:r>
+            </m:num>
+            <m:den>
+              <m:r>
+                <w:rPr>
+                  <w:rFonts w:ascii="Cambria Math" w:eastAsiaTheme="minorEastAsia" w:hAnsi="Cambria Math"/>
+                  <w:color w:val="4EA72E" w:themeColor="accent6"/>
+                </w:rPr>
+                <m:t>5</m:t>
+              </m:r>
+            </m:den>
+          </m:f>
+          <m:r>
+            <w:rPr>
+              <w:rFonts w:ascii="Cambria Math" w:eastAsiaTheme="minorEastAsia" w:hAnsi="Cambria Math"/>
+              <w:color w:val="4EA72E" w:themeColor="accent6"/>
+            </w:rPr>
+            <m:t>+</m:t>
+          </m:r>
+          <m:r>
+            <w:rPr>
+              <w:rFonts w:ascii="Cambria Math" w:eastAsiaTheme="minorEastAsia" w:hAnsi="Cambria Math"/>
+              <w:color w:val="4EA72E" w:themeColor="accent6"/>
+            </w:rPr>
+            <m:t>0</m:t>
+          </m:r>
+          <m:r>
+            <w:rPr>
+              <w:rFonts w:ascii="Cambria Math" w:eastAsiaTheme="minorEastAsia" w:hAnsi="Cambria Math"/>
+              <w:color w:val="4EA72E" w:themeColor="accent6"/>
+            </w:rPr>
+            <m:t>-</m:t>
+          </m:r>
+          <m:f>
+            <m:fPr>
+              <m:ctrlPr>
+                <w:rPr>
+                  <w:rFonts w:ascii="Cambria Math" w:eastAsiaTheme="minorEastAsia" w:hAnsi="Cambria Math"/>
+                  <w:i/>
+                  <w:color w:val="4EA72E" w:themeColor="accent6"/>
+                </w:rPr>
+              </m:ctrlPr>
+            </m:fPr>
+            <m:num>
+              <m:r>
+                <w:rPr>
+                  <w:rFonts w:ascii="Cambria Math" w:eastAsiaTheme="minorEastAsia" w:hAnsi="Cambria Math"/>
+                  <w:color w:val="4EA72E" w:themeColor="accent6"/>
+                </w:rPr>
+                <m:t>1</m:t>
+              </m:r>
+            </m:num>
+            <m:den>
+              <m:r>
+                <w:rPr>
+                  <w:rFonts w:ascii="Cambria Math" w:eastAsiaTheme="minorEastAsia" w:hAnsi="Cambria Math"/>
+                  <w:color w:val="4EA72E" w:themeColor="accent6"/>
+                </w:rPr>
+                <m:t>5</m:t>
+              </m:r>
+            </m:den>
+          </m:f>
+          <m:r>
+            <w:rPr>
+              <w:rFonts w:ascii="Cambria Math" w:eastAsiaTheme="minorEastAsia" w:hAnsi="Cambria Math"/>
+              <w:color w:val="4EA72E" w:themeColor="accent6"/>
+            </w:rPr>
+            <m:t>+2</m:t>
+          </m:r>
+          <m:r>
+            <w:rPr>
+              <w:rFonts w:ascii="Cambria Math" w:eastAsiaTheme="minorEastAsia" w:hAnsi="Cambria Math"/>
+              <w:color w:val="4EA72E" w:themeColor="accent6"/>
+            </w:rPr>
+            <m:t>=0</m:t>
+          </m:r>
+        </m:oMath>
+      </m:oMathPara>
+    </w:p>
+    <w:p>
+      <w:pPr>
+        <w:rPr>
+          <w:rFonts w:ascii="Cambria Math" w:eastAsiaTheme="minorEastAsia" w:hAnsi="Cambria Math"/>
+        </w:rPr>
+      </w:pPr>
+      <w:r>
+        <w:rPr>
+          <w:rFonts w:ascii="Cambria Math" w:eastAsiaTheme="minorEastAsia" w:hAnsi="Cambria Math"/>
+        </w:rPr>
+        <w:br w:type="page"/>
+      </w:r>
+    </w:p>
+    <w:p>
+      <w:pPr>
+        <w:pStyle w:val="ListParagraph"/>
+        <w:numPr>
+          <w:ilvl w:val="0"/>
+          <w:numId w:val="2"/>
+        </w:numPr>
+        <w:rPr>
+          <w:rFonts w:ascii="Cambria Math" w:eastAsiaTheme="minorEastAsia" w:hAnsi="Cambria Math"/>
+        </w:rPr>
+      </w:pPr>
+      <w:r>
+        <w:rPr>
+          <w:rFonts w:ascii="Cambria Math" w:eastAsiaTheme="minorEastAsia" w:hAnsi="Cambria Math"/>
+        </w:rPr>
+        <w:lastRenderedPageBreak/>
+        <w:t xml:space="preserve"> </w:t>
+      </w:r>
+    </w:p>
+    <w:p>
+      <w:pPr>
+        <w:pStyle w:val="ListParagraph"/>
+        <w:numPr>
+          <w:ilvl w:val="0"/>
+          <w:numId w:val="4"/>
+        </w:numPr>
+        <w:rPr>
+          <w:rFonts w:ascii="Cambria Math" w:eastAsiaTheme="minorEastAsia" w:hAnsi="Cambria Math"/>
+        </w:rPr>
+      </w:pPr>
+      <w:r>
+        <w:rPr>
+          <w:rFonts w:ascii="Cambria Math" w:eastAsiaTheme="minorEastAsia" w:hAnsi="Cambria Math"/>
+        </w:rPr>
+        <w:t xml:space="preserve">Use Euler integration </w:t>
+      </w:r>
+      <m:oMath>
+        <m:r>
+          <m:rPr>
+            <m:sty m:val="p"/>
+          </m:rPr>
+          <w:rPr>
+            <w:rFonts w:ascii="Cambria Math" w:eastAsiaTheme="minorEastAsia" w:hAnsi="Cambria Math"/>
+          </w:rPr>
+          <m:t>Δ</m:t>
+        </m:r>
+        <m:r>
+          <w:rPr>
+            <w:rFonts w:ascii="Cambria Math" w:eastAsiaTheme="minorEastAsia" w:hAnsi="Cambria Math"/>
+          </w:rPr>
+          <m:t>t=0.3</m:t>
+        </m:r>
+      </m:oMath>
+      <w:r>
+        <w:rPr>
+          <w:rFonts w:ascii="Cambria Math" w:eastAsiaTheme="minorEastAsia" w:hAnsi="Cambria Math"/>
+        </w:rPr>
+        <w:t xml:space="preserve"> in </w:t>
+      </w:r>
+      <w:proofErr w:type="spellStart"/>
+      <w:r>
+        <w:rPr>
+          <w:rFonts w:ascii="Cambria Math" w:eastAsiaTheme="minorEastAsia" w:hAnsi="Cambria Math"/>
+        </w:rPr>
+        <w:t>Matlab</w:t>
+      </w:r>
+      <w:proofErr w:type="spellEnd"/>
+      <w:r>
+        <w:rPr>
+          <w:rFonts w:ascii="Cambria Math" w:eastAsiaTheme="minorEastAsia" w:hAnsi="Cambria Math"/>
+        </w:rPr>
+        <w:t xml:space="preserve"> to approximate the solution to problem 1e from 0&lt;t&lt;10.</w:t>
+      </w:r>
+    </w:p>
+    <w:p>
+      <w:pPr>
+        <w:pStyle w:val="ListParagraph"/>
+        <w:numPr>
+          <w:ilvl w:val="0"/>
+          <w:numId w:val="4"/>
+        </w:numPr>
+        <w:rPr>
+          <w:rFonts w:ascii="Cambria Math" w:eastAsiaTheme="minorEastAsia" w:hAnsi="Cambria Math"/>
+        </w:rPr>
+      </w:pPr>
+      <w:r>
+        <w:rPr>
+          <w:rFonts w:ascii="Cambria Math" w:eastAsiaTheme="minorEastAsia" w:hAnsi="Cambria Math"/>
+        </w:rPr>
+        <w:t xml:space="preserve">Use Euler integration </w:t>
+      </w:r>
+      <m:oMath>
+        <m:r>
+          <m:rPr>
+            <m:sty m:val="p"/>
+          </m:rPr>
+          <w:rPr>
+            <w:rFonts w:ascii="Cambria Math" w:eastAsiaTheme="minorEastAsia" w:hAnsi="Cambria Math"/>
+          </w:rPr>
+          <m:t>Δ</m:t>
+        </m:r>
+        <m:r>
+          <w:rPr>
+            <w:rFonts w:ascii="Cambria Math" w:eastAsiaTheme="minorEastAsia" w:hAnsi="Cambria Math"/>
+          </w:rPr>
+          <m:t>t=0.</m:t>
+        </m:r>
+        <m:r>
+          <w:rPr>
+            <w:rFonts w:ascii="Cambria Math" w:eastAsiaTheme="minorEastAsia" w:hAnsi="Cambria Math"/>
+          </w:rPr>
+          <m:t>1</m:t>
+        </m:r>
+      </m:oMath>
+      <w:r>
+        <w:rPr>
+          <w:rFonts w:ascii="Cambria Math" w:eastAsiaTheme="minorEastAsia" w:hAnsi="Cambria Math"/>
+        </w:rPr>
+        <w:t xml:space="preserve"> in Matlab to approximate the solution to problem 1e from 0&lt;t&lt;10.</w:t>
+      </w:r>
+    </w:p>
+    <w:p>
+      <w:pPr>
+        <w:pStyle w:val="ListParagraph"/>
+        <w:numPr>
+          <w:ilvl w:val="0"/>
+          <w:numId w:val="4"/>
+        </w:numPr>
+        <w:rPr>
+          <w:rFonts w:ascii="Cambria Math" w:eastAsiaTheme="minorEastAsia" w:hAnsi="Cambria Math"/>
+        </w:rPr>
+      </w:pPr>
+      <w:r>
+        <w:rPr>
+          <w:rFonts w:ascii="Cambria Math" w:eastAsiaTheme="minorEastAsia" w:hAnsi="Cambria Math"/>
+        </w:rPr>
+        <w:t>Plot the analytical solution from 2(e), Euler integration approximation from part 2(a) and</w:t>
+      </w:r>
+      <w:r>
+        <w:rPr>
+          <w:rFonts w:ascii="Cambria Math" w:eastAsiaTheme="minorEastAsia" w:hAnsi="Cambria Math"/>
+        </w:rPr>
+        <w:t xml:space="preserve"> </w:t>
+      </w:r>
+      <w:r>
+        <w:rPr>
+          <w:rFonts w:ascii="Cambria Math" w:eastAsiaTheme="minorEastAsia" w:hAnsi="Cambria Math"/>
+        </w:rPr>
+        <w:t xml:space="preserve">2(b) in a single plot in </w:t>
+      </w:r>
+      <w:proofErr w:type="spellStart"/>
+      <w:r>
+        <w:rPr>
+          <w:rFonts w:ascii="Cambria Math" w:eastAsiaTheme="minorEastAsia" w:hAnsi="Cambria Math"/>
+        </w:rPr>
+        <w:t>Matlab</w:t>
+      </w:r>
+      <w:proofErr w:type="spellEnd"/>
+      <w:r>
+        <w:rPr>
+          <w:rFonts w:ascii="Cambria Math" w:eastAsiaTheme="minorEastAsia" w:hAnsi="Cambria Math"/>
+        </w:rPr>
+        <w:t>. Compare these three solutions and discuss the results you have.</w:t>
+      </w:r>
+    </w:p>
+    <w:p>
+      <w:pPr>
+        <w:jc w:val="center"/>
+        <w:rPr>
+          <w:rFonts w:ascii="Cambria Math" w:eastAsiaTheme="minorEastAsia" w:hAnsi="Cambria Math"/>
+        </w:rPr>
+      </w:pPr>
+      <w:r>
+        <w:drawing>
+          <wp:inline distT="0" distB="0" distL="0" distR="0" wp14:anchorId="3C87728D" wp14:editId="68A4E423">
+            <wp:extent cx="5229225" cy="3276646"/>
+            <wp:effectExtent l="0" t="0" r="0" b="0"/>
+            <wp:docPr id="1561327269" name="Picture 1"/>
+            <wp:cNvGraphicFramePr>
+              <a:graphicFrameLocks xmlns:a="http://schemas.openxmlformats.org/drawingml/2006/main" noChangeAspect="1"/>
+            </wp:cNvGraphicFramePr>
+            <a:graphic xmlns:a="http://schemas.openxmlformats.org/drawingml/2006/main">
+              <a:graphicData uri="http://schemas.openxmlformats.org/drawingml/2006/picture">
+                <pic:pic xmlns:pic="http://schemas.openxmlformats.org/drawingml/2006/picture">
+                  <pic:nvPicPr>
+                    <pic:cNvPr id="1561327269" name=""/>
+                    <pic:cNvPicPr/>
+                  </pic:nvPicPr>
+                  <pic:blipFill>
+                    <a:blip r:embed="rId5"/>
+                    <a:stretch>
+                      <a:fillRect/>
+                    </a:stretch>
+                  </pic:blipFill>
+                  <pic:spPr>
+                    <a:xfrm>
+                      <a:off x="0" y="0"/>
+                      <a:ext cx="5240090" cy="3283454"/>
+                    </a:xfrm>
+                    <a:prstGeom prst="rect">
+                      <a:avLst/>
+                    </a:prstGeom>
+                  </pic:spPr>
+                </pic:pic>
+              </a:graphicData>
+            </a:graphic>
+          </wp:inline>
+        </w:drawing>
+      </w:r>
+    </w:p>
+    <w:p>
+      <w:pPr>
+        <w:pStyle w:val="ListParagraph"/>
+        <w:ind w:left="1080"/>
+        <w:rPr>
+          <w:rFonts w:ascii="Cambria Math" w:eastAsiaTheme="minorEastAsia" w:hAnsi="Cambria Math"/>
+        </w:rPr>
+      </w:pPr>
+      <w:r>
+        <w:rPr>
+          <w:rFonts w:ascii="Cambria Math" w:eastAsiaTheme="minorEastAsia" w:hAnsi="Cambria Math"/>
+        </w:rPr>
+        <w:t xml:space="preserve">Reducing the timestep made the Euler integration approach the analytical solution to the problem, although there is still visible error on the </w:t>
+      </w:r>
+      <w:proofErr w:type="gramStart"/>
+      <w:r>
+        <w:rPr>
+          <w:rFonts w:ascii="Cambria Math" w:eastAsiaTheme="minorEastAsia" w:hAnsi="Cambria Math"/>
+        </w:rPr>
+        <w:t>0 to 10 time</w:t>
+      </w:r>
+      <w:proofErr w:type="gramEnd"/>
+      <w:r>
+        <w:rPr>
+          <w:rFonts w:ascii="Cambria Math" w:eastAsiaTheme="minorEastAsia" w:hAnsi="Cambria Math"/>
+        </w:rPr>
+        <w:t xml:space="preserve"> scale.</w:t>
+      </w:r>
+      <w:r>
+        <w:rPr>
+          <w:rFonts w:ascii="Cambria Math" w:eastAsiaTheme="minorEastAsia" w:hAnsi="Cambria Math"/>
+        </w:rPr>
+        <w:t xml:space="preserve"> I am glad to see they fit </w:t>
+      </w:r>
+      <w:proofErr w:type="gramStart"/>
+      <w:r>
+        <w:rPr>
+          <w:rFonts w:ascii="Cambria Math" w:eastAsiaTheme="minorEastAsia" w:hAnsi="Cambria Math"/>
+        </w:rPr>
+        <w:t>pretty close</w:t>
+      </w:r>
+      <w:proofErr w:type="gramEnd"/>
+      <w:r>
+        <w:rPr>
+          <w:rFonts w:ascii="Cambria Math" w:eastAsiaTheme="minorEastAsia" w:hAnsi="Cambria Math"/>
+        </w:rPr>
+        <w:t xml:space="preserve"> though as it gives me confidence in my analytical solution.</w:t>
+      </w:r>
+    </w:p>
+    <w:p>
+      <w:pPr>
+        <w:rPr>
+          <w:rFonts w:ascii="Cambria Math" w:eastAsiaTheme="minorEastAsia" w:hAnsi="Cambria Math"/>
+        </w:rPr>
+      </w:pPr>
+      <w:r>
+        <w:rPr>
+          <w:rFonts w:ascii="Cambria Math" w:eastAsiaTheme="minorEastAsia" w:hAnsi="Cambria Math"/>
+        </w:rPr>
+        <w:br w:type="page"/>
+      </w:r>
+    </w:p>
+    <w:p>
+      <w:pPr>
+        <w:pStyle w:val="ListParagraph"/>
+        <w:numPr>
+          <w:ilvl w:val="0"/>
+          <w:numId w:val="4"/>
+        </w:numPr>
+        <w:rPr>
+          <w:rFonts w:ascii="Cambria Math" w:eastAsiaTheme="minorEastAsia" w:hAnsi="Cambria Math"/>
+        </w:rPr>
+      </w:pPr>
+      <w:r>
+        <w:rPr>
+          <w:rFonts w:ascii="Cambria Math" w:eastAsiaTheme="minorEastAsia" w:hAnsi="Cambria Math"/>
+        </w:rPr>
+        <w:lastRenderedPageBreak/>
+        <w:t>Use Euler integration to approximate the solution to the ODE. Compare the results and discuss your observations.</w:t>
+      </w:r>
+    </w:p>
+    <w:p>
+      <w:pPr>
+        <w:ind w:left="720"/>
+        <w:jc w:val="center"/>
+        <w:rPr>
+          <w:rFonts w:ascii="Cambria Math" w:eastAsiaTheme="minorEastAsia" w:hAnsi="Cambria Math"/>
+        </w:rPr>
+      </w:pPr>
+      <w:r>
+        <w:drawing>
+          <wp:inline distT="0" distB="0" distL="0" distR="0" wp14:anchorId="6A40F48D" wp14:editId="0B3C6ADC">
+            <wp:extent cx="5486400" cy="3542128"/>
+            <wp:effectExtent l="0" t="0" r="0" b="1270"/>
+            <wp:docPr id="256957373" name="Picture 1"/>
+            <wp:cNvGraphicFramePr>
+              <a:graphicFrameLocks xmlns:a="http://schemas.openxmlformats.org/drawingml/2006/main" noChangeAspect="1"/>
+            </wp:cNvGraphicFramePr>
+            <a:graphic xmlns:a="http://schemas.openxmlformats.org/drawingml/2006/main">
+              <a:graphicData uri="http://schemas.openxmlformats.org/drawingml/2006/picture">
+                <pic:pic xmlns:pic="http://schemas.openxmlformats.org/drawingml/2006/picture">
+                  <pic:nvPicPr>
+                    <pic:cNvPr id="256957373" name=""/>
+                    <pic:cNvPicPr/>
+                  </pic:nvPicPr>
+                  <pic:blipFill>
+                    <a:blip r:embed="rId6"/>
+                    <a:stretch>
+                      <a:fillRect/>
+                    </a:stretch>
+                  </pic:blipFill>
+                  <pic:spPr>
+                    <a:xfrm>
+                      <a:off x="0" y="0"/>
+                      <a:ext cx="5489380" cy="3544052"/>
+                    </a:xfrm>
+                    <a:prstGeom prst="rect">
+                      <a:avLst/>
+                    </a:prstGeom>
+                  </pic:spPr>
+                </pic:pic>
+              </a:graphicData>
+            </a:graphic>
+          </wp:inline>
+        </w:drawing>
+      </w:r>
+    </w:p>
+    <w:p>
+      <w:pPr>
+        <w:ind w:left="720"/>
+        <w:rPr>
+          <w:rFonts w:ascii="Cambria Math" w:eastAsiaTheme="minorEastAsia" w:hAnsi="Cambria Math"/>
+        </w:rPr>
+      </w:pPr>
+      <w:r>
+        <w:rPr>
+          <w:rFonts w:ascii="Cambria Math" w:eastAsiaTheme="minorEastAsia" w:hAnsi="Cambria Math"/>
+        </w:rPr>
+        <w:t xml:space="preserve">The most glaring observation is that the largest timestep, instead of converging like the rest of the integrations </w:t>
+      </w:r>
+      <w:proofErr w:type="gramStart"/>
+      <w:r>
+        <w:rPr>
+          <w:rFonts w:ascii="Cambria Math" w:eastAsiaTheme="minorEastAsia" w:hAnsi="Cambria Math"/>
+        </w:rPr>
+        <w:t>actually diverged</w:t>
+      </w:r>
+      <w:proofErr w:type="gramEnd"/>
+      <w:r>
+        <w:rPr>
+          <w:rFonts w:ascii="Cambria Math" w:eastAsiaTheme="minorEastAsia" w:hAnsi="Cambria Math"/>
+        </w:rPr>
+        <w:t xml:space="preserve"> because of its error, besides that, 0.15 and 0.02 both converged to 0 while it appears that 0.2 might oscillate around 0 as </w:t>
+      </w:r>
+      <w:proofErr w:type="spellStart"/>
+      <w:r>
+        <w:rPr>
+          <w:rFonts w:ascii="Cambria Math" w:eastAsiaTheme="minorEastAsia" w:hAnsi="Cambria Math"/>
+        </w:rPr>
+        <w:t>t</w:t>
+      </w:r>
+      <w:proofErr w:type="spellEnd"/>
+      <w:r>
+        <w:rPr>
+          <w:rFonts w:ascii="Cambria Math" w:eastAsiaTheme="minorEastAsia" w:hAnsi="Cambria Math"/>
+        </w:rPr>
+        <w:t xml:space="preserve"> approaches infinity.</w:t>
+      </w:r>
+    </w:p>
+    <w:p>
+      <w:pPr>
+        <w:rPr>
+          <w:rFonts w:ascii="Cambria Math" w:eastAsiaTheme="minorEastAsia" w:hAnsi="Cambria Math"/>
+        </w:rPr>
+      </w:pPr>
+      <w:r>
+        <w:rPr>
+          <w:rFonts w:ascii="Cambria Math" w:eastAsiaTheme="minorEastAsia" w:hAnsi="Cambria Math"/>
+        </w:rPr>
+        <w:br w:type="page"/>
+      </w:r>
+    </w:p>
+    <w:p>
+      <w:pPr>
+        <w:pStyle w:val="ListParagraph"/>
+        <w:numPr>
+          <w:ilvl w:val="0"/>
+          <w:numId w:val="2"/>
+        </w:numPr>
+        <w:rPr>
+          <w:rFonts w:ascii="Cambria Math" w:eastAsiaTheme="minorEastAsia" w:hAnsi="Cambria Math"/>
+        </w:rPr>
+      </w:pPr>
+      <w:r>
+        <w:rPr>
+          <w:rFonts w:ascii="Cambria Math" w:eastAsiaTheme="minorEastAsia" w:hAnsi="Cambria Math"/>
+        </w:rPr>
+        <w:lastRenderedPageBreak/>
+        <w:t xml:space="preserve">Consider a vector v in the </w:t>
+      </w:r>
+      <w:proofErr w:type="spellStart"/>
+      <w:r>
+        <w:rPr>
+          <w:rFonts w:ascii="Cambria Math" w:eastAsiaTheme="minorEastAsia" w:hAnsi="Cambria Math"/>
+        </w:rPr>
+        <w:t>xy</w:t>
+      </w:r>
+      <w:proofErr w:type="spellEnd"/>
+      <w:r>
+        <w:rPr>
+          <w:rFonts w:ascii="Cambria Math" w:eastAsiaTheme="minorEastAsia" w:hAnsi="Cambria Math"/>
+        </w:rPr>
+        <w:t xml:space="preserve">-plane with coordinates (x, y). We wish to rotate this vector </w:t>
+      </w:r>
+      <w:proofErr w:type="gramStart"/>
+      <w:r>
+        <w:rPr>
+          <w:rFonts w:ascii="Cambria Math" w:eastAsiaTheme="minorEastAsia" w:hAnsi="Cambria Math"/>
+        </w:rPr>
+        <w:t>counter-clockwise</w:t>
+      </w:r>
+      <w:proofErr w:type="gramEnd"/>
+      <w:r>
+        <w:rPr>
+          <w:rFonts w:ascii="Cambria Math" w:eastAsiaTheme="minorEastAsia" w:hAnsi="Cambria Math"/>
+        </w:rPr>
+        <w:t xml:space="preserve"> by an angle θ about the origin to obtain a new vector </w:t>
+      </w:r>
+      <w:proofErr w:type="gramStart"/>
+      <w:r>
+        <w:rPr>
+          <w:rFonts w:ascii="Cambria Math" w:eastAsiaTheme="minorEastAsia" w:hAnsi="Cambria Math"/>
+        </w:rPr>
+        <w:t>v′ with coordinates</w:t>
+      </w:r>
+      <w:proofErr w:type="gramEnd"/>
+      <w:r>
+        <w:rPr>
+          <w:rFonts w:ascii="Cambria Math" w:eastAsiaTheme="minorEastAsia" w:hAnsi="Cambria Math"/>
+        </w:rPr>
+        <w:t xml:space="preserve"> (</w:t>
+      </w:r>
+      <w:proofErr w:type="gramStart"/>
+      <w:r>
+        <w:rPr>
+          <w:rFonts w:ascii="Cambria Math" w:eastAsiaTheme="minorEastAsia" w:hAnsi="Cambria Math"/>
+        </w:rPr>
+        <w:t>x′,</w:t>
+      </w:r>
+      <w:proofErr w:type="gramEnd"/>
+      <w:r>
+        <w:rPr>
+          <w:rFonts w:ascii="Cambria Math" w:eastAsiaTheme="minorEastAsia" w:hAnsi="Cambria Math"/>
+        </w:rPr>
+        <w:t xml:space="preserve"> y′)</w:t>
+      </w:r>
+      <w:r>
+        <w:rPr>
+          <w:rFonts w:ascii="Cambria Math" w:eastAsiaTheme="minorEastAsia" w:hAnsi="Cambria Math"/>
+        </w:rPr>
+        <w:t xml:space="preserve"> </w:t>
+      </w:r>
+    </w:p>
+    <w:p>
+      <w:pPr>
+        <w:pStyle w:val="ListParagraph"/>
+        <w:numPr>
+          <w:ilvl w:val="0"/>
+          <w:numId w:val="5"/>
+        </w:numPr>
+        <w:rPr>
+          <w:rFonts w:ascii="Cambria Math" w:eastAsiaTheme="minorEastAsia" w:hAnsi="Cambria Math"/>
+        </w:rPr>
+      </w:pPr>
+      <w:r>
+        <w:rPr>
+          <w:rFonts w:ascii="Cambria Math" w:eastAsiaTheme="minorEastAsia" w:hAnsi="Cambria Math"/>
+        </w:rPr>
+        <w:t xml:space="preserve">Let the standard basis vectors be e1 and e2. After rotation by </w:t>
+      </w:r>
+      <m:oMath>
+        <m:r>
+          <w:rPr>
+            <w:rFonts w:ascii="Cambria Math" w:eastAsiaTheme="minorEastAsia" w:hAnsi="Cambria Math"/>
+          </w:rPr>
+          <m:t>θ</m:t>
+        </m:r>
+      </m:oMath>
+      <w:r>
+        <w:rPr>
+          <w:rFonts w:ascii="Cambria Math" w:eastAsiaTheme="minorEastAsia" w:hAnsi="Cambria Math"/>
+        </w:rPr>
+        <w:t xml:space="preserve">, these become e1’ and e2’. Using trigonometry, find the coordinates of e1’. </w:t>
+      </w:r>
+      <w:proofErr w:type="spellStart"/>
+      <w:r>
+        <w:rPr>
+          <w:rFonts w:ascii="Cambria Math" w:eastAsiaTheme="minorEastAsia" w:hAnsi="Cambria Math"/>
+        </w:rPr>
+        <w:t>Similary</w:t>
+      </w:r>
+      <w:proofErr w:type="spellEnd"/>
+      <w:r>
+        <w:rPr>
+          <w:rFonts w:ascii="Cambria Math" w:eastAsiaTheme="minorEastAsia" w:hAnsi="Cambria Math"/>
+        </w:rPr>
+        <w:t>, find the coordinates of e2’.</w:t>
+      </w:r>
+    </w:p>
+    <w:p>
+      <w:pPr>
+        <w:pStyle w:val="ListParagraph"/>
+        <w:ind w:left="1080"/>
+        <w:rPr>
+          <w:rFonts w:ascii="Cambria Math" w:eastAsiaTheme="minorEastAsia" w:hAnsi="Cambria Math"/>
+        </w:rPr>
+      </w:pPr>
+      <m:oMathPara>
+        <m:oMath>
+          <m:sSubSup>
+            <m:sSubSupPr>
+              <m:ctrlPr>
+                <w:rPr>
+                  <w:rFonts w:ascii="Cambria Math" w:eastAsiaTheme="minorEastAsia" w:hAnsi="Cambria Math"/>
+                  <w:i/>
+                </w:rPr>
+              </m:ctrlPr>
+            </m:sSubSupPr>
+            <m:e>
+              <m:r>
+                <w:rPr>
+                  <w:rFonts w:ascii="Cambria Math" w:eastAsiaTheme="minorEastAsia" w:hAnsi="Cambria Math"/>
+                </w:rPr>
+                <m:t>e</m:t>
+              </m:r>
+            </m:e>
+            <m:sub>
+              <m:r>
+                <w:rPr>
+                  <w:rFonts w:ascii="Cambria Math" w:eastAsiaTheme="minorEastAsia" w:hAnsi="Cambria Math"/>
+                </w:rPr>
+                <m:t>1</m:t>
+              </m:r>
+            </m:sub>
+            <m:sup>
+              <m:r>
+                <w:rPr>
+                  <w:rFonts w:ascii="Cambria Math" w:eastAsiaTheme="minorEastAsia" w:hAnsi="Cambria Math"/>
+                </w:rPr>
+                <m:t>'</m:t>
+              </m:r>
+            </m:sup>
+          </m:sSubSup>
+          <m:r>
+            <w:rPr>
+              <w:rFonts w:ascii="Cambria Math" w:eastAsiaTheme="minorEastAsia" w:hAnsi="Cambria Math"/>
+            </w:rPr>
+            <m:t>=</m:t>
+          </m:r>
+          <m:d>
+            <m:dPr>
+              <m:begChr m:val="["/>
+              <m:endChr m:val="]"/>
+              <m:ctrlPr>
+                <w:rPr>
+                  <w:rFonts w:ascii="Cambria Math" w:eastAsiaTheme="minorEastAsia" w:hAnsi="Cambria Math"/>
+                  <w:i/>
+                </w:rPr>
+              </m:ctrlPr>
+            </m:dPr>
+            <m:e>
+              <m:eqArr>
+                <m:eqArrPr>
+                  <m:ctrlPr>
+                    <w:rPr>
+                      <w:rFonts w:ascii="Cambria Math" w:eastAsiaTheme="minorEastAsia" w:hAnsi="Cambria Math"/>
+                      <w:i/>
+                    </w:rPr>
+                  </m:ctrlPr>
+                </m:eqArrPr>
+                <m:e>
+                  <m:func>
+                    <m:funcPr>
+                      <m:ctrlPr>
+                        <w:rPr>
+                          <w:rFonts w:ascii="Cambria Math" w:eastAsiaTheme="minorEastAsia" w:hAnsi="Cambria Math"/>
+                          <w:i/>
+                        </w:rPr>
+                      </m:ctrlPr>
+                    </m:funcPr>
+                    <m:fName>
+                      <m:r>
+                        <m:rPr>
+                          <m:sty m:val="p"/>
+                        </m:rPr>
+                        <w:rPr>
+                          <w:rFonts w:ascii="Cambria Math" w:eastAsiaTheme="minorEastAsia" w:hAnsi="Cambria Math"/>
+                        </w:rPr>
+                        <m:t>cos</m:t>
+                      </m:r>
+                    </m:fName>
+                    <m:e>
+                      <m:r>
+                        <w:rPr>
+                          <w:rFonts w:ascii="Cambria Math" w:eastAsiaTheme="minorEastAsia" w:hAnsi="Cambria Math"/>
+                        </w:rPr>
+                        <m:t>θ</m:t>
+                      </m:r>
+                    </m:e>
+                  </m:func>
+                </m:e>
+                <m:e>
+                  <m:func>
+                    <m:funcPr>
+                      <m:ctrlPr>
+                        <w:rPr>
+                          <w:rFonts w:ascii="Cambria Math" w:eastAsiaTheme="minorEastAsia" w:hAnsi="Cambria Math"/>
+                          <w:i/>
+                        </w:rPr>
+                      </m:ctrlPr>
+                    </m:funcPr>
+                    <m:fName>
+                      <m:r>
+                        <m:rPr>
+                          <m:sty m:val="p"/>
+                        </m:rPr>
+                        <w:rPr>
+                          <w:rFonts w:ascii="Cambria Math" w:eastAsiaTheme="minorEastAsia" w:hAnsi="Cambria Math"/>
+                        </w:rPr>
+                        <m:t>sin</m:t>
+                      </m:r>
+                    </m:fName>
+                    <m:e>
+                      <m:d>
+                        <m:dPr>
+                          <m:ctrlPr>
+                            <w:rPr>
+                              <w:rFonts w:ascii="Cambria Math" w:eastAsiaTheme="minorEastAsia" w:hAnsi="Cambria Math"/>
+                              <w:i/>
+                            </w:rPr>
+                          </m:ctrlPr>
+                        </m:dPr>
+                        <m:e>
+                          <m:r>
+                            <w:rPr>
+                              <w:rFonts w:ascii="Cambria Math" w:eastAsiaTheme="minorEastAsia" w:hAnsi="Cambria Math"/>
+                            </w:rPr>
+                            <m:t>θ</m:t>
+                          </m:r>
+                        </m:e>
+                      </m:d>
+                    </m:e>
+                  </m:func>
+                </m:e>
+              </m:eqArr>
+            </m:e>
+          </m:d>
+          <m:r>
+            <w:rPr>
+              <w:rFonts w:ascii="Cambria Math" w:eastAsiaTheme="minorEastAsia" w:hAnsi="Cambria Math"/>
+            </w:rPr>
+            <m:t>;</m:t>
+          </m:r>
+          <m:sSubSup>
+            <m:sSubSupPr>
+              <m:ctrlPr>
+                <w:rPr>
+                  <w:rFonts w:ascii="Cambria Math" w:eastAsiaTheme="minorEastAsia" w:hAnsi="Cambria Math"/>
+                  <w:i/>
+                </w:rPr>
+              </m:ctrlPr>
+            </m:sSubSupPr>
+            <m:e>
+              <m:r>
+                <w:rPr>
+                  <w:rFonts w:ascii="Cambria Math" w:eastAsiaTheme="minorEastAsia" w:hAnsi="Cambria Math"/>
+                </w:rPr>
+                <m:t>e</m:t>
+              </m:r>
+            </m:e>
+            <m:sub>
+              <m:r>
+                <w:rPr>
+                  <w:rFonts w:ascii="Cambria Math" w:eastAsiaTheme="minorEastAsia" w:hAnsi="Cambria Math"/>
+                </w:rPr>
+                <m:t>2</m:t>
+              </m:r>
+            </m:sub>
+            <m:sup>
+              <m:r>
+                <w:rPr>
+                  <w:rFonts w:ascii="Cambria Math" w:eastAsiaTheme="minorEastAsia" w:hAnsi="Cambria Math"/>
+                </w:rPr>
+                <m:t>'</m:t>
+              </m:r>
+            </m:sup>
+          </m:sSubSup>
+          <m:r>
+            <w:rPr>
+              <w:rFonts w:ascii="Cambria Math" w:eastAsiaTheme="minorEastAsia" w:hAnsi="Cambria Math"/>
+            </w:rPr>
+            <m:t>=</m:t>
+          </m:r>
+          <m:d>
+            <m:dPr>
+              <m:begChr m:val="["/>
+              <m:endChr m:val="]"/>
+              <m:ctrlPr>
+                <w:rPr>
+                  <w:rFonts w:ascii="Cambria Math" w:eastAsiaTheme="minorEastAsia" w:hAnsi="Cambria Math"/>
+                  <w:i/>
+                </w:rPr>
+              </m:ctrlPr>
+            </m:dPr>
+            <m:e>
+              <m:eqArr>
+                <m:eqArrPr>
+                  <m:ctrlPr>
+                    <w:rPr>
+                      <w:rFonts w:ascii="Cambria Math" w:eastAsiaTheme="minorEastAsia" w:hAnsi="Cambria Math"/>
+                      <w:i/>
+                    </w:rPr>
+                  </m:ctrlPr>
+                </m:eqArrPr>
+                <m:e>
+                  <m:r>
+                    <w:rPr>
+                      <w:rFonts w:ascii="Cambria Math" w:eastAsiaTheme="minorEastAsia" w:hAnsi="Cambria Math"/>
+                    </w:rPr>
+                    <m:t>-</m:t>
+                  </m:r>
+                  <m:func>
+                    <m:funcPr>
+                      <m:ctrlPr>
+                        <w:rPr>
+                          <w:rFonts w:ascii="Cambria Math" w:eastAsiaTheme="minorEastAsia" w:hAnsi="Cambria Math"/>
+                          <w:i/>
+                        </w:rPr>
+                      </m:ctrlPr>
+                    </m:funcPr>
+                    <m:fName>
+                      <m:r>
+                        <m:rPr>
+                          <m:sty m:val="p"/>
+                        </m:rPr>
+                        <w:rPr>
+                          <w:rFonts w:ascii="Cambria Math" w:eastAsiaTheme="minorEastAsia" w:hAnsi="Cambria Math"/>
+                        </w:rPr>
+                        <m:t>sin</m:t>
+                      </m:r>
+                    </m:fName>
+                    <m:e>
+                      <m:d>
+                        <m:dPr>
+                          <m:ctrlPr>
+                            <w:rPr>
+                              <w:rFonts w:ascii="Cambria Math" w:eastAsiaTheme="minorEastAsia" w:hAnsi="Cambria Math"/>
+                              <w:i/>
+                            </w:rPr>
+                          </m:ctrlPr>
+                        </m:dPr>
+                        <m:e>
+                          <m:r>
+                            <w:rPr>
+                              <w:rFonts w:ascii="Cambria Math" w:eastAsiaTheme="minorEastAsia" w:hAnsi="Cambria Math"/>
+                            </w:rPr>
+                            <m:t>θ</m:t>
+                          </m:r>
+                        </m:e>
+                      </m:d>
+                    </m:e>
+                  </m:func>
+                </m:e>
+                <m:e>
+                  <m:func>
+                    <m:funcPr>
+                      <m:ctrlPr>
+                        <w:rPr>
+                          <w:rFonts w:ascii="Cambria Math" w:eastAsiaTheme="minorEastAsia" w:hAnsi="Cambria Math"/>
+                          <w:i/>
+                        </w:rPr>
+                      </m:ctrlPr>
+                    </m:funcPr>
+                    <m:fName>
+                      <m:r>
+                        <m:rPr>
+                          <m:sty m:val="p"/>
+                        </m:rPr>
+                        <w:rPr>
+                          <w:rFonts w:ascii="Cambria Math" w:eastAsiaTheme="minorEastAsia" w:hAnsi="Cambria Math"/>
+                        </w:rPr>
+                        <m:t>cos</m:t>
+                      </m:r>
+                    </m:fName>
+                    <m:e>
+                      <m:d>
+                        <m:dPr>
+                          <m:ctrlPr>
+                            <w:rPr>
+                              <w:rFonts w:ascii="Cambria Math" w:eastAsiaTheme="minorEastAsia" w:hAnsi="Cambria Math"/>
+                              <w:i/>
+                            </w:rPr>
+                          </m:ctrlPr>
+                        </m:dPr>
+                        <m:e>
+                          <m:r>
+                            <w:rPr>
+                              <w:rFonts w:ascii="Cambria Math" w:eastAsiaTheme="minorEastAsia" w:hAnsi="Cambria Math"/>
+                            </w:rPr>
+                            <m:t>θ</m:t>
+                          </m:r>
+                        </m:e>
+                      </m:d>
+                    </m:e>
+                  </m:func>
+                </m:e>
+              </m:eqArr>
+            </m:e>
+          </m:d>
+        </m:oMath>
+      </m:oMathPara>
+    </w:p>
+    <w:p>
+      <w:pPr>
+        <w:pStyle w:val="ListParagraph"/>
+        <w:ind w:left="1080"/>
+        <w:rPr>
+          <w:rFonts w:ascii="Cambria Math" w:eastAsiaTheme="minorEastAsia" w:hAnsi="Cambria Math"/>
+        </w:rPr>
+      </w:pPr>
+      <w:r>
+        <w:rPr>
+          <w:rFonts w:ascii="Cambria Math" w:eastAsiaTheme="minorEastAsia" w:hAnsi="Cambria Math"/>
+        </w:rPr>
+        <w:t xml:space="preserve">For </w:t>
+      </w:r>
+      <m:oMath>
+        <m:r>
+          <w:rPr>
+            <w:rFonts w:ascii="Cambria Math" w:eastAsiaTheme="minorEastAsia" w:hAnsi="Cambria Math"/>
+          </w:rPr>
+          <m:t>θ=0</m:t>
+        </m:r>
+      </m:oMath>
+    </w:p>
+    <w:p>
+      <w:pPr>
+        <w:pStyle w:val="ListParagraph"/>
+        <w:ind w:left="1080"/>
+        <w:rPr>
+          <w:rFonts w:ascii="Cambria Math" w:eastAsiaTheme="minorEastAsia" w:hAnsi="Cambria Math"/>
+        </w:rPr>
+      </w:pPr>
+      <m:oMathPara>
+        <m:oMath>
+          <m:sSub>
+            <m:sSubPr>
+              <m:ctrlPr>
+                <w:rPr>
+                  <w:rFonts w:ascii="Cambria Math" w:eastAsiaTheme="minorEastAsia" w:hAnsi="Cambria Math"/>
+                  <w:b/>
+                  <w:bCs/>
+                  <w:i/>
+                </w:rPr>
+              </m:ctrlPr>
+            </m:sSubPr>
+            <m:e>
+              <m:r>
+                <m:rPr>
+                  <m:sty m:val="bi"/>
+                </m:rPr>
+                <w:rPr>
+                  <w:rFonts w:ascii="Cambria Math" w:eastAsiaTheme="minorEastAsia" w:hAnsi="Cambria Math"/>
+                </w:rPr>
+                <m:t>e</m:t>
+              </m:r>
+            </m:e>
+            <m:sub>
+              <m:r>
+                <m:rPr>
+                  <m:sty m:val="bi"/>
+                </m:rPr>
+                <w:rPr>
+                  <w:rFonts w:ascii="Cambria Math" w:eastAsiaTheme="minorEastAsia" w:hAnsi="Cambria Math"/>
+                </w:rPr>
+                <m:t>1</m:t>
+              </m:r>
+            </m:sub>
+          </m:sSub>
+          <m:r>
+            <w:rPr>
+              <w:rFonts w:ascii="Cambria Math" w:eastAsiaTheme="minorEastAsia" w:hAnsi="Cambria Math"/>
+            </w:rPr>
+            <m:t>=</m:t>
+          </m:r>
+          <m:d>
+            <m:dPr>
+              <m:begChr m:val="["/>
+              <m:endChr m:val="]"/>
+              <m:ctrlPr>
+                <w:rPr>
+                  <w:rFonts w:ascii="Cambria Math" w:eastAsiaTheme="minorEastAsia" w:hAnsi="Cambria Math"/>
+                  <w:i/>
+                </w:rPr>
+              </m:ctrlPr>
+            </m:dPr>
+            <m:e>
+              <m:eqArr>
+                <m:eqArrPr>
+                  <m:ctrlPr>
+                    <w:rPr>
+                      <w:rFonts w:ascii="Cambria Math" w:eastAsiaTheme="minorEastAsia" w:hAnsi="Cambria Math"/>
+                      <w:i/>
+                    </w:rPr>
+                  </m:ctrlPr>
+                </m:eqArrPr>
+                <m:e>
+                  <m:r>
+                    <w:rPr>
+                      <w:rFonts w:ascii="Cambria Math" w:eastAsiaTheme="minorEastAsia" w:hAnsi="Cambria Math"/>
+                    </w:rPr>
+                    <m:t>1</m:t>
+                  </m:r>
+                </m:e>
+                <m:e>
+                  <m:r>
+                    <w:rPr>
+                      <w:rFonts w:ascii="Cambria Math" w:eastAsiaTheme="minorEastAsia" w:hAnsi="Cambria Math"/>
+                    </w:rPr>
+                    <m:t>0</m:t>
+                  </m:r>
+                </m:e>
+              </m:eqArr>
+            </m:e>
+          </m:d>
+          <m:r>
+            <w:rPr>
+              <w:rFonts w:ascii="Cambria Math" w:eastAsiaTheme="minorEastAsia" w:hAnsi="Cambria Math"/>
+            </w:rPr>
+            <m:t>,</m:t>
+          </m:r>
+          <m:sSub>
+            <m:sSubPr>
+              <m:ctrlPr>
+                <w:rPr>
+                  <w:rFonts w:ascii="Cambria Math" w:eastAsiaTheme="minorEastAsia" w:hAnsi="Cambria Math"/>
+                  <w:b/>
+                  <w:bCs/>
+                  <w:i/>
+                </w:rPr>
+              </m:ctrlPr>
+            </m:sSubPr>
+            <m:e>
+              <m:r>
+                <m:rPr>
+                  <m:sty m:val="bi"/>
+                </m:rPr>
+                <w:rPr>
+                  <w:rFonts w:ascii="Cambria Math" w:eastAsiaTheme="minorEastAsia" w:hAnsi="Cambria Math"/>
+                </w:rPr>
+                <m:t>e</m:t>
+              </m:r>
+            </m:e>
+            <m:sub>
+              <m:r>
+                <m:rPr>
+                  <m:sty m:val="bi"/>
+                </m:rPr>
+                <w:rPr>
+                  <w:rFonts w:ascii="Cambria Math" w:eastAsiaTheme="minorEastAsia" w:hAnsi="Cambria Math"/>
+                </w:rPr>
+                <m:t>2</m:t>
+              </m:r>
+            </m:sub>
+          </m:sSub>
+          <m:r>
+            <w:rPr>
+              <w:rFonts w:ascii="Cambria Math" w:eastAsiaTheme="minorEastAsia" w:hAnsi="Cambria Math"/>
+            </w:rPr>
+            <m:t>=</m:t>
+          </m:r>
+          <m:d>
+            <m:dPr>
+              <m:begChr m:val="["/>
+              <m:endChr m:val="]"/>
+              <m:ctrlPr>
+                <w:rPr>
+                  <w:rFonts w:ascii="Cambria Math" w:eastAsiaTheme="minorEastAsia" w:hAnsi="Cambria Math"/>
+                  <w:i/>
+                </w:rPr>
+              </m:ctrlPr>
+            </m:dPr>
+            <m:e>
+              <m:eqArr>
+                <m:eqArrPr>
+                  <m:ctrlPr>
+                    <w:rPr>
+                      <w:rFonts w:ascii="Cambria Math" w:eastAsiaTheme="minorEastAsia" w:hAnsi="Cambria Math"/>
+                      <w:i/>
+                    </w:rPr>
+                  </m:ctrlPr>
+                </m:eqArrPr>
+                <m:e>
+                  <m:r>
+                    <w:rPr>
+                      <w:rFonts w:ascii="Cambria Math" w:eastAsiaTheme="minorEastAsia" w:hAnsi="Cambria Math"/>
+                    </w:rPr>
+                    <m:t>0</m:t>
+                  </m:r>
+                </m:e>
+                <m:e>
+                  <m:r>
+                    <w:rPr>
+                      <w:rFonts w:ascii="Cambria Math" w:eastAsiaTheme="minorEastAsia" w:hAnsi="Cambria Math"/>
+                    </w:rPr>
+                    <m:t>1</m:t>
+                  </m:r>
+                </m:e>
+              </m:eqArr>
+            </m:e>
+          </m:d>
+        </m:oMath>
+      </m:oMathPara>
+    </w:p>
+    <w:p>
+      <w:pPr>
+        <w:pStyle w:val="ListParagraph"/>
+        <w:numPr>
+          <w:ilvl w:val="0"/>
+          <w:numId w:val="5"/>
+        </w:numPr>
+        <w:rPr>
+          <w:rFonts w:ascii="Cambria Math" w:eastAsiaTheme="minorEastAsia" w:hAnsi="Cambria Math"/>
+        </w:rPr>
+      </w:pPr>
+      <w:r>
+        <w:rPr>
+          <w:rFonts w:ascii="Cambria Math" w:eastAsiaTheme="minorEastAsia" w:hAnsi="Cambria Math"/>
+        </w:rPr>
+        <w:t xml:space="preserve">Any vector </w:t>
+      </w:r>
+      <m:oMath>
+        <m:r>
+          <m:rPr>
+            <m:sty m:val="bi"/>
+          </m:rPr>
+          <w:rPr>
+            <w:rFonts w:ascii="Cambria Math" w:eastAsiaTheme="minorEastAsia" w:hAnsi="Cambria Math"/>
+          </w:rPr>
+          <m:t>v</m:t>
+        </m:r>
+        <m:r>
+          <w:rPr>
+            <w:rFonts w:ascii="Cambria Math" w:eastAsiaTheme="minorEastAsia" w:hAnsi="Cambria Math"/>
+          </w:rPr>
+          <m:t>=</m:t>
+        </m:r>
+        <m:d>
+          <m:dPr>
+            <m:begChr m:val="["/>
+            <m:endChr m:val="]"/>
+            <m:ctrlPr>
+              <w:rPr>
+                <w:rFonts w:ascii="Cambria Math" w:eastAsiaTheme="minorEastAsia" w:hAnsi="Cambria Math"/>
+                <w:i/>
+              </w:rPr>
+            </m:ctrlPr>
+          </m:dPr>
+          <m:e>
+            <m:eqArr>
+              <m:eqArrPr>
+                <m:ctrlPr>
+                  <w:rPr>
+                    <w:rFonts w:ascii="Cambria Math" w:eastAsiaTheme="minorEastAsia" w:hAnsi="Cambria Math"/>
+                    <w:i/>
+                  </w:rPr>
+                </m:ctrlPr>
+              </m:eqArrPr>
+              <m:e>
+                <m:r>
+                  <w:rPr>
+                    <w:rFonts w:ascii="Cambria Math" w:eastAsiaTheme="minorEastAsia" w:hAnsi="Cambria Math"/>
+                  </w:rPr>
+                  <m:t>x</m:t>
+                </m:r>
+              </m:e>
+              <m:e>
+                <m:r>
+                  <w:rPr>
+                    <w:rFonts w:ascii="Cambria Math" w:eastAsiaTheme="minorEastAsia" w:hAnsi="Cambria Math"/>
+                  </w:rPr>
+                  <m:t>y</m:t>
+                </m:r>
+              </m:e>
+            </m:eqArr>
+          </m:e>
+        </m:d>
+      </m:oMath>
+      <w:r>
+        <w:rPr>
+          <w:rFonts w:ascii="Cambria Math" w:eastAsiaTheme="minorEastAsia" w:hAnsi="Cambria Math"/>
+        </w:rPr>
+        <w:t xml:space="preserve"> can be written as a linear combination of the original basis vectors: </w:t>
+      </w:r>
+      <m:oMath>
+        <m:r>
+          <m:rPr>
+            <m:sty m:val="bi"/>
+          </m:rPr>
+          <w:rPr>
+            <w:rFonts w:ascii="Cambria Math" w:eastAsiaTheme="minorEastAsia" w:hAnsi="Cambria Math"/>
+          </w:rPr>
+          <m:t>v</m:t>
+        </m:r>
+        <m:r>
+          <w:rPr>
+            <w:rFonts w:ascii="Cambria Math" w:eastAsiaTheme="minorEastAsia" w:hAnsi="Cambria Math"/>
+          </w:rPr>
+          <m:t>=x</m:t>
+        </m:r>
+        <m:sSub>
+          <m:sSubPr>
+            <m:ctrlPr>
+              <w:rPr>
+                <w:rFonts w:ascii="Cambria Math" w:eastAsiaTheme="minorEastAsia" w:hAnsi="Cambria Math"/>
+                <w:b/>
+                <w:bCs/>
+                <w:i/>
+              </w:rPr>
+            </m:ctrlPr>
+          </m:sSubPr>
+          <m:e>
+            <m:r>
+              <m:rPr>
+                <m:sty m:val="bi"/>
+              </m:rPr>
+              <w:rPr>
+                <w:rFonts w:ascii="Cambria Math" w:eastAsiaTheme="minorEastAsia" w:hAnsi="Cambria Math"/>
+              </w:rPr>
+              <m:t>e</m:t>
+            </m:r>
+          </m:e>
+          <m:sub>
+            <m:r>
+              <m:rPr>
+                <m:sty m:val="bi"/>
+              </m:rPr>
+              <w:rPr>
+                <w:rFonts w:ascii="Cambria Math" w:eastAsiaTheme="minorEastAsia" w:hAnsi="Cambria Math"/>
+              </w:rPr>
+              <m:t>1</m:t>
+            </m:r>
+          </m:sub>
+        </m:sSub>
+        <m:r>
+          <m:rPr>
+            <m:sty m:val="bi"/>
+          </m:rPr>
+          <w:rPr>
+            <w:rFonts w:ascii="Cambria Math" w:eastAsiaTheme="minorEastAsia" w:hAnsi="Cambria Math"/>
+          </w:rPr>
+          <m:t>+</m:t>
+        </m:r>
+        <m:r>
+          <w:rPr>
+            <w:rFonts w:ascii="Cambria Math" w:eastAsiaTheme="minorEastAsia" w:hAnsi="Cambria Math"/>
+          </w:rPr>
+          <m:t>y</m:t>
+        </m:r>
+        <m:sSub>
+          <m:sSubPr>
+            <m:ctrlPr>
+              <w:rPr>
+                <w:rFonts w:ascii="Cambria Math" w:eastAsiaTheme="minorEastAsia" w:hAnsi="Cambria Math"/>
+                <w:b/>
+                <w:bCs/>
+                <w:i/>
+              </w:rPr>
+            </m:ctrlPr>
+          </m:sSubPr>
+          <m:e>
+            <m:r>
+              <m:rPr>
+                <m:sty m:val="bi"/>
+              </m:rPr>
+              <w:rPr>
+                <w:rFonts w:ascii="Cambria Math" w:eastAsiaTheme="minorEastAsia" w:hAnsi="Cambria Math"/>
+              </w:rPr>
+              <m:t>e</m:t>
+            </m:r>
+          </m:e>
+          <m:sub>
+            <m:r>
+              <m:rPr>
+                <m:sty m:val="bi"/>
+              </m:rPr>
+              <w:rPr>
+                <w:rFonts w:ascii="Cambria Math" w:eastAsiaTheme="minorEastAsia" w:hAnsi="Cambria Math"/>
+              </w:rPr>
+              <m:t>2</m:t>
+            </m:r>
+          </m:sub>
+        </m:sSub>
+      </m:oMath>
+      <w:r>
+        <w:rPr>
+          <w:rFonts w:ascii="Cambria Math" w:eastAsiaTheme="minorEastAsia" w:hAnsi="Cambria Math"/>
+        </w:rPr>
+        <w:t>. Assuming rotation is a linear transformation, the rotated vector is:</w:t>
+      </w:r>
+    </w:p>
+    <w:p>
+      <w:pPr>
+        <w:pStyle w:val="ListParagraph"/>
+        <w:ind w:left="1080"/>
+        <w:rPr>
+          <w:rFonts w:ascii="Cambria Math" w:eastAsiaTheme="minorEastAsia" w:hAnsi="Cambria Math"/>
+          <w:b/>
+          <w:bCs/>
+        </w:rPr>
+      </w:pPr>
+      <m:oMathPara>
+        <m:oMath>
+          <m:sSup>
+            <m:sSupPr>
+              <m:ctrlPr>
+                <w:rPr>
+                  <w:rFonts w:ascii="Cambria Math" w:eastAsiaTheme="minorEastAsia" w:hAnsi="Cambria Math"/>
+                  <w:b/>
+                  <w:bCs/>
+                  <w:i/>
+                </w:rPr>
+              </m:ctrlPr>
+            </m:sSupPr>
+            <m:e>
+              <m:r>
+                <m:rPr>
+                  <m:sty m:val="bi"/>
+                </m:rPr>
+                <w:rPr>
+                  <w:rFonts w:ascii="Cambria Math" w:eastAsiaTheme="minorEastAsia" w:hAnsi="Cambria Math"/>
+                </w:rPr>
+                <m:t>v</m:t>
+              </m:r>
+            </m:e>
+            <m:sup>
+              <m:r>
+                <m:rPr>
+                  <m:sty m:val="bi"/>
+                </m:rPr>
+                <w:rPr>
+                  <w:rFonts w:ascii="Cambria Math" w:eastAsiaTheme="minorEastAsia" w:hAnsi="Cambria Math"/>
+                </w:rPr>
+                <m:t>'</m:t>
+              </m:r>
+            </m:sup>
+          </m:sSup>
+          <m:r>
+            <w:rPr>
+              <w:rFonts w:ascii="Cambria Math" w:eastAsiaTheme="minorEastAsia" w:hAnsi="Cambria Math"/>
+            </w:rPr>
+            <m:t>=x</m:t>
+          </m:r>
+          <m:sSubSup>
+            <m:sSubSupPr>
+              <m:ctrlPr>
+                <w:rPr>
+                  <w:rFonts w:ascii="Cambria Math" w:eastAsiaTheme="minorEastAsia" w:hAnsi="Cambria Math"/>
+                  <w:b/>
+                  <w:bCs/>
+                  <w:i/>
+                </w:rPr>
+              </m:ctrlPr>
+            </m:sSubSupPr>
+            <m:e>
+              <m:r>
+                <m:rPr>
+                  <m:sty m:val="bi"/>
+                </m:rPr>
+                <w:rPr>
+                  <w:rFonts w:ascii="Cambria Math" w:eastAsiaTheme="minorEastAsia" w:hAnsi="Cambria Math"/>
+                </w:rPr>
+                <m:t>e</m:t>
+              </m:r>
+            </m:e>
+            <m:sub>
+              <m:r>
+                <m:rPr>
+                  <m:sty m:val="bi"/>
+                </m:rPr>
+                <w:rPr>
+                  <w:rFonts w:ascii="Cambria Math" w:eastAsiaTheme="minorEastAsia" w:hAnsi="Cambria Math"/>
+                </w:rPr>
+                <m:t>1</m:t>
+              </m:r>
+            </m:sub>
+            <m:sup>
+              <m:r>
+                <m:rPr>
+                  <m:sty m:val="bi"/>
+                </m:rPr>
+                <w:rPr>
+                  <w:rFonts w:ascii="Cambria Math" w:eastAsiaTheme="minorEastAsia" w:hAnsi="Cambria Math"/>
+                </w:rPr>
+                <m:t>'</m:t>
+              </m:r>
+            </m:sup>
+          </m:sSubSup>
+          <m:r>
+            <w:rPr>
+              <w:rFonts w:ascii="Cambria Math" w:eastAsiaTheme="minorEastAsia" w:hAnsi="Cambria Math"/>
+            </w:rPr>
+            <m:t>+y</m:t>
+          </m:r>
+          <m:sSubSup>
+            <m:sSubSupPr>
+              <m:ctrlPr>
+                <w:rPr>
+                  <w:rFonts w:ascii="Cambria Math" w:eastAsiaTheme="minorEastAsia" w:hAnsi="Cambria Math"/>
+                  <w:b/>
+                  <w:bCs/>
+                  <w:i/>
+                </w:rPr>
+              </m:ctrlPr>
+            </m:sSubSupPr>
+            <m:e>
+              <m:r>
+                <m:rPr>
+                  <m:sty m:val="bi"/>
+                </m:rPr>
+                <w:rPr>
+                  <w:rFonts w:ascii="Cambria Math" w:eastAsiaTheme="minorEastAsia" w:hAnsi="Cambria Math"/>
+                </w:rPr>
+                <m:t>e</m:t>
+              </m:r>
+            </m:e>
+            <m:sub>
+              <m:r>
+                <m:rPr>
+                  <m:sty m:val="bi"/>
+                </m:rPr>
+                <w:rPr>
+                  <w:rFonts w:ascii="Cambria Math" w:eastAsiaTheme="minorEastAsia" w:hAnsi="Cambria Math"/>
+                </w:rPr>
+                <m:t>2</m:t>
+              </m:r>
+            </m:sub>
+            <m:sup>
+              <m:r>
+                <m:rPr>
+                  <m:sty m:val="bi"/>
+                </m:rPr>
+                <w:rPr>
+                  <w:rFonts w:ascii="Cambria Math" w:eastAsiaTheme="minorEastAsia" w:hAnsi="Cambria Math"/>
+                </w:rPr>
+                <m:t>'</m:t>
+              </m:r>
+            </m:sup>
+          </m:sSubSup>
+        </m:oMath>
+      </m:oMathPara>
+    </w:p>
+    <w:p>
+      <w:pPr>
+        <w:pStyle w:val="ListParagraph"/>
+        <w:ind w:left="1080"/>
+        <w:rPr>
+          <w:rFonts w:ascii="Cambria Math" w:eastAsiaTheme="minorEastAsia" w:hAnsi="Cambria Math"/>
+        </w:rPr>
+      </w:pPr>
+      <w:r>
+        <w:rPr>
+          <w:rFonts w:ascii="Cambria Math" w:eastAsiaTheme="minorEastAsia" w:hAnsi="Cambria Math"/>
+        </w:rPr>
+        <w:t xml:space="preserve">Substitute your expressions for e1’ and e2’ from part a </w:t>
+      </w:r>
+      <w:proofErr w:type="gramStart"/>
+      <w:r>
+        <w:rPr>
+          <w:rFonts w:ascii="Cambria Math" w:eastAsiaTheme="minorEastAsia" w:hAnsi="Cambria Math"/>
+        </w:rPr>
+        <w:t>into  this</w:t>
+      </w:r>
+      <w:proofErr w:type="gramEnd"/>
+      <w:r>
+        <w:rPr>
+          <w:rFonts w:ascii="Cambria Math" w:eastAsiaTheme="minorEastAsia" w:hAnsi="Cambria Math"/>
+        </w:rPr>
+        <w:t xml:space="preserve"> equation. Write out the resulting expression for x’ and y’ in terms of x, y and </w:t>
+      </w:r>
+      <m:oMath>
+        <m:r>
+          <w:rPr>
+            <w:rFonts w:ascii="Cambria Math" w:eastAsiaTheme="minorEastAsia" w:hAnsi="Cambria Math"/>
+          </w:rPr>
+          <m:t>θ</m:t>
+        </m:r>
+      </m:oMath>
+      <w:r>
+        <w:rPr>
+          <w:rFonts w:ascii="Cambria Math" w:eastAsiaTheme="minorEastAsia" w:hAnsi="Cambria Math"/>
+        </w:rPr>
+        <w:t>.</w:t>
+      </w:r>
+    </w:p>
+    <w:p>
+      <w:pPr>
+        <w:pStyle w:val="ListParagraph"/>
+        <w:ind w:left="1080"/>
+        <w:rPr>
+          <w:rFonts w:ascii="Cambria Math" w:eastAsiaTheme="minorEastAsia" w:hAnsi="Cambria Math"/>
+        </w:rPr>
+      </w:pPr>
+    </w:p>
+    <w:p>
+      <w:pPr>
+        <w:pStyle w:val="ListParagraph"/>
+        <w:ind w:left="1080"/>
+        <w:rPr>
+          <w:rFonts w:ascii="Cambria Math" w:eastAsiaTheme="minorEastAsia" w:hAnsi="Cambria Math"/>
+          <w:b/>
+          <w:bCs/>
+        </w:rPr>
+      </w:pPr>
+      <m:oMathPara>
+        <m:oMath>
+          <m:sSup>
+            <m:sSupPr>
+              <m:ctrlPr>
+                <w:rPr>
+                  <w:rFonts w:ascii="Cambria Math" w:eastAsiaTheme="minorEastAsia" w:hAnsi="Cambria Math"/>
+                  <w:b/>
+                  <w:bCs/>
+                  <w:i/>
+                </w:rPr>
+              </m:ctrlPr>
+            </m:sSupPr>
+            <m:e>
+              <m:r>
+                <m:rPr>
+                  <m:sty m:val="bi"/>
+                </m:rPr>
+                <w:rPr>
+                  <w:rFonts w:ascii="Cambria Math" w:eastAsiaTheme="minorEastAsia" w:hAnsi="Cambria Math"/>
+                </w:rPr>
+                <m:t>v</m:t>
+              </m:r>
+            </m:e>
+            <m:sup>
+              <m:r>
+                <m:rPr>
+                  <m:sty m:val="bi"/>
+                </m:rPr>
+                <w:rPr>
+                  <w:rFonts w:ascii="Cambria Math" w:eastAsiaTheme="minorEastAsia" w:hAnsi="Cambria Math"/>
+                </w:rPr>
+                <m:t>'</m:t>
+              </m:r>
+            </m:sup>
+          </m:sSup>
+          <m:r>
+            <w:rPr>
+              <w:rFonts w:ascii="Cambria Math" w:eastAsiaTheme="minorEastAsia" w:hAnsi="Cambria Math"/>
+            </w:rPr>
+            <m:t>=x</m:t>
+          </m:r>
+          <m:d>
+            <m:dPr>
+              <m:ctrlPr>
+                <w:rPr>
+                  <w:rFonts w:ascii="Cambria Math" w:eastAsiaTheme="minorEastAsia" w:hAnsi="Cambria Math"/>
+                  <w:b/>
+                  <w:bCs/>
+                  <w:i/>
+                </w:rPr>
+              </m:ctrlPr>
+            </m:dPr>
+            <m:e>
+              <m:func>
+                <m:funcPr>
+                  <m:ctrlPr>
+                    <w:rPr>
+                      <w:rFonts w:ascii="Cambria Math" w:eastAsiaTheme="minorEastAsia" w:hAnsi="Cambria Math"/>
+                      <w:i/>
+                    </w:rPr>
+                  </m:ctrlPr>
+                </m:funcPr>
+                <m:fName>
+                  <m:sSub>
+                    <m:sSubPr>
+                      <m:ctrlPr>
+                        <w:rPr>
+                          <w:rFonts w:ascii="Cambria Math" w:eastAsiaTheme="minorEastAsia" w:hAnsi="Cambria Math"/>
+                          <w:b/>
+                          <w:bCs/>
+                          <w:i/>
+                        </w:rPr>
+                      </m:ctrlPr>
+                    </m:sSubPr>
+                    <m:e>
+                      <m:r>
+                        <m:rPr>
+                          <m:sty m:val="bi"/>
+                        </m:rPr>
+                        <w:rPr>
+                          <w:rFonts w:ascii="Cambria Math" w:eastAsiaTheme="minorEastAsia" w:hAnsi="Cambria Math"/>
+                        </w:rPr>
+                        <m:t>e</m:t>
+                      </m:r>
+                    </m:e>
+                    <m:sub>
+                      <m:r>
+                        <m:rPr>
+                          <m:sty m:val="bi"/>
+                        </m:rPr>
+                        <w:rPr>
+                          <w:rFonts w:ascii="Cambria Math" w:eastAsiaTheme="minorEastAsia" w:hAnsi="Cambria Math"/>
+                        </w:rPr>
+                        <m:t>1</m:t>
+                      </m:r>
+                    </m:sub>
+                  </m:sSub>
+                  <m:r>
+                    <m:rPr>
+                      <m:sty m:val="p"/>
+                    </m:rPr>
+                    <w:rPr>
+                      <w:rFonts w:ascii="Cambria Math" w:eastAsiaTheme="minorEastAsia" w:hAnsi="Cambria Math"/>
+                    </w:rPr>
+                    <m:t>cos</m:t>
+                  </m:r>
+                </m:fName>
+                <m:e>
+                  <m:d>
+                    <m:dPr>
+                      <m:ctrlPr>
+                        <w:rPr>
+                          <w:rFonts w:ascii="Cambria Math" w:eastAsiaTheme="minorEastAsia" w:hAnsi="Cambria Math"/>
+                          <w:i/>
+                        </w:rPr>
+                      </m:ctrlPr>
+                    </m:dPr>
+                    <m:e>
+                      <m:r>
+                        <w:rPr>
+                          <w:rFonts w:ascii="Cambria Math" w:eastAsiaTheme="minorEastAsia" w:hAnsi="Cambria Math"/>
+                        </w:rPr>
+                        <m:t>θ</m:t>
+                      </m:r>
+                    </m:e>
+                  </m:d>
+                  <m:r>
+                    <w:rPr>
+                      <w:rFonts w:ascii="Cambria Math" w:eastAsiaTheme="minorEastAsia" w:hAnsi="Cambria Math"/>
+                    </w:rPr>
+                    <m:t>+</m:t>
+                  </m:r>
+                  <m:sSub>
+                    <m:sSubPr>
+                      <m:ctrlPr>
+                        <w:rPr>
+                          <w:rFonts w:ascii="Cambria Math" w:eastAsiaTheme="minorEastAsia" w:hAnsi="Cambria Math"/>
+                          <w:b/>
+                          <w:bCs/>
+                          <w:i/>
+                        </w:rPr>
+                      </m:ctrlPr>
+                    </m:sSubPr>
+                    <m:e>
+                      <m:r>
+                        <m:rPr>
+                          <m:sty m:val="bi"/>
+                        </m:rPr>
+                        <w:rPr>
+                          <w:rFonts w:ascii="Cambria Math" w:eastAsiaTheme="minorEastAsia" w:hAnsi="Cambria Math"/>
+                        </w:rPr>
+                        <m:t>e</m:t>
+                      </m:r>
+                    </m:e>
+                    <m:sub>
+                      <m:r>
+                        <m:rPr>
+                          <m:sty m:val="bi"/>
+                        </m:rPr>
+                        <w:rPr>
+                          <w:rFonts w:ascii="Cambria Math" w:eastAsiaTheme="minorEastAsia" w:hAnsi="Cambria Math"/>
+                        </w:rPr>
+                        <m:t>2</m:t>
+                      </m:r>
+                    </m:sub>
+                  </m:sSub>
+                  <m:r>
+                    <m:rPr>
+                      <m:sty m:val="p"/>
+                    </m:rPr>
+                    <w:rPr>
+                      <w:rFonts w:ascii="Cambria Math" w:eastAsiaTheme="minorEastAsia" w:hAnsi="Cambria Math"/>
+                    </w:rPr>
+                    <m:t>sin⁡</m:t>
+                  </m:r>
+                  <m:r>
+                    <w:rPr>
+                      <w:rFonts w:ascii="Cambria Math" w:eastAsiaTheme="minorEastAsia" w:hAnsi="Cambria Math"/>
+                    </w:rPr>
+                    <m:t>(</m:t>
+                  </m:r>
+                  <m:r>
+                    <w:rPr>
+                      <w:rFonts w:ascii="Cambria Math" w:eastAsiaTheme="minorEastAsia" w:hAnsi="Cambria Math"/>
+                    </w:rPr>
+                    <m:t>θ</m:t>
+                  </m:r>
+                  <m:r>
+                    <w:rPr>
+                      <w:rFonts w:ascii="Cambria Math" w:eastAsiaTheme="minorEastAsia" w:hAnsi="Cambria Math"/>
+                    </w:rPr>
+                    <m:t>)</m:t>
+                  </m:r>
+                </m:e>
+              </m:func>
+            </m:e>
+          </m:d>
+          <m:r>
+            <w:rPr>
+              <w:rFonts w:ascii="Cambria Math" w:eastAsiaTheme="minorEastAsia" w:hAnsi="Cambria Math"/>
+            </w:rPr>
+            <m:t>+</m:t>
+          </m:r>
+          <m:r>
+            <w:rPr>
+              <w:rFonts w:ascii="Cambria Math" w:eastAsiaTheme="minorEastAsia" w:hAnsi="Cambria Math"/>
+            </w:rPr>
+            <m:t>y</m:t>
+          </m:r>
+          <m:d>
+            <m:dPr>
+              <m:ctrlPr>
+                <w:rPr>
+                  <w:rFonts w:ascii="Cambria Math" w:eastAsiaTheme="minorEastAsia" w:hAnsi="Cambria Math"/>
+                  <w:b/>
+                  <w:bCs/>
+                  <w:i/>
+                </w:rPr>
+              </m:ctrlPr>
+            </m:dPr>
+            <m:e>
+              <m:sSub>
+                <m:sSubPr>
+                  <m:ctrlPr>
+                    <w:rPr>
+                      <w:rFonts w:ascii="Cambria Math" w:eastAsiaTheme="minorEastAsia" w:hAnsi="Cambria Math"/>
+                      <w:b/>
+                      <w:bCs/>
+                      <w:i/>
+                    </w:rPr>
+                  </m:ctrlPr>
+                </m:sSubPr>
+                <m:e>
+                  <m:r>
+                    <m:rPr>
+                      <m:sty m:val="bi"/>
+                    </m:rPr>
+                    <w:rPr>
+                      <w:rFonts w:ascii="Cambria Math" w:eastAsiaTheme="minorEastAsia" w:hAnsi="Cambria Math"/>
+                    </w:rPr>
+                    <m:t>-</m:t>
+                  </m:r>
+                  <m:r>
+                    <m:rPr>
+                      <m:sty m:val="bi"/>
+                    </m:rPr>
+                    <w:rPr>
+                      <w:rFonts w:ascii="Cambria Math" w:eastAsiaTheme="minorEastAsia" w:hAnsi="Cambria Math"/>
+                    </w:rPr>
+                    <m:t>e</m:t>
+                  </m:r>
+                </m:e>
+                <m:sub>
+                  <m:r>
+                    <m:rPr>
+                      <m:sty m:val="bi"/>
+                    </m:rPr>
+                    <w:rPr>
+                      <w:rFonts w:ascii="Cambria Math" w:eastAsiaTheme="minorEastAsia" w:hAnsi="Cambria Math"/>
+                    </w:rPr>
+                    <m:t>1</m:t>
+                  </m:r>
+                </m:sub>
+              </m:sSub>
+              <m:r>
+                <w:rPr>
+                  <w:rFonts w:ascii="Cambria Math" w:eastAsiaTheme="minorEastAsia" w:hAnsi="Cambria Math"/>
+                </w:rPr>
+                <m:t>sin</m:t>
+              </m:r>
+              <m:d>
+                <m:dPr>
+                  <m:ctrlPr>
+                    <w:rPr>
+                      <w:rFonts w:ascii="Cambria Math" w:eastAsiaTheme="minorEastAsia" w:hAnsi="Cambria Math"/>
+                      <w:b/>
+                      <w:bCs/>
+                      <w:i/>
+                    </w:rPr>
+                  </m:ctrlPr>
+                </m:dPr>
+                <m:e>
+                  <m:r>
+                    <w:rPr>
+                      <w:rFonts w:ascii="Cambria Math" w:eastAsiaTheme="minorEastAsia" w:hAnsi="Cambria Math"/>
+                    </w:rPr>
+                    <m:t>θ</m:t>
+                  </m:r>
+                  <m:ctrlPr>
+                    <w:rPr>
+                      <w:rFonts w:ascii="Cambria Math" w:eastAsiaTheme="minorEastAsia" w:hAnsi="Cambria Math"/>
+                      <w:i/>
+                    </w:rPr>
+                  </m:ctrlPr>
+                </m:e>
+              </m:d>
+              <m:r>
+                <w:rPr>
+                  <w:rFonts w:ascii="Cambria Math" w:eastAsiaTheme="minorEastAsia" w:hAnsi="Cambria Math"/>
+                </w:rPr>
+                <m:t>+</m:t>
+              </m:r>
+              <m:sSub>
+                <m:sSubPr>
+                  <m:ctrlPr>
+                    <w:rPr>
+                      <w:rFonts w:ascii="Cambria Math" w:eastAsiaTheme="minorEastAsia" w:hAnsi="Cambria Math"/>
+                      <w:b/>
+                      <w:bCs/>
+                      <w:i/>
+                    </w:rPr>
+                  </m:ctrlPr>
+                </m:sSubPr>
+                <m:e>
+                  <m:r>
+                    <m:rPr>
+                      <m:sty m:val="bi"/>
+                    </m:rPr>
+                    <w:rPr>
+                      <w:rFonts w:ascii="Cambria Math" w:eastAsiaTheme="minorEastAsia" w:hAnsi="Cambria Math"/>
+                    </w:rPr>
+                    <m:t>e</m:t>
+                  </m:r>
+                </m:e>
+                <m:sub>
+                  <m:r>
+                    <m:rPr>
+                      <m:sty m:val="bi"/>
+                    </m:rPr>
+                    <w:rPr>
+                      <w:rFonts w:ascii="Cambria Math" w:eastAsiaTheme="minorEastAsia" w:hAnsi="Cambria Math"/>
+                    </w:rPr>
+                    <m:t>2</m:t>
+                  </m:r>
+                </m:sub>
+              </m:sSub>
+              <m:func>
+                <m:funcPr>
+                  <m:ctrlPr>
+                    <w:rPr>
+                      <w:rFonts w:ascii="Cambria Math" w:eastAsiaTheme="minorEastAsia" w:hAnsi="Cambria Math"/>
+                      <w:i/>
+                    </w:rPr>
+                  </m:ctrlPr>
+                </m:funcPr>
+                <m:fName>
+                  <m:r>
+                    <m:rPr>
+                      <m:sty m:val="p"/>
+                    </m:rPr>
+                    <w:rPr>
+                      <w:rFonts w:ascii="Cambria Math" w:eastAsiaTheme="minorEastAsia" w:hAnsi="Cambria Math"/>
+                    </w:rPr>
+                    <m:t>cos</m:t>
+                  </m:r>
+                </m:fName>
+                <m:e>
+                  <m:d>
+                    <m:dPr>
+                      <m:ctrlPr>
+                        <w:rPr>
+                          <w:rFonts w:ascii="Cambria Math" w:eastAsiaTheme="minorEastAsia" w:hAnsi="Cambria Math"/>
+                          <w:i/>
+                        </w:rPr>
+                      </m:ctrlPr>
+                    </m:dPr>
+                    <m:e>
+                      <m:r>
+                        <w:rPr>
+                          <w:rFonts w:ascii="Cambria Math" w:eastAsiaTheme="minorEastAsia" w:hAnsi="Cambria Math"/>
+                        </w:rPr>
+                        <m:t>θ</m:t>
+                      </m:r>
+                    </m:e>
+                  </m:d>
+                </m:e>
+              </m:func>
+            </m:e>
+          </m:d>
+          <m:r>
+            <m:rPr>
+              <m:sty m:val="bi"/>
+            </m:rPr>
+            <w:rPr>
+              <w:rFonts w:ascii="Cambria Math" w:eastAsiaTheme="minorEastAsia" w:hAnsi="Cambria Math"/>
+            </w:rPr>
+            <m:t xml:space="preserve"> </m:t>
+          </m:r>
+        </m:oMath>
+      </m:oMathPara>
+    </w:p>
+    <w:p>
+      <w:pPr>
+        <w:pStyle w:val="ListParagraph"/>
+        <w:ind w:left="1080"/>
+        <w:rPr>
+          <w:rFonts w:ascii="Cambria Math" w:eastAsiaTheme="minorEastAsia" w:hAnsi="Cambria Math"/>
+        </w:rPr>
+      </w:pPr>
+      <m:oMathPara>
+        <m:oMath>
+          <m:sSup>
+            <m:sSupPr>
+              <m:ctrlPr>
+                <w:rPr>
+                  <w:rFonts w:ascii="Cambria Math" w:eastAsiaTheme="minorEastAsia" w:hAnsi="Cambria Math"/>
+                  <w:b/>
+                  <w:bCs/>
+                  <w:i/>
+                </w:rPr>
+              </m:ctrlPr>
+            </m:sSupPr>
+            <m:e>
+              <m:r>
+                <m:rPr>
+                  <m:sty m:val="bi"/>
+                </m:rPr>
+                <w:rPr>
+                  <w:rFonts w:ascii="Cambria Math" w:eastAsiaTheme="minorEastAsia" w:hAnsi="Cambria Math"/>
+                </w:rPr>
+                <m:t>x</m:t>
+              </m:r>
+            </m:e>
+            <m:sup>
+              <m:r>
+                <m:rPr>
+                  <m:sty m:val="bi"/>
+                </m:rPr>
+                <w:rPr>
+                  <w:rFonts w:ascii="Cambria Math" w:eastAsiaTheme="minorEastAsia" w:hAnsi="Cambria Math"/>
+                </w:rPr>
+                <m:t>'</m:t>
+              </m:r>
+            </m:sup>
+          </m:sSup>
+          <m:r>
+            <w:rPr>
+              <w:rFonts w:ascii="Cambria Math" w:eastAsiaTheme="minorEastAsia" w:hAnsi="Cambria Math"/>
+            </w:rPr>
+            <m:t>=xcos</m:t>
+          </m:r>
+          <m:d>
+            <m:dPr>
+              <m:ctrlPr>
+                <w:rPr>
+                  <w:rFonts w:ascii="Cambria Math" w:eastAsiaTheme="minorEastAsia" w:hAnsi="Cambria Math"/>
+                  <w:i/>
+                </w:rPr>
+              </m:ctrlPr>
+            </m:dPr>
+            <m:e>
+              <m:r>
+                <w:rPr>
+                  <w:rFonts w:ascii="Cambria Math" w:eastAsiaTheme="minorEastAsia" w:hAnsi="Cambria Math"/>
+                </w:rPr>
+                <m:t>θ</m:t>
+              </m:r>
+            </m:e>
+          </m:d>
+          <m:r>
+            <w:rPr>
+              <w:rFonts w:ascii="Cambria Math" w:eastAsiaTheme="minorEastAsia" w:hAnsi="Cambria Math"/>
+            </w:rPr>
+            <m:t>+ysin</m:t>
+          </m:r>
+          <m:d>
+            <m:dPr>
+              <m:ctrlPr>
+                <w:rPr>
+                  <w:rFonts w:ascii="Cambria Math" w:eastAsiaTheme="minorEastAsia" w:hAnsi="Cambria Math"/>
+                  <w:i/>
+                </w:rPr>
+              </m:ctrlPr>
+            </m:dPr>
+            <m:e>
+              <m:r>
+                <w:rPr>
+                  <w:rFonts w:ascii="Cambria Math" w:eastAsiaTheme="minorEastAsia" w:hAnsi="Cambria Math"/>
+                </w:rPr>
+                <m:t>θ</m:t>
+              </m:r>
+            </m:e>
+          </m:d>
+        </m:oMath>
+      </m:oMathPara>
+    </w:p>
+    <w:p>
+      <w:pPr>
+        <w:pStyle w:val="ListParagraph"/>
+        <w:ind w:left="1080"/>
+        <w:rPr>
+          <w:rFonts w:ascii="Cambria Math" w:eastAsiaTheme="minorEastAsia" w:hAnsi="Cambria Math"/>
+        </w:rPr>
+      </w:pPr>
+      <m:oMathPara>
+        <m:oMath>
+          <m:sSup>
+            <m:sSupPr>
+              <m:ctrlPr>
+                <w:rPr>
+                  <w:rFonts w:ascii="Cambria Math" w:eastAsiaTheme="minorEastAsia" w:hAnsi="Cambria Math"/>
+                  <w:b/>
+                  <w:bCs/>
+                  <w:i/>
+                </w:rPr>
+              </m:ctrlPr>
+            </m:sSupPr>
+            <m:e>
+              <m:r>
+                <m:rPr>
+                  <m:sty m:val="bi"/>
+                </m:rPr>
+                <w:rPr>
+                  <w:rFonts w:ascii="Cambria Math" w:eastAsiaTheme="minorEastAsia" w:hAnsi="Cambria Math"/>
+                </w:rPr>
+                <m:t>y</m:t>
+              </m:r>
+            </m:e>
+            <m:sup>
+              <m:r>
+                <m:rPr>
+                  <m:sty m:val="bi"/>
+                </m:rPr>
+                <w:rPr>
+                  <w:rFonts w:ascii="Cambria Math" w:eastAsiaTheme="minorEastAsia" w:hAnsi="Cambria Math"/>
+                </w:rPr>
+                <m:t>'</m:t>
+              </m:r>
+            </m:sup>
+          </m:sSup>
+          <m:r>
+            <w:rPr>
+              <w:rFonts w:ascii="Cambria Math" w:eastAsiaTheme="minorEastAsia" w:hAnsi="Cambria Math"/>
+            </w:rPr>
+            <m:t>=-xsin</m:t>
+          </m:r>
+          <m:d>
+            <m:dPr>
+              <m:ctrlPr>
+                <w:rPr>
+                  <w:rFonts w:ascii="Cambria Math" w:eastAsiaTheme="minorEastAsia" w:hAnsi="Cambria Math"/>
+                  <w:i/>
+                </w:rPr>
+              </m:ctrlPr>
+            </m:dPr>
+            <m:e>
+              <m:r>
+                <w:rPr>
+                  <w:rFonts w:ascii="Cambria Math" w:eastAsiaTheme="minorEastAsia" w:hAnsi="Cambria Math"/>
+                </w:rPr>
+                <m:t>θ</m:t>
+              </m:r>
+            </m:e>
+          </m:d>
+          <m:r>
+            <w:rPr>
+              <w:rFonts w:ascii="Cambria Math" w:eastAsiaTheme="minorEastAsia" w:hAnsi="Cambria Math"/>
+            </w:rPr>
+            <m:t>+ycos</m:t>
+          </m:r>
+          <m:d>
+            <m:dPr>
+              <m:ctrlPr>
+                <w:rPr>
+                  <w:rFonts w:ascii="Cambria Math" w:eastAsiaTheme="minorEastAsia" w:hAnsi="Cambria Math"/>
+                  <w:i/>
+                </w:rPr>
+              </m:ctrlPr>
+            </m:dPr>
+            <m:e>
+              <m:r>
+                <w:rPr>
+                  <w:rFonts w:ascii="Cambria Math" w:eastAsiaTheme="minorEastAsia" w:hAnsi="Cambria Math"/>
+                </w:rPr>
+                <m:t>θ</m:t>
+              </m:r>
+            </m:e>
+          </m:d>
+        </m:oMath>
+      </m:oMathPara>
+    </w:p>
+    <w:p>
+      <w:pPr>
+        <w:pStyle w:val="ListParagraph"/>
+        <w:numPr>
+          <w:ilvl w:val="0"/>
+          <w:numId w:val="5"/>
+        </w:numPr>
+        <w:rPr>
+          <w:rFonts w:ascii="Cambria Math" w:eastAsiaTheme="minorEastAsia" w:hAnsi="Cambria Math"/>
+        </w:rPr>
+      </w:pPr>
+      <w:r>
+        <w:rPr>
+          <w:rFonts w:ascii="Cambria Math" w:eastAsiaTheme="minorEastAsia" w:hAnsi="Cambria Math"/>
+        </w:rPr>
+        <w:t>Observe that your result can be written as:</w:t>
+      </w:r>
+    </w:p>
+    <w:p>
+      <w:pPr>
+        <w:pStyle w:val="ListParagraph"/>
+        <w:ind w:left="1080"/>
+        <w:jc w:val="center"/>
+        <w:rPr>
+          <w:rFonts w:ascii="Cambria Math" w:eastAsiaTheme="minorEastAsia" w:hAnsi="Cambria Math"/>
+        </w:rPr>
+      </w:pPr>
+      <w:r>
+        <w:rPr>
+          <w:rFonts w:ascii="Cambria Math" w:eastAsiaTheme="minorEastAsia" w:hAnsi="Cambria Math"/>
+        </w:rPr>
+        <w:drawing>
+          <wp:inline distT="0" distB="0" distL="0" distR="0" wp14:anchorId="0923CEBA" wp14:editId="3DBE75B6">
+            <wp:extent cx="1400370" cy="543001"/>
+            <wp:effectExtent l="0" t="0" r="0" b="9525"/>
+            <wp:docPr id="1646530160" name="Picture 1"/>
+            <wp:cNvGraphicFramePr>
+              <a:graphicFrameLocks xmlns:a="http://schemas.openxmlformats.org/drawingml/2006/main" noChangeAspect="1"/>
+            </wp:cNvGraphicFramePr>
+            <a:graphic xmlns:a="http://schemas.openxmlformats.org/drawingml/2006/main">
+              <a:graphicData uri="http://schemas.openxmlformats.org/drawingml/2006/picture">
+                <pic:pic xmlns:pic="http://schemas.openxmlformats.org/drawingml/2006/picture">
+                  <pic:nvPicPr>
+                    <pic:cNvPr id="1646530160" name=""/>
+                    <pic:cNvPicPr/>
+                  </pic:nvPicPr>
+                  <pic:blipFill>
+                    <a:blip r:embed="rId7"/>
+                    <a:stretch>
+                      <a:fillRect/>
+                    </a:stretch>
+                  </pic:blipFill>
+                  <pic:spPr>
+                    <a:xfrm>
+                      <a:off x="0" y="0"/>
+                      <a:ext cx="1400370" cy="543001"/>
+                    </a:xfrm>
+                    <a:prstGeom prst="rect">
+                      <a:avLst/>
+                    </a:prstGeom>
+                  </pic:spPr>
+                </pic:pic>
+              </a:graphicData>
+            </a:graphic>
+          </wp:inline>
+        </w:drawing>
+      </w:r>
+    </w:p>
+    <w:p>
+      <w:pPr>
+        <w:pStyle w:val="ListParagraph"/>
+        <w:ind w:left="1080"/>
+        <w:rPr>
+          <w:rFonts w:ascii="Cambria Math" w:eastAsiaTheme="minorEastAsia" w:hAnsi="Cambria Math"/>
+        </w:rPr>
+      </w:pPr>
+      <w:r>
+        <w:rPr>
+          <w:rFonts w:ascii="Cambria Math" w:eastAsiaTheme="minorEastAsia" w:hAnsi="Cambria Math"/>
+        </w:rPr>
+        <w:t>Fill in the entries of the 2x2 matrix using trigonometric functions of theta. This is the rotation matrix.</w:t>
+      </w:r>
+    </w:p>
+    <w:p>
+      <w:pPr>
+        <w:pStyle w:val="ListParagraph"/>
+        <w:ind w:left="1080"/>
+        <w:rPr>
+          <w:rFonts w:ascii="Cambria Math" w:eastAsiaTheme="minorEastAsia" w:hAnsi="Cambria Math"/>
+        </w:rPr>
+      </w:pPr>
+    </w:p>
+    <w:p>
+      <w:pPr>
+        <w:pStyle w:val="ListParagraph"/>
+        <w:ind w:left="1080"/>
+        <w:rPr>
+          <w:rFonts w:ascii="Cambria Math" w:eastAsiaTheme="minorEastAsia" w:hAnsi="Cambria Math"/>
+        </w:rPr>
+      </w:pPr>
+      <m:oMathPara>
+        <m:oMath>
+          <m:d>
+            <m:dPr>
+              <m:begChr m:val="["/>
+              <m:endChr m:val="]"/>
+              <m:ctrlPr>
+                <w:rPr>
+                  <w:rFonts w:ascii="Cambria Math" w:eastAsiaTheme="minorEastAsia" w:hAnsi="Cambria Math"/>
+                  <w:i/>
+                </w:rPr>
+              </m:ctrlPr>
+            </m:dPr>
+            <m:e>
+              <m:eqArr>
+                <m:eqArrPr>
+                  <m:ctrlPr>
+                    <w:rPr>
+                      <w:rFonts w:ascii="Cambria Math" w:eastAsiaTheme="minorEastAsia" w:hAnsi="Cambria Math"/>
+                      <w:i/>
+                    </w:rPr>
+                  </m:ctrlPr>
+                </m:eqArrPr>
+                <m:e>
+                  <m:sSup>
+                    <m:sSupPr>
+                      <m:ctrlPr>
+                        <w:rPr>
+                          <w:rFonts w:ascii="Cambria Math" w:eastAsiaTheme="minorEastAsia" w:hAnsi="Cambria Math"/>
+                          <w:i/>
+                        </w:rPr>
+                      </m:ctrlPr>
+                    </m:sSupPr>
+                    <m:e>
+                      <m:r>
+                        <w:rPr>
+                          <w:rFonts w:ascii="Cambria Math" w:eastAsiaTheme="minorEastAsia" w:hAnsi="Cambria Math"/>
+                        </w:rPr>
+                        <m:t>x</m:t>
+                      </m:r>
+                    </m:e>
+                    <m:sup>
+                      <m:r>
+                        <w:rPr>
+                          <w:rFonts w:ascii="Cambria Math" w:eastAsiaTheme="minorEastAsia" w:hAnsi="Cambria Math"/>
+                        </w:rPr>
+                        <m:t>'</m:t>
+                      </m:r>
+                    </m:sup>
+                  </m:sSup>
+                </m:e>
+                <m:e>
+                  <m:r>
+                    <w:rPr>
+                      <w:rFonts w:ascii="Cambria Math" w:eastAsiaTheme="minorEastAsia" w:hAnsi="Cambria Math"/>
+                    </w:rPr>
+                    <m:t>y'</m:t>
+                  </m:r>
+                </m:e>
+              </m:eqArr>
+            </m:e>
+          </m:d>
+          <m:r>
+            <w:rPr>
+              <w:rFonts w:ascii="Cambria Math" w:eastAsiaTheme="minorEastAsia" w:hAnsi="Cambria Math"/>
+            </w:rPr>
+            <m:t>=</m:t>
+          </m:r>
+          <m:d>
+            <m:dPr>
+              <m:begChr m:val="["/>
+              <m:endChr m:val="]"/>
+              <m:ctrlPr>
+                <w:rPr>
+                  <w:rFonts w:ascii="Cambria Math" w:eastAsiaTheme="minorEastAsia" w:hAnsi="Cambria Math"/>
+                  <w:i/>
+                </w:rPr>
+              </m:ctrlPr>
+            </m:dPr>
+            <m:e>
+              <m:m>
+                <m:mPr>
+                  <m:mcs>
+                    <m:mc>
+                      <m:mcPr>
+                        <m:count m:val="2"/>
+                        <m:mcJc m:val="center"/>
+                      </m:mcPr>
+                    </m:mc>
+                  </m:mcs>
+                  <m:ctrlPr>
+                    <w:rPr>
+                      <w:rFonts w:ascii="Cambria Math" w:eastAsiaTheme="minorEastAsia" w:hAnsi="Cambria Math"/>
+                      <w:i/>
+                    </w:rPr>
+                  </m:ctrlPr>
+                </m:mPr>
+                <m:mr>
+                  <m:e>
+                    <m:func>
+                      <m:funcPr>
+                        <m:ctrlPr>
+                          <w:rPr>
+                            <w:rFonts w:ascii="Cambria Math" w:eastAsiaTheme="minorEastAsia" w:hAnsi="Cambria Math"/>
+                            <w:i/>
+                          </w:rPr>
+                        </m:ctrlPr>
+                      </m:funcPr>
+                      <m:fName>
+                        <m:r>
+                          <m:rPr>
+                            <m:sty m:val="p"/>
+                          </m:rPr>
+                          <w:rPr>
+                            <w:rFonts w:ascii="Cambria Math" w:eastAsiaTheme="minorEastAsia" w:hAnsi="Cambria Math"/>
+                          </w:rPr>
+                          <m:t>cos</m:t>
+                        </m:r>
+                      </m:fName>
+                      <m:e>
+                        <m:d>
+                          <m:dPr>
+                            <m:ctrlPr>
+                              <w:rPr>
+                                <w:rFonts w:ascii="Cambria Math" w:eastAsiaTheme="minorEastAsia" w:hAnsi="Cambria Math"/>
+                                <w:i/>
+                              </w:rPr>
+                            </m:ctrlPr>
+                          </m:dPr>
+                          <m:e>
+                            <m:r>
+                              <w:rPr>
+                                <w:rFonts w:ascii="Cambria Math" w:eastAsiaTheme="minorEastAsia" w:hAnsi="Cambria Math"/>
+                              </w:rPr>
+                              <m:t>θ</m:t>
+                            </m:r>
+                          </m:e>
+                        </m:d>
+                      </m:e>
+                    </m:func>
+                  </m:e>
+                  <m:e>
+                    <m:r>
+                      <m:rPr>
+                        <m:sty m:val="p"/>
+                      </m:rPr>
+                      <w:rPr>
+                        <w:rFonts w:ascii="Cambria Math" w:eastAsiaTheme="minorEastAsia" w:hAnsi="Cambria Math"/>
+                      </w:rPr>
+                      <m:t>sin⁡</m:t>
+                    </m:r>
+                    <m:r>
+                      <w:rPr>
+                        <w:rFonts w:ascii="Cambria Math" w:eastAsiaTheme="minorEastAsia" w:hAnsi="Cambria Math"/>
+                      </w:rPr>
+                      <m:t>(θ)</m:t>
+                    </m:r>
+                  </m:e>
+                </m:mr>
+                <m:mr>
+                  <m:e>
+                    <m:r>
+                      <w:rPr>
+                        <w:rFonts w:ascii="Cambria Math" w:eastAsiaTheme="minorEastAsia" w:hAnsi="Cambria Math"/>
+                      </w:rPr>
+                      <m:t>-</m:t>
+                    </m:r>
+                    <m:func>
+                      <m:funcPr>
+                        <m:ctrlPr>
+                          <w:rPr>
+                            <w:rFonts w:ascii="Cambria Math" w:eastAsiaTheme="minorEastAsia" w:hAnsi="Cambria Math"/>
+                            <w:i/>
+                          </w:rPr>
+                        </m:ctrlPr>
+                      </m:funcPr>
+                      <m:fName>
+                        <m:r>
+                          <m:rPr>
+                            <m:sty m:val="p"/>
+                          </m:rPr>
+                          <w:rPr>
+                            <w:rFonts w:ascii="Cambria Math" w:eastAsiaTheme="minorEastAsia" w:hAnsi="Cambria Math"/>
+                          </w:rPr>
+                          <m:t>sin</m:t>
+                        </m:r>
+                      </m:fName>
+                      <m:e>
+                        <m:d>
+                          <m:dPr>
+                            <m:ctrlPr>
+                              <w:rPr>
+                                <w:rFonts w:ascii="Cambria Math" w:eastAsiaTheme="minorEastAsia" w:hAnsi="Cambria Math"/>
+                                <w:i/>
+                              </w:rPr>
+                            </m:ctrlPr>
+                          </m:dPr>
+                          <m:e>
+                            <m:r>
+                              <w:rPr>
+                                <w:rFonts w:ascii="Cambria Math" w:eastAsiaTheme="minorEastAsia" w:hAnsi="Cambria Math"/>
+                              </w:rPr>
+                              <m:t>θ</m:t>
+                            </m:r>
+                          </m:e>
+                        </m:d>
+                      </m:e>
+                    </m:func>
+                  </m:e>
+                  <m:e>
+                    <m:func>
+                      <m:funcPr>
+                        <m:ctrlPr>
+                          <w:rPr>
+                            <w:rFonts w:ascii="Cambria Math" w:eastAsiaTheme="minorEastAsia" w:hAnsi="Cambria Math"/>
+                            <w:i/>
+                          </w:rPr>
+                        </m:ctrlPr>
+                      </m:funcPr>
+                      <m:fName>
+                        <m:r>
+                          <m:rPr>
+                            <m:sty m:val="p"/>
+                          </m:rPr>
+                          <w:rPr>
+                            <w:rFonts w:ascii="Cambria Math" w:eastAsiaTheme="minorEastAsia" w:hAnsi="Cambria Math"/>
+                          </w:rPr>
+                          <m:t>cos</m:t>
+                        </m:r>
+                      </m:fName>
+                      <m:e>
+                        <m:d>
+                          <m:dPr>
+                            <m:ctrlPr>
+                              <w:rPr>
+                                <w:rFonts w:ascii="Cambria Math" w:eastAsiaTheme="minorEastAsia" w:hAnsi="Cambria Math"/>
+                                <w:i/>
+                              </w:rPr>
+                            </m:ctrlPr>
+                          </m:dPr>
+                          <m:e>
+                            <m:r>
+                              <w:rPr>
+                                <w:rFonts w:ascii="Cambria Math" w:eastAsiaTheme="minorEastAsia" w:hAnsi="Cambria Math"/>
+                              </w:rPr>
+                              <m:t>θ</m:t>
+                            </m:r>
+                          </m:e>
+                        </m:d>
+                      </m:e>
+                    </m:func>
+                  </m:e>
+                </m:mr>
+              </m:m>
+            </m:e>
+          </m:d>
+          <m:d>
+            <m:dPr>
+              <m:begChr m:val="["/>
+              <m:endChr m:val="]"/>
+              <m:ctrlPr>
+                <w:rPr>
+                  <w:rFonts w:ascii="Cambria Math" w:eastAsiaTheme="minorEastAsia" w:hAnsi="Cambria Math"/>
+                  <w:i/>
+                </w:rPr>
+              </m:ctrlPr>
+            </m:dPr>
+            <m:e>
+              <m:eqArr>
+                <m:eqArrPr>
+                  <m:ctrlPr>
+                    <w:rPr>
+                      <w:rFonts w:ascii="Cambria Math" w:eastAsiaTheme="minorEastAsia" w:hAnsi="Cambria Math"/>
+                      <w:i/>
+                    </w:rPr>
+                  </m:ctrlPr>
+                </m:eqArrPr>
+                <m:e>
+                  <m:r>
+                    <w:rPr>
+                      <w:rFonts w:ascii="Cambria Math" w:eastAsiaTheme="minorEastAsia" w:hAnsi="Cambria Math"/>
+                    </w:rPr>
+                    <m:t>x</m:t>
+                  </m:r>
+                </m:e>
+                <m:e>
+                  <m:r>
+                    <w:rPr>
+                      <w:rFonts w:ascii="Cambria Math" w:eastAsiaTheme="minorEastAsia" w:hAnsi="Cambria Math"/>
+                    </w:rPr>
+                    <m:t>y</m:t>
+                  </m:r>
+                </m:e>
+              </m:eqArr>
+            </m:e>
+          </m:d>
         </m:oMath>
       </m:oMathPara>
     </w:p>
@@ -1903,16 +9367,16 @@
 <file path=word/numbering.xml><?xml version="1.0" encoding="utf-8"?>
 <w:numbering xmlns:wpc="http://schemas.microsoft.com/office/word/2010/wordprocessingCanvas" xmlns:cx="http://schemas.microsoft.com/office/drawing/2014/chartex" xmlns:cx1="http://schemas.microsoft.com/office/drawing/2015/9/8/chartex" xmlns:cx2="http://schemas.microsoft.com/office/drawing/2015/10/21/chartex" xmlns:cx3="http://schemas.microsoft.com/office/drawing/2016/5/9/chartex" xmlns:cx4="http://schemas.microsoft.com/office/drawing/2016/5/10/chartex" xmlns:cx5="http://schemas.microsoft.com/office/drawing/2016/5/11/chartex" xmlns:cx6="http://schemas.microsoft.com/office/drawing/2016/5/12/chartex" xmlns:cx7="http://schemas.microsoft.com/office/drawing/2016/5/13/chartex" xmlns:cx8="http://schemas.microsoft.com/office/drawing/2016/5/14/chartex" xmlns:mc="http://schemas.openxmlformats.org/markup-compatibility/2006" xmlns:aink="http://schemas.microsoft.com/office/drawing/2016/ink" xmlns:am3d="http://schemas.microsoft.com/office/drawing/2017/model3d" xmlns:o="urn:schemas-microsoft-com:office:office" xmlns:oel="http://schemas.microsoft.com/office/2019/extlst" xmlns:r="http://schemas.openxmlformats.org/officeDocument/2006/relationships" xmlns:m="http://schemas.openxmlformats.org/officeDocument/2006/math" xmlns:v="urn:schemas-microsoft-com:vml" xmlns:wp14="http://schemas.microsoft.com/office/word/2010/wordprocessingDrawing" xmlns:wp="http://schemas.openxmlformats.org/drawingml/2006/wordprocessingDrawing" xmlns:w10="urn:schemas-microsoft-com:office:word" xmlns:w="http://schemas.openxmlformats.org/wordprocessingml/2006/main" xmlns:w14="http://schemas.microsoft.com/office/word/2010/wordml" xmlns:w15="http://schemas.microsoft.com/office/word/2012/wordml" xmlns:w16cex="http://schemas.microsoft.com/office/word/2018/wordml/cex" xmlns:w16cid="http://schemas.microsoft.com/office/word/2016/wordml/cid" xmlns:w16="http://schemas.microsoft.com/office/word/2018/wordml" xmlns:w16du="http://schemas.microsoft.com/office/word/2023/wordml/word16du" xmlns:w16sdtdh="http://schemas.microsoft.com/office/word/2020/wordml/sdtdatahash" xmlns:w16sdtfl="http://schemas.microsoft.com/office/word/2024/wordml/sdtformatlock" xmlns:w16se="http://schemas.microsoft.com/office/word/2015/wordml/symex" xmlns:wpg="http://schemas.microsoft.com/office/word/2010/wordprocessingGroup" xmlns:wpi="http://schemas.microsoft.com/office/word/2010/wordprocessingInk" xmlns:wne="http://schemas.microsoft.com/office/word/2006/wordml" xmlns:wps="http://schemas.microsoft.com/office/word/2010/wordprocessingShape" mc:Ignorable="w14 w15 w16se w16cid w16 w16cex w16sdtdh w16sdtfl w16du wp14">
   <w:abstractNum w:abstractNumId="0" w15:restartNumberingAfterBreak="0">
-    <w:nsid w:val="18AC3BCD"/>
+    <w:nsid w:val="142A4E63"/>
     <w:multiLevelType w:val="hybridMultilevel"/>
-    <w:tmpl w:val="4B54328A"/>
-    <w:lvl w:ilvl="0" w:tplc="0409000F">
+    <w:tmpl w:val="86F25DA8"/>
+    <w:lvl w:ilvl="0" w:tplc="FA7E3682">
       <w:start w:val="1"/>
-      <w:numFmt w:val="decimal"/>
+      <w:numFmt w:val="lowerLetter"/>
       <w:lvlText w:val="%1."/>
       <w:lvlJc w:val="left"/>
       <w:pPr>
-        <w:ind w:left="720" w:hanging="360"/>
+        <w:ind w:left="1080" w:hanging="360"/>
       </w:pPr>
       <w:rPr>
         <w:rFonts w:hint="default"/>
@@ -1924,7 +9388,7 @@
       <w:lvlText w:val="%2."/>
       <w:lvlJc w:val="left"/>
       <w:pPr>
-        <w:ind w:left="1440" w:hanging="360"/>
+        <w:ind w:left="1800" w:hanging="360"/>
       </w:pPr>
     </w:lvl>
     <w:lvl w:ilvl="2" w:tplc="0409001B" w:tentative="1">
@@ -1933,7 +9397,7 @@
       <w:lvlText w:val="%3."/>
       <w:lvlJc w:val="right"/>
       <w:pPr>
-        <w:ind w:left="2160" w:hanging="180"/>
+        <w:ind w:left="2520" w:hanging="180"/>
       </w:pPr>
     </w:lvl>
     <w:lvl w:ilvl="3" w:tplc="0409000F" w:tentative="1">
@@ -1942,7 +9406,7 @@
       <w:lvlText w:val="%4."/>
       <w:lvlJc w:val="left"/>
       <w:pPr>
-        <w:ind w:left="2880" w:hanging="360"/>
+        <w:ind w:left="3240" w:hanging="360"/>
       </w:pPr>
     </w:lvl>
     <w:lvl w:ilvl="4" w:tplc="04090019" w:tentative="1">
@@ -1951,7 +9415,7 @@
       <w:lvlText w:val="%5."/>
       <w:lvlJc w:val="left"/>
       <w:pPr>
-        <w:ind w:left="3600" w:hanging="360"/>
+        <w:ind w:left="3960" w:hanging="360"/>
       </w:pPr>
     </w:lvl>
     <w:lvl w:ilvl="5" w:tplc="0409001B" w:tentative="1">
@@ -1960,7 +9424,7 @@
       <w:lvlText w:val="%6."/>
       <w:lvlJc w:val="right"/>
       <w:pPr>
-        <w:ind w:left="4320" w:hanging="180"/>
+        <w:ind w:left="4680" w:hanging="180"/>
       </w:pPr>
     </w:lvl>
     <w:lvl w:ilvl="6" w:tplc="0409000F" w:tentative="1">
@@ -1969,7 +9433,7 @@
       <w:lvlText w:val="%7."/>
       <w:lvlJc w:val="left"/>
       <w:pPr>
-        <w:ind w:left="5040" w:hanging="360"/>
+        <w:ind w:left="5400" w:hanging="360"/>
       </w:pPr>
     </w:lvl>
     <w:lvl w:ilvl="7" w:tplc="04090019" w:tentative="1">
@@ -1978,7 +9442,7 @@
       <w:lvlText w:val="%8."/>
       <w:lvlJc w:val="left"/>
       <w:pPr>
-        <w:ind w:left="5760" w:hanging="360"/>
+        <w:ind w:left="6120" w:hanging="360"/>
       </w:pPr>
     </w:lvl>
     <w:lvl w:ilvl="8" w:tplc="0409001B" w:tentative="1">
@@ -1987,21 +9451,21 @@
       <w:lvlText w:val="%9."/>
       <w:lvlJc w:val="right"/>
       <w:pPr>
-        <w:ind w:left="6480" w:hanging="180"/>
+        <w:ind w:left="6840" w:hanging="180"/>
       </w:pPr>
     </w:lvl>
   </w:abstractNum>
   <w:abstractNum w:abstractNumId="1" w15:restartNumberingAfterBreak="0">
-    <w:nsid w:val="376427A8"/>
+    <w:nsid w:val="18AC3BCD"/>
     <w:multiLevelType w:val="hybridMultilevel"/>
-    <w:tmpl w:val="BC463824"/>
-    <w:lvl w:ilvl="0" w:tplc="4F609A16">
+    <w:tmpl w:val="4B54328A"/>
+    <w:lvl w:ilvl="0" w:tplc="0409000F">
       <w:start w:val="1"/>
-      <w:numFmt w:val="lowerLetter"/>
+      <w:numFmt w:val="decimal"/>
       <w:lvlText w:val="%1."/>
       <w:lvlJc w:val="left"/>
       <w:pPr>
-        <w:ind w:left="1080" w:hanging="360"/>
+        <w:ind w:left="720" w:hanging="360"/>
       </w:pPr>
       <w:rPr>
         <w:rFonts w:hint="default"/>
@@ -2013,7 +9477,7 @@
       <w:lvlText w:val="%2."/>
       <w:lvlJc w:val="left"/>
       <w:pPr>
-        <w:ind w:left="1800" w:hanging="360"/>
+        <w:ind w:left="1440" w:hanging="360"/>
       </w:pPr>
     </w:lvl>
     <w:lvl w:ilvl="2" w:tplc="0409001B" w:tentative="1">
@@ -2022,7 +9486,7 @@
       <w:lvlText w:val="%3."/>
       <w:lvlJc w:val="right"/>
       <w:pPr>
-        <w:ind w:left="2520" w:hanging="180"/>
+        <w:ind w:left="2160" w:hanging="180"/>
       </w:pPr>
     </w:lvl>
     <w:lvl w:ilvl="3" w:tplc="0409000F" w:tentative="1">
@@ -2031,7 +9495,7 @@
       <w:lvlText w:val="%4."/>
       <w:lvlJc w:val="left"/>
       <w:pPr>
-        <w:ind w:left="3240" w:hanging="360"/>
+        <w:ind w:left="2880" w:hanging="360"/>
       </w:pPr>
     </w:lvl>
     <w:lvl w:ilvl="4" w:tplc="04090019" w:tentative="1">
@@ -2040,7 +9504,7 @@
       <w:lvlText w:val="%5."/>
       <w:lvlJc w:val="left"/>
       <w:pPr>
-        <w:ind w:left="3960" w:hanging="360"/>
+        <w:ind w:left="3600" w:hanging="360"/>
       </w:pPr>
     </w:lvl>
     <w:lvl w:ilvl="5" w:tplc="0409001B" w:tentative="1">
@@ -2049,7 +9513,7 @@
       <w:lvlText w:val="%6."/>
       <w:lvlJc w:val="right"/>
       <w:pPr>
-        <w:ind w:left="4680" w:hanging="180"/>
+        <w:ind w:left="4320" w:hanging="180"/>
       </w:pPr>
     </w:lvl>
     <w:lvl w:ilvl="6" w:tplc="0409000F" w:tentative="1">
@@ -2058,7 +9522,7 @@
       <w:lvlText w:val="%7."/>
       <w:lvlJc w:val="left"/>
       <w:pPr>
-        <w:ind w:left="5400" w:hanging="360"/>
+        <w:ind w:left="5040" w:hanging="360"/>
       </w:pPr>
     </w:lvl>
     <w:lvl w:ilvl="7" w:tplc="04090019" w:tentative="1">
@@ -2067,7 +9531,7 @@
       <w:lvlText w:val="%8."/>
       <w:lvlJc w:val="left"/>
       <w:pPr>
-        <w:ind w:left="6120" w:hanging="360"/>
+        <w:ind w:left="5760" w:hanging="360"/>
       </w:pPr>
     </w:lvl>
     <w:lvl w:ilvl="8" w:tplc="0409001B" w:tentative="1">
@@ -2076,21 +9540,21 @@
       <w:lvlText w:val="%9."/>
       <w:lvlJc w:val="right"/>
       <w:pPr>
-        <w:ind w:left="6840" w:hanging="180"/>
+        <w:ind w:left="6480" w:hanging="180"/>
       </w:pPr>
     </w:lvl>
   </w:abstractNum>
   <w:abstractNum w:abstractNumId="2" w15:restartNumberingAfterBreak="0">
-    <w:nsid w:val="65442C15"/>
+    <w:nsid w:val="376427A8"/>
     <w:multiLevelType w:val="hybridMultilevel"/>
-    <w:tmpl w:val="9C5C1EA6"/>
-    <w:lvl w:ilvl="0" w:tplc="04090015">
+    <w:tmpl w:val="BC463824"/>
+    <w:lvl w:ilvl="0" w:tplc="4F609A16">
       <w:start w:val="1"/>
-      <w:numFmt w:val="upperLetter"/>
+      <w:numFmt w:val="lowerLetter"/>
       <w:lvlText w:val="%1."/>
       <w:lvlJc w:val="left"/>
       <w:pPr>
-        <w:ind w:left="720" w:hanging="360"/>
+        <w:ind w:left="1080" w:hanging="360"/>
       </w:pPr>
       <w:rPr>
         <w:rFonts w:hint="default"/>
@@ -2102,7 +9566,7 @@
       <w:lvlText w:val="%2."/>
       <w:lvlJc w:val="left"/>
       <w:pPr>
-        <w:ind w:left="1440" w:hanging="360"/>
+        <w:ind w:left="1800" w:hanging="360"/>
       </w:pPr>
     </w:lvl>
     <w:lvl w:ilvl="2" w:tplc="0409001B" w:tentative="1">
@@ -2111,7 +9575,7 @@
       <w:lvlText w:val="%3."/>
       <w:lvlJc w:val="right"/>
       <w:pPr>
-        <w:ind w:left="2160" w:hanging="180"/>
+        <w:ind w:left="2520" w:hanging="180"/>
       </w:pPr>
     </w:lvl>
     <w:lvl w:ilvl="3" w:tplc="0409000F" w:tentative="1">
@@ -2120,7 +9584,7 @@
       <w:lvlText w:val="%4."/>
       <w:lvlJc w:val="left"/>
       <w:pPr>
-        <w:ind w:left="2880" w:hanging="360"/>
+        <w:ind w:left="3240" w:hanging="360"/>
       </w:pPr>
     </w:lvl>
     <w:lvl w:ilvl="4" w:tplc="04090019" w:tentative="1">
@@ -2129,7 +9593,7 @@
       <w:lvlText w:val="%5."/>
       <w:lvlJc w:val="left"/>
       <w:pPr>
-        <w:ind w:left="3600" w:hanging="360"/>
+        <w:ind w:left="3960" w:hanging="360"/>
       </w:pPr>
     </w:lvl>
     <w:lvl w:ilvl="5" w:tplc="0409001B" w:tentative="1">
@@ -2138,7 +9602,7 @@
       <w:lvlText w:val="%6."/>
       <w:lvlJc w:val="right"/>
       <w:pPr>
-        <w:ind w:left="4320" w:hanging="180"/>
+        <w:ind w:left="4680" w:hanging="180"/>
       </w:pPr>
     </w:lvl>
     <w:lvl w:ilvl="6" w:tplc="0409000F" w:tentative="1">
@@ -2147,7 +9611,7 @@
       <w:lvlText w:val="%7."/>
       <w:lvlJc w:val="left"/>
       <w:pPr>
-        <w:ind w:left="5040" w:hanging="360"/>
+        <w:ind w:left="5400" w:hanging="360"/>
       </w:pPr>
     </w:lvl>
     <w:lvl w:ilvl="7" w:tplc="04090019" w:tentative="1">
@@ -2156,7 +9620,7 @@
       <w:lvlText w:val="%8."/>
       <w:lvlJc w:val="left"/>
       <w:pPr>
-        <w:ind w:left="5760" w:hanging="360"/>
+        <w:ind w:left="6120" w:hanging="360"/>
       </w:pPr>
     </w:lvl>
     <w:lvl w:ilvl="8" w:tplc="0409001B" w:tentative="1">
@@ -2165,18 +9629,202 @@
       <w:lvlText w:val="%9."/>
       <w:lvlJc w:val="right"/>
       <w:pPr>
+        <w:ind w:left="6840" w:hanging="180"/>
+      </w:pPr>
+    </w:lvl>
+  </w:abstractNum>
+  <w:abstractNum w:abstractNumId="3" w15:restartNumberingAfterBreak="0">
+    <w:nsid w:val="65442C15"/>
+    <w:multiLevelType w:val="hybridMultilevel"/>
+    <w:tmpl w:val="9C5C1EA6"/>
+    <w:lvl w:ilvl="0" w:tplc="04090015">
+      <w:start w:val="1"/>
+      <w:numFmt w:val="upperLetter"/>
+      <w:lvlText w:val="%1."/>
+      <w:lvlJc w:val="left"/>
+      <w:pPr>
+        <w:ind w:left="720" w:hanging="360"/>
+      </w:pPr>
+      <w:rPr>
+        <w:rFonts w:hint="default"/>
+      </w:rPr>
+    </w:lvl>
+    <w:lvl w:ilvl="1" w:tplc="04090019" w:tentative="1">
+      <w:start w:val="1"/>
+      <w:numFmt w:val="lowerLetter"/>
+      <w:lvlText w:val="%2."/>
+      <w:lvlJc w:val="left"/>
+      <w:pPr>
+        <w:ind w:left="1440" w:hanging="360"/>
+      </w:pPr>
+    </w:lvl>
+    <w:lvl w:ilvl="2" w:tplc="0409001B" w:tentative="1">
+      <w:start w:val="1"/>
+      <w:numFmt w:val="lowerRoman"/>
+      <w:lvlText w:val="%3."/>
+      <w:lvlJc w:val="right"/>
+      <w:pPr>
+        <w:ind w:left="2160" w:hanging="180"/>
+      </w:pPr>
+    </w:lvl>
+    <w:lvl w:ilvl="3" w:tplc="0409000F" w:tentative="1">
+      <w:start w:val="1"/>
+      <w:numFmt w:val="decimal"/>
+      <w:lvlText w:val="%4."/>
+      <w:lvlJc w:val="left"/>
+      <w:pPr>
+        <w:ind w:left="2880" w:hanging="360"/>
+      </w:pPr>
+    </w:lvl>
+    <w:lvl w:ilvl="4" w:tplc="04090019" w:tentative="1">
+      <w:start w:val="1"/>
+      <w:numFmt w:val="lowerLetter"/>
+      <w:lvlText w:val="%5."/>
+      <w:lvlJc w:val="left"/>
+      <w:pPr>
+        <w:ind w:left="3600" w:hanging="360"/>
+      </w:pPr>
+    </w:lvl>
+    <w:lvl w:ilvl="5" w:tplc="0409001B" w:tentative="1">
+      <w:start w:val="1"/>
+      <w:numFmt w:val="lowerRoman"/>
+      <w:lvlText w:val="%6."/>
+      <w:lvlJc w:val="right"/>
+      <w:pPr>
+        <w:ind w:left="4320" w:hanging="180"/>
+      </w:pPr>
+    </w:lvl>
+    <w:lvl w:ilvl="6" w:tplc="0409000F" w:tentative="1">
+      <w:start w:val="1"/>
+      <w:numFmt w:val="decimal"/>
+      <w:lvlText w:val="%7."/>
+      <w:lvlJc w:val="left"/>
+      <w:pPr>
+        <w:ind w:left="5040" w:hanging="360"/>
+      </w:pPr>
+    </w:lvl>
+    <w:lvl w:ilvl="7" w:tplc="04090019" w:tentative="1">
+      <w:start w:val="1"/>
+      <w:numFmt w:val="lowerLetter"/>
+      <w:lvlText w:val="%8."/>
+      <w:lvlJc w:val="left"/>
+      <w:pPr>
+        <w:ind w:left="5760" w:hanging="360"/>
+      </w:pPr>
+    </w:lvl>
+    <w:lvl w:ilvl="8" w:tplc="0409001B" w:tentative="1">
+      <w:start w:val="1"/>
+      <w:numFmt w:val="lowerRoman"/>
+      <w:lvlText w:val="%9."/>
+      <w:lvlJc w:val="right"/>
+      <w:pPr>
         <w:ind w:left="6480" w:hanging="180"/>
+      </w:pPr>
+    </w:lvl>
+  </w:abstractNum>
+  <w:abstractNum w:abstractNumId="4" w15:restartNumberingAfterBreak="0">
+    <w:nsid w:val="745F3E8B"/>
+    <w:multiLevelType w:val="hybridMultilevel"/>
+    <w:tmpl w:val="344CD71C"/>
+    <w:lvl w:ilvl="0" w:tplc="F356E8DE">
+      <w:start w:val="1"/>
+      <w:numFmt w:val="lowerLetter"/>
+      <w:lvlText w:val="%1."/>
+      <w:lvlJc w:val="left"/>
+      <w:pPr>
+        <w:ind w:left="1080" w:hanging="360"/>
+      </w:pPr>
+      <w:rPr>
+        <w:rFonts w:hint="default"/>
+      </w:rPr>
+    </w:lvl>
+    <w:lvl w:ilvl="1" w:tplc="04090019" w:tentative="1">
+      <w:start w:val="1"/>
+      <w:numFmt w:val="lowerLetter"/>
+      <w:lvlText w:val="%2."/>
+      <w:lvlJc w:val="left"/>
+      <w:pPr>
+        <w:ind w:left="1800" w:hanging="360"/>
+      </w:pPr>
+    </w:lvl>
+    <w:lvl w:ilvl="2" w:tplc="0409001B" w:tentative="1">
+      <w:start w:val="1"/>
+      <w:numFmt w:val="lowerRoman"/>
+      <w:lvlText w:val="%3."/>
+      <w:lvlJc w:val="right"/>
+      <w:pPr>
+        <w:ind w:left="2520" w:hanging="180"/>
+      </w:pPr>
+    </w:lvl>
+    <w:lvl w:ilvl="3" w:tplc="0409000F" w:tentative="1">
+      <w:start w:val="1"/>
+      <w:numFmt w:val="decimal"/>
+      <w:lvlText w:val="%4."/>
+      <w:lvlJc w:val="left"/>
+      <w:pPr>
+        <w:ind w:left="3240" w:hanging="360"/>
+      </w:pPr>
+    </w:lvl>
+    <w:lvl w:ilvl="4" w:tplc="04090019" w:tentative="1">
+      <w:start w:val="1"/>
+      <w:numFmt w:val="lowerLetter"/>
+      <w:lvlText w:val="%5."/>
+      <w:lvlJc w:val="left"/>
+      <w:pPr>
+        <w:ind w:left="3960" w:hanging="360"/>
+      </w:pPr>
+    </w:lvl>
+    <w:lvl w:ilvl="5" w:tplc="0409001B" w:tentative="1">
+      <w:start w:val="1"/>
+      <w:numFmt w:val="lowerRoman"/>
+      <w:lvlText w:val="%6."/>
+      <w:lvlJc w:val="right"/>
+      <w:pPr>
+        <w:ind w:left="4680" w:hanging="180"/>
+      </w:pPr>
+    </w:lvl>
+    <w:lvl w:ilvl="6" w:tplc="0409000F" w:tentative="1">
+      <w:start w:val="1"/>
+      <w:numFmt w:val="decimal"/>
+      <w:lvlText w:val="%7."/>
+      <w:lvlJc w:val="left"/>
+      <w:pPr>
+        <w:ind w:left="5400" w:hanging="360"/>
+      </w:pPr>
+    </w:lvl>
+    <w:lvl w:ilvl="7" w:tplc="04090019" w:tentative="1">
+      <w:start w:val="1"/>
+      <w:numFmt w:val="lowerLetter"/>
+      <w:lvlText w:val="%8."/>
+      <w:lvlJc w:val="left"/>
+      <w:pPr>
+        <w:ind w:left="6120" w:hanging="360"/>
+      </w:pPr>
+    </w:lvl>
+    <w:lvl w:ilvl="8" w:tplc="0409001B" w:tentative="1">
+      <w:start w:val="1"/>
+      <w:numFmt w:val="lowerRoman"/>
+      <w:lvlText w:val="%9."/>
+      <w:lvlJc w:val="right"/>
+      <w:pPr>
+        <w:ind w:left="6840" w:hanging="180"/>
       </w:pPr>
     </w:lvl>
   </w:abstractNum>
   <w:num w:numId="1" w16cid:durableId="1306622358">
+    <w:abstractNumId w:val="3"/>
+  </w:num>
+  <w:num w:numId="2" w16cid:durableId="348797332">
+    <w:abstractNumId w:val="1"/>
+  </w:num>
+  <w:num w:numId="3" w16cid:durableId="1508322264">
     <w:abstractNumId w:val="2"/>
   </w:num>
-  <w:num w:numId="2" w16cid:durableId="348797332">
+  <w:num w:numId="4" w16cid:durableId="642538901">
+    <w:abstractNumId w:val="4"/>
+  </w:num>
+  <w:num w:numId="5" w16cid:durableId="1809974788">
     <w:abstractNumId w:val="0"/>
-  </w:num>
-  <w:num w:numId="3" w16cid:durableId="1508322264">
-    <w:abstractNumId w:val="1"/>
   </w:num>
 </w:numbering>
 </file>
